--- a/Part_A2/Tables/a2_float.docx
+++ b/Part_A2/Tables/a2_float.docx
@@ -118,6 +118,357 @@
     </w:tbl>
     <w:p>
       <w:pPr>
+        <w:pStyle w:val="885"/>
+        <w:numPr>
+          <w:ilvl w:val="0"/>
+          <w:numId w:val="1"/>
+        </w:numPr>
+        <w:pBdr/>
+        <w:spacing/>
+        <w:ind/>
+        <w:rPr>
+          <w:highlight w:val="none"/>
+          <w:lang w:val="el-GR"/>
+        </w:rPr>
+      </w:pPr>
+      <w:r>
+        <w:rPr>
+          <w:highlight w:val="none"/>
+          <w:lang w:val="en-US"/>
+        </w:rPr>
+      </w:r>
+      <w:r>
+        <w:rPr>
+          <w:highlight w:val="none"/>
+          <w:lang w:val="en-US"/>
+        </w:rPr>
+        <w:t xml:space="preserve">^[+-]?</w:t>
+      </w:r>
+      <w:r>
+        <w:rPr>
+          <w:highlight w:val="none"/>
+          <w:lang w:val="en-US"/>
+        </w:rPr>
+        <w:t xml:space="preserve">: </w:t>
+      </w:r>
+      <w:r>
+        <w:rPr>
+          <w:highlight w:val="none"/>
+          <w:lang w:val="el-GR"/>
+        </w:rPr>
+        <w:t xml:space="preserve">Επιτρ</w:t>
+      </w:r>
+      <w:r>
+        <w:rPr>
+          <w:highlight w:val="none"/>
+          <w:lang w:val="el-GR"/>
+        </w:rPr>
+        <w:t xml:space="preserve">έπει προαιρετικ</w:t>
+      </w:r>
+      <w:r>
+        <w:rPr>
+          <w:highlight w:val="none"/>
+          <w:lang w:val="el-GR"/>
+        </w:rPr>
+        <w:t xml:space="preserve">ό πρ</w:t>
+      </w:r>
+      <w:r>
+        <w:rPr>
+          <w:highlight w:val="none"/>
+          <w:lang w:val="el-GR"/>
+        </w:rPr>
+        <w:t xml:space="preserve">όσημο στην αρχ</w:t>
+      </w:r>
+      <w:r>
+        <w:rPr>
+          <w:highlight w:val="none"/>
+          <w:lang w:val="el-GR"/>
+        </w:rPr>
+        <w:t xml:space="preserve">ή.</w:t>
+      </w:r>
+      <w:r>
+        <w:rPr>
+          <w:highlight w:val="none"/>
+          <w:lang w:val="el-GR"/>
+        </w:rPr>
+      </w:r>
+    </w:p>
+    <w:p>
+      <w:pPr>
+        <w:pStyle w:val="885"/>
+        <w:numPr>
+          <w:ilvl w:val="0"/>
+          <w:numId w:val="1"/>
+        </w:numPr>
+        <w:pBdr/>
+        <w:spacing/>
+        <w:ind/>
+        <w:rPr>
+          <w:highlight w:val="none"/>
+          <w:lang w:val="el-GR"/>
+        </w:rPr>
+      </w:pPr>
+      <w:r>
+        <w:rPr>
+          <w:highlight w:val="none"/>
+          <w:lang w:val="el-GR"/>
+        </w:rPr>
+      </w:r>
+      <w:r>
+        <w:rPr>
+          <w:rFonts w:ascii="Consolas" w:hAnsi="Consolas" w:eastAsia="Consolas" w:cs="Consolas"/>
+          <w:lang w:val="el-GR"/>
+        </w:rPr>
+        <w:t xml:space="preserve">[0-9]+(\.[0-9]+)?</w:t>
+      </w:r>
+      <w:r>
+        <w:rPr>
+          <w:highlight w:val="none"/>
+          <w:lang w:val="el-GR"/>
+        </w:rPr>
+        <w:t xml:space="preserve">: Επιτρ</w:t>
+      </w:r>
+      <w:r>
+        <w:rPr>
+          <w:highlight w:val="none"/>
+          <w:lang w:val="el-GR"/>
+        </w:rPr>
+        <w:t xml:space="preserve">έπει </w:t>
+      </w:r>
+      <w:r>
+        <w:rPr>
+          <w:highlight w:val="none"/>
+          <w:lang w:val="el-GR"/>
+        </w:rPr>
+        <w:t xml:space="preserve">έναν ακ</w:t>
+      </w:r>
+      <w:r>
+        <w:rPr>
+          <w:highlight w:val="none"/>
+          <w:lang w:val="el-GR"/>
+        </w:rPr>
+        <w:t xml:space="preserve">έραιο αριθμ</w:t>
+      </w:r>
+      <w:r>
+        <w:rPr>
+          <w:highlight w:val="none"/>
+          <w:lang w:val="el-GR"/>
+        </w:rPr>
+        <w:t xml:space="preserve">ό </w:t>
+      </w:r>
+      <w:r>
+        <w:rPr>
+          <w:highlight w:val="none"/>
+          <w:lang w:val="el-GR"/>
+        </w:rPr>
+        <w:t xml:space="preserve">ή </w:t>
+      </w:r>
+      <w:r>
+        <w:rPr>
+          <w:highlight w:val="none"/>
+          <w:lang w:val="el-GR"/>
+        </w:rPr>
+        <w:t xml:space="preserve">έναν αριθμ</w:t>
+      </w:r>
+      <w:r>
+        <w:rPr>
+          <w:highlight w:val="none"/>
+          <w:lang w:val="el-GR"/>
+        </w:rPr>
+        <w:t xml:space="preserve">ό με δεκαδική</w:t>
+      </w:r>
+      <w:r>
+        <w:rPr>
+          <w:highlight w:val="none"/>
+          <w:lang w:val="el-GR"/>
+        </w:rPr>
+        <w:t xml:space="preserve"> υποδιαστολ</w:t>
+      </w:r>
+      <w:r>
+        <w:rPr>
+          <w:highlight w:val="none"/>
+          <w:lang w:val="el-GR"/>
+        </w:rPr>
+        <w:t xml:space="preserve">ή.</w:t>
+      </w:r>
+      <w:r>
+        <w:rPr>
+          <w:highlight w:val="none"/>
+          <w:lang w:val="el-GR"/>
+        </w:rPr>
+      </w:r>
+    </w:p>
+    <w:p>
+      <w:pPr>
+        <w:pStyle w:val="885"/>
+        <w:numPr>
+          <w:ilvl w:val="0"/>
+          <w:numId w:val="1"/>
+        </w:numPr>
+        <w:pBdr/>
+        <w:spacing/>
+        <w:ind/>
+        <w:rPr>
+          <w:highlight w:val="none"/>
+          <w:lang w:val="el-GR"/>
+        </w:rPr>
+      </w:pPr>
+      <w:r>
+        <w:rPr>
+          <w:highlight w:val="none"/>
+          <w:lang w:val="el-GR"/>
+        </w:rPr>
+      </w:r>
+      <w:r>
+        <w:rPr>
+          <w:rFonts w:ascii="Consolas" w:hAnsi="Consolas" w:eastAsia="Consolas" w:cs="Consolas"/>
+          <w:lang w:val="el-GR"/>
+        </w:rPr>
+        <w:t xml:space="preserve">([eE][+-]?[0-9]+)?</w:t>
+      </w:r>
+      <w:r>
+        <w:rPr>
+          <w:highlight w:val="none"/>
+          <w:lang w:val="el-GR"/>
+        </w:rPr>
+        <w:t xml:space="preserve">: Επιτρ</w:t>
+      </w:r>
+      <w:r>
+        <w:rPr>
+          <w:highlight w:val="none"/>
+          <w:lang w:val="el-GR"/>
+        </w:rPr>
+        <w:t xml:space="preserve">έπει την εκθετικ</w:t>
+      </w:r>
+      <w:r>
+        <w:rPr>
+          <w:highlight w:val="none"/>
+          <w:lang w:val="el-GR"/>
+        </w:rPr>
+        <w:t xml:space="preserve">ή παρ</w:t>
+      </w:r>
+      <w:r>
+        <w:rPr>
+          <w:highlight w:val="none"/>
+          <w:lang w:val="el-GR"/>
+        </w:rPr>
+        <w:t xml:space="preserve">άσταση </w:t>
+      </w:r>
+      <w:r>
+        <w:rPr>
+          <w:highlight w:val="none"/>
+          <w:lang w:val="el-GR"/>
+        </w:rPr>
+        <w:t xml:space="preserve">η οπο</w:t>
+      </w:r>
+      <w:r>
+        <w:rPr>
+          <w:highlight w:val="none"/>
+          <w:lang w:val="el-GR"/>
+        </w:rPr>
+        <w:t xml:space="preserve">ία μπορε</w:t>
+      </w:r>
+      <w:r>
+        <w:rPr>
+          <w:highlight w:val="none"/>
+          <w:lang w:val="el-GR"/>
+        </w:rPr>
+        <w:t xml:space="preserve">ί να ε</w:t>
+      </w:r>
+      <w:r>
+        <w:rPr>
+          <w:highlight w:val="none"/>
+          <w:lang w:val="el-GR"/>
+        </w:rPr>
+        <w:t xml:space="preserve">ίναι προαιρετικ</w:t>
+      </w:r>
+      <w:r>
+        <w:rPr>
+          <w:highlight w:val="none"/>
+          <w:lang w:val="el-GR"/>
+        </w:rPr>
+        <w:t xml:space="preserve">ό.</w:t>
+      </w:r>
+      <w:r>
+        <w:rPr>
+          <w:highlight w:val="none"/>
+          <w:lang w:val="el-GR"/>
+        </w:rPr>
+      </w:r>
+    </w:p>
+    <w:p>
+      <w:pPr>
+        <w:pStyle w:val="885"/>
+        <w:numPr>
+          <w:ilvl w:val="0"/>
+          <w:numId w:val="1"/>
+        </w:numPr>
+        <w:pBdr/>
+        <w:spacing/>
+        <w:ind/>
+        <w:rPr/>
+      </w:pPr>
+      <w:r>
+        <w:rPr>
+          <w:highlight w:val="none"/>
+          <w:lang w:val="el-GR"/>
+        </w:rPr>
+      </w:r>
+      <w:r>
+        <w:rPr>
+          <w:highlight w:val="none"/>
+          <w:lang w:val="el-GR"/>
+        </w:rPr>
+        <w:t xml:space="preserve">\.[0-9]+([eE][+-]?[0-9]+)?</w:t>
+      </w:r>
+      <w:r>
+        <w:rPr>
+          <w:highlight w:val="none"/>
+          <w:lang w:val="el-GR"/>
+        </w:rPr>
+        <w:t xml:space="preserve">: </w:t>
+      </w:r>
+      <w:r>
+        <w:rPr>
+          <w:highlight w:val="none"/>
+          <w:lang w:val="el-GR"/>
+        </w:rPr>
+      </w:r>
+      <w:r>
+        <w:rPr>
+          <w:highlight w:val="none"/>
+          <w:lang w:val="el-GR"/>
+        </w:rPr>
+        <w:t xml:space="preserve">Επιτρέπει αριθμούς που ξεκινούν με υποδιαστολή και ακολουθείται από τουλάχιστον έναν αριθμό, με ή χωρίς εκθετική παράσταση.</w:t>
+      </w:r>
+      <w:r>
+        <w:rPr>
+          <w:highlight w:val="none"/>
+          <w:lang w:val="el-GR"/>
+        </w:rPr>
+      </w:r>
+      <w:r>
+        <w:rPr>
+          <w:highlight w:val="none"/>
+          <w:lang w:val="el-GR"/>
+        </w:rPr>
+      </w:r>
+      <w:r>
+        <w:rPr>
+          <w:highlight w:val="none"/>
+          <w:lang w:val="el-GR"/>
+        </w:rPr>
+      </w:r>
+      <w:r/>
+      <w:r>
+        <w:rPr>
+          <w:highlight w:val="none"/>
+          <w:lang w:val="el-GR"/>
+        </w:rPr>
+      </w:r>
+    </w:p>
+    <w:p>
+      <w:pPr>
         <w:pBdr/>
         <w:spacing/>
         <w:ind/>
@@ -164,7 +515,37 @@
         <w:rPr>
           <w:lang w:val="el-GR"/>
         </w:rPr>
-        <w:t xml:space="preserve">FSM Code:</w:t>
+        <w:t xml:space="preserve">FSM Code</w:t>
+      </w:r>
+      <w:r>
+        <w:rPr>
+          <w:lang w:val="en-US"/>
+        </w:rPr>
+        <w:t xml:space="preserve"> (</w:t>
+      </w:r>
+      <w:r>
+        <w:rPr>
+          <w:lang w:val="el-GR"/>
+        </w:rPr>
+        <w:t xml:space="preserve">Σχολιασμ</w:t>
+      </w:r>
+      <w:r>
+        <w:rPr>
+          <w:lang w:val="el-GR"/>
+        </w:rPr>
+        <w:t xml:space="preserve">ένος</w:t>
+      </w:r>
+      <w:r>
+        <w:rPr>
+          <w:lang w:val="en-US"/>
+        </w:rPr>
+        <w:t xml:space="preserve">)</w:t>
+      </w:r>
+      <w:r>
+        <w:rPr>
+          <w:lang w:val="el-GR"/>
+        </w:rPr>
+        <w:t xml:space="preserve">:</w:t>
       </w:r>
       <w:r>
         <w:rPr>
@@ -204,10 +585,7 @@
               <w:pBdr/>
               <w:spacing/>
               <w:ind/>
-              <w:rPr>
-                <w:rFonts w:ascii="Consolas" w:hAnsi="Consolas" w:cs="Consolas"/>
-                <w:lang w:val="el-GR"/>
-              </w:rPr>
+              <w:rPr/>
             </w:pPr>
             <w:r>
               <w:rPr>
@@ -217,28 +595,14 @@
               </w:rPr>
               <w:t xml:space="preserve">START=S0</w:t>
             </w:r>
-            <w:r>
-              <w:rPr>
-                <w:rFonts w:ascii="Consolas" w:hAnsi="Consolas" w:cs="Consolas"/>
-                <w:lang w:val="el-GR"/>
-              </w:rPr>
-            </w:r>
-            <w:r>
-              <w:rPr>
-                <w:rFonts w:ascii="Consolas" w:hAnsi="Consolas" w:cs="Consolas"/>
-                <w:lang w:val="el-GR"/>
-              </w:rPr>
-            </w:r>
+            <w:r/>
           </w:p>
           <w:p>
             <w:pPr>
               <w:pBdr/>
               <w:spacing/>
               <w:ind/>
-              <w:rPr>
-                <w:rFonts w:ascii="Consolas" w:hAnsi="Consolas" w:cs="Consolas"/>
-                <w:lang w:val="el-GR"/>
-              </w:rPr>
+              <w:rPr/>
             </w:pPr>
             <w:r>
               <w:rPr>
@@ -247,28 +611,14 @@
                 <w:lang w:val="el-GR"/>
               </w:rPr>
             </w:r>
-            <w:r>
-              <w:rPr>
-                <w:rFonts w:ascii="Consolas" w:hAnsi="Consolas" w:cs="Consolas"/>
-                <w:lang w:val="el-GR"/>
-              </w:rPr>
-            </w:r>
-            <w:r>
-              <w:rPr>
-                <w:rFonts w:ascii="Consolas" w:hAnsi="Consolas" w:cs="Consolas"/>
-                <w:lang w:val="el-GR"/>
-              </w:rPr>
-            </w:r>
+            <w:r/>
           </w:p>
           <w:p>
             <w:pPr>
               <w:pBdr/>
               <w:spacing/>
               <w:ind/>
-              <w:rPr>
-                <w:rFonts w:ascii="Consolas" w:hAnsi="Consolas" w:cs="Consolas"/>
-                <w:lang w:val="el-GR"/>
-              </w:rPr>
+              <w:rPr/>
             </w:pPr>
             <w:r>
               <w:rPr>
@@ -278,29 +628,16 @@
               </w:rPr>
               <w:t xml:space="preserve">S0: </w:t>
               <w:tab/>
-            </w:r>
-            <w:r>
-              <w:rPr>
-                <w:rFonts w:ascii="Consolas" w:hAnsi="Consolas" w:cs="Consolas"/>
-                <w:lang w:val="el-GR"/>
-              </w:rPr>
-            </w:r>
-            <w:r>
-              <w:rPr>
-                <w:rFonts w:ascii="Consolas" w:hAnsi="Consolas" w:cs="Consolas"/>
-                <w:lang w:val="el-GR"/>
-              </w:rPr>
-            </w:r>
+              <w:t xml:space="preserve">// Αρχική κατάσταση, μπορεί να δεχτεί μόνο +, - ή αριθμούς από 0-9.</w:t>
+            </w:r>
+            <w:r/>
           </w:p>
           <w:p>
             <w:pPr>
               <w:pBdr/>
               <w:spacing/>
               <w:ind/>
-              <w:rPr>
-                <w:rFonts w:ascii="Consolas" w:hAnsi="Consolas" w:cs="Consolas"/>
-                <w:lang w:val="el-GR"/>
-              </w:rPr>
+              <w:rPr/>
             </w:pPr>
             <w:r>
               <w:rPr>
@@ -309,30 +646,18 @@
                 <w:lang w:val="el-GR"/>
               </w:rPr>
               <w:tab/>
-              <w:t xml:space="preserve">- + -&gt; S1</w:t>
-            </w:r>
-            <w:r>
-              <w:rPr>
-                <w:rFonts w:ascii="Consolas" w:hAnsi="Consolas" w:cs="Consolas"/>
-                <w:lang w:val="el-GR"/>
-              </w:rPr>
-            </w:r>
-            <w:r>
-              <w:rPr>
-                <w:rFonts w:ascii="Consolas" w:hAnsi="Consolas" w:cs="Consolas"/>
-                <w:lang w:val="el-GR"/>
-              </w:rPr>
-            </w:r>
+              <w:t xml:space="preserve">- + -&gt; S1 </w:t>
+              <w:tab/>
+              <w:t xml:space="preserve">// Εάν το εισερχόμενο σύμβολο είναι + ή -, μεταβαίνουμε στην κατάσταση S1.</w:t>
+            </w:r>
+            <w:r/>
           </w:p>
           <w:p>
             <w:pPr>
               <w:pBdr/>
               <w:spacing/>
               <w:ind/>
-              <w:rPr>
-                <w:rFonts w:ascii="Consolas" w:hAnsi="Consolas" w:cs="Consolas"/>
-                <w:lang w:val="el-GR"/>
-              </w:rPr>
+              <w:rPr/>
             </w:pPr>
             <w:r>
               <w:rPr>
@@ -341,30 +666,18 @@
                 <w:lang w:val="el-GR"/>
               </w:rPr>
               <w:tab/>
-              <w:t xml:space="preserve">0-9 -&gt; S2</w:t>
-            </w:r>
-            <w:r>
-              <w:rPr>
-                <w:rFonts w:ascii="Consolas" w:hAnsi="Consolas" w:cs="Consolas"/>
-                <w:lang w:val="el-GR"/>
-              </w:rPr>
-            </w:r>
-            <w:r>
-              <w:rPr>
-                <w:rFonts w:ascii="Consolas" w:hAnsi="Consolas" w:cs="Consolas"/>
-                <w:lang w:val="el-GR"/>
-              </w:rPr>
-            </w:r>
+              <w:t xml:space="preserve">0-9 -&gt; S2 </w:t>
+              <w:tab/>
+              <w:t xml:space="preserve">// Εάν το εισερχόμενο σύμβολο είναι αριθμός (0-9), μεταβαίνουμε στην κατάσταση S2.</w:t>
+            </w:r>
+            <w:r/>
           </w:p>
           <w:p>
             <w:pPr>
               <w:pBdr/>
               <w:spacing/>
               <w:ind/>
-              <w:rPr>
-                <w:rFonts w:ascii="Consolas" w:hAnsi="Consolas" w:cs="Consolas"/>
-                <w:lang w:val="el-GR"/>
-              </w:rPr>
+              <w:rPr/>
             </w:pPr>
             <w:r>
               <w:rPr>
@@ -374,29 +687,17 @@
               </w:rPr>
               <w:tab/>
               <w:t xml:space="preserve">* -&gt; BIN</w:t>
-            </w:r>
-            <w:r>
-              <w:rPr>
-                <w:rFonts w:ascii="Consolas" w:hAnsi="Consolas" w:cs="Consolas"/>
-                <w:lang w:val="el-GR"/>
-              </w:rPr>
-            </w:r>
-            <w:r>
-              <w:rPr>
-                <w:rFonts w:ascii="Consolas" w:hAnsi="Consolas" w:cs="Consolas"/>
-                <w:lang w:val="el-GR"/>
-              </w:rPr>
-            </w:r>
+              <w:tab/>
+              <w:t xml:space="preserve">// Εάν το εισερχόμενο σύμβολο είναι οτιδήποτε άλλο, μεταβαίνουμε στην κατάσταση BIN.</w:t>
+            </w:r>
+            <w:r/>
           </w:p>
           <w:p>
             <w:pPr>
               <w:pBdr/>
               <w:spacing/>
               <w:ind/>
-              <w:rPr>
-                <w:rFonts w:ascii="Consolas" w:hAnsi="Consolas" w:cs="Consolas"/>
-                <w:lang w:val="el-GR"/>
-              </w:rPr>
+              <w:rPr/>
             </w:pPr>
             <w:r>
               <w:rPr>
@@ -404,30 +705,15 @@
                 <w:highlight w:val="none"/>
                 <w:lang w:val="el-GR"/>
               </w:rPr>
-              <w:tab/>
-            </w:r>
-            <w:r>
-              <w:rPr>
-                <w:rFonts w:ascii="Consolas" w:hAnsi="Consolas" w:cs="Consolas"/>
-                <w:lang w:val="el-GR"/>
-              </w:rPr>
-            </w:r>
-            <w:r>
-              <w:rPr>
-                <w:rFonts w:ascii="Consolas" w:hAnsi="Consolas" w:cs="Consolas"/>
-                <w:lang w:val="el-GR"/>
-              </w:rPr>
-            </w:r>
+            </w:r>
+            <w:r/>
           </w:p>
           <w:p>
             <w:pPr>
               <w:pBdr/>
               <w:spacing/>
               <w:ind/>
-              <w:rPr>
-                <w:rFonts w:ascii="Consolas" w:hAnsi="Consolas" w:cs="Consolas"/>
-                <w:lang w:val="el-GR"/>
-              </w:rPr>
+              <w:rPr/>
             </w:pPr>
             <w:r>
               <w:rPr>
@@ -437,29 +723,16 @@
               </w:rPr>
               <w:t xml:space="preserve">S1: </w:t>
               <w:tab/>
-            </w:r>
-            <w:r>
-              <w:rPr>
-                <w:rFonts w:ascii="Consolas" w:hAnsi="Consolas" w:cs="Consolas"/>
-                <w:lang w:val="el-GR"/>
-              </w:rPr>
-            </w:r>
-            <w:r>
-              <w:rPr>
-                <w:rFonts w:ascii="Consolas" w:hAnsi="Consolas" w:cs="Consolas"/>
-                <w:lang w:val="el-GR"/>
-              </w:rPr>
-            </w:r>
+              <w:t xml:space="preserve">// Αν έχουμε ήδη προσδιορίσει το πρόσημο (+ ή -), περιμένουμε αριθμούς.</w:t>
+            </w:r>
+            <w:r/>
           </w:p>
           <w:p>
             <w:pPr>
               <w:pBdr/>
               <w:spacing/>
               <w:ind/>
-              <w:rPr>
-                <w:rFonts w:ascii="Consolas" w:hAnsi="Consolas" w:cs="Consolas"/>
-                <w:lang w:val="el-GR"/>
-              </w:rPr>
+              <w:rPr/>
             </w:pPr>
             <w:r>
               <w:rPr>
@@ -468,30 +741,18 @@
                 <w:lang w:val="el-GR"/>
               </w:rPr>
               <w:tab/>
-              <w:t xml:space="preserve">0-9 -&gt; S2</w:t>
-            </w:r>
-            <w:r>
-              <w:rPr>
-                <w:rFonts w:ascii="Consolas" w:hAnsi="Consolas" w:cs="Consolas"/>
-                <w:lang w:val="el-GR"/>
-              </w:rPr>
-            </w:r>
-            <w:r>
-              <w:rPr>
-                <w:rFonts w:ascii="Consolas" w:hAnsi="Consolas" w:cs="Consolas"/>
-                <w:lang w:val="el-GR"/>
-              </w:rPr>
-            </w:r>
+              <w:t xml:space="preserve">0-9 -&gt; S2 </w:t>
+              <w:tab/>
+              <w:t xml:space="preserve">// Εάν το εισερχόμενο σύμβολο είναι αριθμός (0-9), μεταβαίνουμε στην κατάσταση S2.</w:t>
+            </w:r>
+            <w:r/>
           </w:p>
           <w:p>
             <w:pPr>
               <w:pBdr/>
               <w:spacing/>
               <w:ind/>
-              <w:rPr>
-                <w:rFonts w:ascii="Consolas" w:hAnsi="Consolas" w:cs="Consolas"/>
-                <w:lang w:val="el-GR"/>
-              </w:rPr>
+              <w:rPr/>
             </w:pPr>
             <w:r>
               <w:rPr>
@@ -501,29 +762,17 @@
               </w:rPr>
               <w:tab/>
               <w:t xml:space="preserve">* -&gt; BIN</w:t>
-            </w:r>
-            <w:r>
-              <w:rPr>
-                <w:rFonts w:ascii="Consolas" w:hAnsi="Consolas" w:cs="Consolas"/>
-                <w:lang w:val="el-GR"/>
-              </w:rPr>
-            </w:r>
-            <w:r>
-              <w:rPr>
-                <w:rFonts w:ascii="Consolas" w:hAnsi="Consolas" w:cs="Consolas"/>
-                <w:lang w:val="el-GR"/>
-              </w:rPr>
-            </w:r>
+              <w:tab/>
+              <w:t xml:space="preserve">// Εάν το εισερχόμενο σύμβολο είναι οτιδήποτε άλλο, μεταβαίνουμε στην κατάσταση BIN.</w:t>
+            </w:r>
+            <w:r/>
           </w:p>
           <w:p>
             <w:pPr>
               <w:pBdr/>
               <w:spacing/>
               <w:ind/>
-              <w:rPr>
-                <w:rFonts w:ascii="Consolas" w:hAnsi="Consolas" w:cs="Consolas"/>
-                <w:lang w:val="el-GR"/>
-              </w:rPr>
+              <w:rPr/>
             </w:pPr>
             <w:r>
               <w:rPr>
@@ -531,30 +780,15 @@
                 <w:highlight w:val="none"/>
                 <w:lang w:val="el-GR"/>
               </w:rPr>
-              <w:tab/>
-            </w:r>
-            <w:r>
-              <w:rPr>
-                <w:rFonts w:ascii="Consolas" w:hAnsi="Consolas" w:cs="Consolas"/>
-                <w:lang w:val="el-GR"/>
-              </w:rPr>
-            </w:r>
-            <w:r>
-              <w:rPr>
-                <w:rFonts w:ascii="Consolas" w:hAnsi="Consolas" w:cs="Consolas"/>
-                <w:lang w:val="el-GR"/>
-              </w:rPr>
-            </w:r>
+            </w:r>
+            <w:r/>
           </w:p>
           <w:p>
             <w:pPr>
               <w:pBdr/>
               <w:spacing/>
               <w:ind/>
-              <w:rPr>
-                <w:rFonts w:ascii="Consolas" w:hAnsi="Consolas" w:cs="Consolas"/>
-                <w:lang w:val="el-GR"/>
-              </w:rPr>
+              <w:rPr/>
             </w:pPr>
             <w:r>
               <w:rPr>
@@ -564,29 +798,16 @@
               </w:rPr>
               <w:t xml:space="preserve">S2: </w:t>
               <w:tab/>
-            </w:r>
-            <w:r>
-              <w:rPr>
-                <w:rFonts w:ascii="Consolas" w:hAnsi="Consolas" w:cs="Consolas"/>
-                <w:lang w:val="el-GR"/>
-              </w:rPr>
-            </w:r>
-            <w:r>
-              <w:rPr>
-                <w:rFonts w:ascii="Consolas" w:hAnsi="Consolas" w:cs="Consolas"/>
-                <w:lang w:val="el-GR"/>
-              </w:rPr>
-            </w:r>
+              <w:t xml:space="preserve">// Αν έχουμε έναν αριθμό, περιμένουμε είτε περισσότερους αριθμούς, είτε την υποδιαστολή ή το e E.</w:t>
+            </w:r>
+            <w:r/>
           </w:p>
           <w:p>
             <w:pPr>
               <w:pBdr/>
               <w:spacing/>
               <w:ind/>
-              <w:rPr>
-                <w:rFonts w:ascii="Consolas" w:hAnsi="Consolas" w:cs="Consolas"/>
-                <w:lang w:val="el-GR"/>
-              </w:rPr>
+              <w:rPr/>
             </w:pPr>
             <w:r>
               <w:rPr>
@@ -595,30 +816,18 @@
                 <w:lang w:val="el-GR"/>
               </w:rPr>
               <w:tab/>
-              <w:t xml:space="preserve">0-9 -&gt; S2</w:t>
-            </w:r>
-            <w:r>
-              <w:rPr>
-                <w:rFonts w:ascii="Consolas" w:hAnsi="Consolas" w:cs="Consolas"/>
-                <w:lang w:val="el-GR"/>
-              </w:rPr>
-            </w:r>
-            <w:r>
-              <w:rPr>
-                <w:rFonts w:ascii="Consolas" w:hAnsi="Consolas" w:cs="Consolas"/>
-                <w:lang w:val="el-GR"/>
-              </w:rPr>
-            </w:r>
+              <w:t xml:space="preserve">0-9 -&gt; S2 </w:t>
+              <w:tab/>
+              <w:t xml:space="preserve">// Εάν το εισερχόμενο σύμβολο είναι αριθμός (0-9), παραμένουμε στην κατάσταση S2 (συνεχίζουμε να διαβάζουμε αριθμούς).</w:t>
+            </w:r>
+            <w:r/>
           </w:p>
           <w:p>
             <w:pPr>
               <w:pBdr/>
               <w:spacing/>
               <w:ind/>
-              <w:rPr>
-                <w:rFonts w:ascii="Consolas" w:hAnsi="Consolas" w:cs="Consolas"/>
-                <w:lang w:val="el-GR"/>
-              </w:rPr>
+              <w:rPr/>
             </w:pPr>
             <w:r>
               <w:rPr>
@@ -627,30 +836,18 @@
                 <w:lang w:val="el-GR"/>
               </w:rPr>
               <w:tab/>
-              <w:t xml:space="preserve">. -&gt; S3</w:t>
-            </w:r>
-            <w:r>
-              <w:rPr>
-                <w:rFonts w:ascii="Consolas" w:hAnsi="Consolas" w:cs="Consolas"/>
-                <w:lang w:val="el-GR"/>
-              </w:rPr>
-            </w:r>
-            <w:r>
-              <w:rPr>
-                <w:rFonts w:ascii="Consolas" w:hAnsi="Consolas" w:cs="Consolas"/>
-                <w:lang w:val="el-GR"/>
-              </w:rPr>
-            </w:r>
+              <w:t xml:space="preserve">. -&gt; S3 </w:t>
+              <w:tab/>
+              <w:t xml:space="preserve">// Εάν το εισερχόμενο σύμβολο είναι ., μεταβαίνουμε στην κατάσταση S3 για να επεξεργαστούμε τη δεκαδική υποδιαστολή.</w:t>
+            </w:r>
+            <w:r/>
           </w:p>
           <w:p>
             <w:pPr>
               <w:pBdr/>
               <w:spacing/>
               <w:ind/>
-              <w:rPr>
-                <w:rFonts w:ascii="Consolas" w:hAnsi="Consolas" w:cs="Consolas"/>
-                <w:lang w:val="el-GR"/>
-              </w:rPr>
+              <w:rPr/>
             </w:pPr>
             <w:r>
               <w:rPr>
@@ -659,30 +856,18 @@
                 <w:lang w:val="el-GR"/>
               </w:rPr>
               <w:tab/>
-              <w:t xml:space="preserve">e E -&gt; S5</w:t>
-            </w:r>
-            <w:r>
-              <w:rPr>
-                <w:rFonts w:ascii="Consolas" w:hAnsi="Consolas" w:cs="Consolas"/>
-                <w:lang w:val="el-GR"/>
-              </w:rPr>
-            </w:r>
-            <w:r>
-              <w:rPr>
-                <w:rFonts w:ascii="Consolas" w:hAnsi="Consolas" w:cs="Consolas"/>
-                <w:lang w:val="el-GR"/>
-              </w:rPr>
-            </w:r>
+              <w:t xml:space="preserve">e E -&gt; S5 </w:t>
+              <w:tab/>
+              <w:t xml:space="preserve">// Εάν το εισερχόμενο σύμβολο είναι e ή E, μεταβαίνουμε στην κατάσταση S5.</w:t>
+            </w:r>
+            <w:r/>
           </w:p>
           <w:p>
             <w:pPr>
               <w:pBdr/>
               <w:spacing/>
               <w:ind/>
-              <w:rPr>
-                <w:rFonts w:ascii="Consolas" w:hAnsi="Consolas" w:cs="Consolas"/>
-                <w:lang w:val="el-GR"/>
-              </w:rPr>
+              <w:rPr/>
             </w:pPr>
             <w:r>
               <w:rPr>
@@ -692,29 +877,17 @@
               </w:rPr>
               <w:tab/>
               <w:t xml:space="preserve">* -&gt; BIN</w:t>
-            </w:r>
-            <w:r>
-              <w:rPr>
-                <w:rFonts w:ascii="Consolas" w:hAnsi="Consolas" w:cs="Consolas"/>
-                <w:lang w:val="el-GR"/>
-              </w:rPr>
-            </w:r>
-            <w:r>
-              <w:rPr>
-                <w:rFonts w:ascii="Consolas" w:hAnsi="Consolas" w:cs="Consolas"/>
-                <w:lang w:val="el-GR"/>
-              </w:rPr>
-            </w:r>
+              <w:tab/>
+              <w:t xml:space="preserve">// Εάν το εισερχόμενο σύμβολο είναι οτιδήποτε άλλο, μεταβαίνουμε στην κατάσταση BIN.</w:t>
+            </w:r>
+            <w:r/>
           </w:p>
           <w:p>
             <w:pPr>
               <w:pBdr/>
               <w:spacing/>
               <w:ind/>
-              <w:rPr>
-                <w:rFonts w:ascii="Consolas" w:hAnsi="Consolas" w:cs="Consolas"/>
-                <w:lang w:val="el-GR"/>
-              </w:rPr>
+              <w:rPr/>
             </w:pPr>
             <w:r>
               <w:rPr>
@@ -722,30 +895,15 @@
                 <w:highlight w:val="none"/>
                 <w:lang w:val="el-GR"/>
               </w:rPr>
-              <w:tab/>
-            </w:r>
-            <w:r>
-              <w:rPr>
-                <w:rFonts w:ascii="Consolas" w:hAnsi="Consolas" w:cs="Consolas"/>
-                <w:lang w:val="el-GR"/>
-              </w:rPr>
-            </w:r>
-            <w:r>
-              <w:rPr>
-                <w:rFonts w:ascii="Consolas" w:hAnsi="Consolas" w:cs="Consolas"/>
-                <w:lang w:val="el-GR"/>
-              </w:rPr>
-            </w:r>
+            </w:r>
+            <w:r/>
           </w:p>
           <w:p>
             <w:pPr>
               <w:pBdr/>
               <w:spacing/>
               <w:ind/>
-              <w:rPr>
-                <w:rFonts w:ascii="Consolas" w:hAnsi="Consolas" w:cs="Consolas"/>
-                <w:lang w:val="el-GR"/>
-              </w:rPr>
+              <w:rPr/>
             </w:pPr>
             <w:r>
               <w:rPr>
@@ -755,29 +913,16 @@
               </w:rPr>
               <w:t xml:space="preserve">S3: </w:t>
               <w:tab/>
-            </w:r>
-            <w:r>
-              <w:rPr>
-                <w:rFonts w:ascii="Consolas" w:hAnsi="Consolas" w:cs="Consolas"/>
-                <w:lang w:val="el-GR"/>
-              </w:rPr>
-            </w:r>
-            <w:r>
-              <w:rPr>
-                <w:rFonts w:ascii="Consolas" w:hAnsi="Consolas" w:cs="Consolas"/>
-                <w:lang w:val="el-GR"/>
-              </w:rPr>
-            </w:r>
+              <w:t xml:space="preserve">// Αν έχουμε την υποδιαστολή, περιμένουμε έναν αριθμό.</w:t>
+            </w:r>
+            <w:r/>
           </w:p>
           <w:p>
             <w:pPr>
               <w:pBdr/>
               <w:spacing/>
               <w:ind/>
-              <w:rPr>
-                <w:rFonts w:ascii="Consolas" w:hAnsi="Consolas" w:cs="Consolas"/>
-                <w:lang w:val="el-GR"/>
-              </w:rPr>
+              <w:rPr/>
             </w:pPr>
             <w:r>
               <w:rPr>
@@ -786,30 +931,18 @@
                 <w:lang w:val="el-GR"/>
               </w:rPr>
               <w:tab/>
-              <w:t xml:space="preserve">0-9 -&gt; S4</w:t>
-            </w:r>
-            <w:r>
-              <w:rPr>
-                <w:rFonts w:ascii="Consolas" w:hAnsi="Consolas" w:cs="Consolas"/>
-                <w:lang w:val="el-GR"/>
-              </w:rPr>
-            </w:r>
-            <w:r>
-              <w:rPr>
-                <w:rFonts w:ascii="Consolas" w:hAnsi="Consolas" w:cs="Consolas"/>
-                <w:lang w:val="el-GR"/>
-              </w:rPr>
-            </w:r>
+              <w:t xml:space="preserve">0-9 -&gt; S4 </w:t>
+              <w:tab/>
+              <w:t xml:space="preserve">// Εάν το εισερχόμενο σύμβολο είναι αριθμός (0-9), μεταβαίνουμε στην κατάσταση S4 για να διαβάσουμε τους αριθμούς μετά την υποδιαστολή.</w:t>
+            </w:r>
+            <w:r/>
           </w:p>
           <w:p>
             <w:pPr>
               <w:pBdr/>
               <w:spacing/>
               <w:ind/>
-              <w:rPr>
-                <w:rFonts w:ascii="Consolas" w:hAnsi="Consolas" w:cs="Consolas"/>
-                <w:lang w:val="el-GR"/>
-              </w:rPr>
+              <w:rPr/>
             </w:pPr>
             <w:r>
               <w:rPr>
@@ -819,29 +952,17 @@
               </w:rPr>
               <w:tab/>
               <w:t xml:space="preserve">* -&gt; BIN</w:t>
-            </w:r>
-            <w:r>
-              <w:rPr>
-                <w:rFonts w:ascii="Consolas" w:hAnsi="Consolas" w:cs="Consolas"/>
-                <w:lang w:val="el-GR"/>
-              </w:rPr>
-            </w:r>
-            <w:r>
-              <w:rPr>
-                <w:rFonts w:ascii="Consolas" w:hAnsi="Consolas" w:cs="Consolas"/>
-                <w:lang w:val="el-GR"/>
-              </w:rPr>
-            </w:r>
+              <w:tab/>
+              <w:t xml:space="preserve">// Εάν το εισερχόμενο σύμβολο είναι οτιδήποτε άλλο, μεταβαίνουμε στην κατάσταση BIN.</w:t>
+            </w:r>
+            <w:r/>
           </w:p>
           <w:p>
             <w:pPr>
               <w:pBdr/>
               <w:spacing/>
               <w:ind/>
-              <w:rPr>
-                <w:rFonts w:ascii="Consolas" w:hAnsi="Consolas" w:cs="Consolas"/>
-                <w:lang w:val="el-GR"/>
-              </w:rPr>
+              <w:rPr/>
             </w:pPr>
             <w:r>
               <w:rPr>
@@ -849,30 +970,15 @@
                 <w:highlight w:val="none"/>
                 <w:lang w:val="el-GR"/>
               </w:rPr>
-              <w:tab/>
-            </w:r>
-            <w:r>
-              <w:rPr>
-                <w:rFonts w:ascii="Consolas" w:hAnsi="Consolas" w:cs="Consolas"/>
-                <w:lang w:val="el-GR"/>
-              </w:rPr>
-            </w:r>
-            <w:r>
-              <w:rPr>
-                <w:rFonts w:ascii="Consolas" w:hAnsi="Consolas" w:cs="Consolas"/>
-                <w:lang w:val="el-GR"/>
-              </w:rPr>
-            </w:r>
+            </w:r>
+            <w:r/>
           </w:p>
           <w:p>
             <w:pPr>
               <w:pBdr/>
               <w:spacing/>
               <w:ind/>
-              <w:rPr>
-                <w:rFonts w:ascii="Consolas" w:hAnsi="Consolas" w:cs="Consolas"/>
-                <w:lang w:val="el-GR"/>
-              </w:rPr>
+              <w:rPr/>
             </w:pPr>
             <w:r>
               <w:rPr>
@@ -882,29 +988,16 @@
               </w:rPr>
               <w:t xml:space="preserve">S4: </w:t>
               <w:tab/>
-            </w:r>
-            <w:r>
-              <w:rPr>
-                <w:rFonts w:ascii="Consolas" w:hAnsi="Consolas" w:cs="Consolas"/>
-                <w:lang w:val="el-GR"/>
-              </w:rPr>
-            </w:r>
-            <w:r>
-              <w:rPr>
-                <w:rFonts w:ascii="Consolas" w:hAnsi="Consolas" w:cs="Consolas"/>
-                <w:lang w:val="el-GR"/>
-              </w:rPr>
-            </w:r>
+              <w:t xml:space="preserve">// Αν έχουμε διαβάσει αριθμούς μετά την υποδιαστολή, περιμένουμε είτε περισσότερους αριθμούς, είτε e E ή το EOF.</w:t>
+            </w:r>
+            <w:r/>
           </w:p>
           <w:p>
             <w:pPr>
               <w:pBdr/>
               <w:spacing/>
               <w:ind/>
-              <w:rPr>
-                <w:rFonts w:ascii="Consolas" w:hAnsi="Consolas" w:cs="Consolas"/>
-                <w:lang w:val="el-GR"/>
-              </w:rPr>
+              <w:rPr/>
             </w:pPr>
             <w:r>
               <w:rPr>
@@ -913,30 +1006,18 @@
                 <w:lang w:val="el-GR"/>
               </w:rPr>
               <w:tab/>
-              <w:t xml:space="preserve">0-9 -&gt; S4</w:t>
-            </w:r>
-            <w:r>
-              <w:rPr>
-                <w:rFonts w:ascii="Consolas" w:hAnsi="Consolas" w:cs="Consolas"/>
-                <w:lang w:val="el-GR"/>
-              </w:rPr>
-            </w:r>
-            <w:r>
-              <w:rPr>
-                <w:rFonts w:ascii="Consolas" w:hAnsi="Consolas" w:cs="Consolas"/>
-                <w:lang w:val="el-GR"/>
-              </w:rPr>
-            </w:r>
+              <w:t xml:space="preserve">0-9 -&gt; S4 </w:t>
+              <w:tab/>
+              <w:t xml:space="preserve">// Εάν το εισερχόμενο σύμβολο είναι αριθμός (0-9), παραμένουμε στην κατάσταση S4.</w:t>
+            </w:r>
+            <w:r/>
           </w:p>
           <w:p>
             <w:pPr>
               <w:pBdr/>
               <w:spacing/>
               <w:ind/>
-              <w:rPr>
-                <w:rFonts w:ascii="Consolas" w:hAnsi="Consolas" w:cs="Consolas"/>
-                <w:lang w:val="el-GR"/>
-              </w:rPr>
+              <w:rPr/>
             </w:pPr>
             <w:r>
               <w:rPr>
@@ -945,30 +1026,18 @@
                 <w:lang w:val="el-GR"/>
               </w:rPr>
               <w:tab/>
-              <w:t xml:space="preserve">\n -&gt; GOOD</w:t>
-            </w:r>
-            <w:r>
-              <w:rPr>
-                <w:rFonts w:ascii="Consolas" w:hAnsi="Consolas" w:cs="Consolas"/>
-                <w:lang w:val="el-GR"/>
-              </w:rPr>
-            </w:r>
-            <w:r>
-              <w:rPr>
-                <w:rFonts w:ascii="Consolas" w:hAnsi="Consolas" w:cs="Consolas"/>
-                <w:lang w:val="el-GR"/>
-              </w:rPr>
-            </w:r>
+              <w:t xml:space="preserve">\n -&gt; GOOD </w:t>
+              <w:tab/>
+              <w:t xml:space="preserve">// Εάν το εισερχόμενο σύμβολο είναι \n, μεταβαίνουμε στην κατάσταση GOOD.</w:t>
+            </w:r>
+            <w:r/>
           </w:p>
           <w:p>
             <w:pPr>
               <w:pBdr/>
               <w:spacing/>
               <w:ind/>
-              <w:rPr>
-                <w:rFonts w:ascii="Consolas" w:hAnsi="Consolas" w:cs="Consolas"/>
-                <w:lang w:val="el-GR"/>
-              </w:rPr>
+              <w:rPr/>
             </w:pPr>
             <w:r>
               <w:rPr>
@@ -977,30 +1046,18 @@
                 <w:lang w:val="el-GR"/>
               </w:rPr>
               <w:tab/>
-              <w:t xml:space="preserve">e E -&gt; S5</w:t>
-            </w:r>
-            <w:r>
-              <w:rPr>
-                <w:rFonts w:ascii="Consolas" w:hAnsi="Consolas" w:cs="Consolas"/>
-                <w:lang w:val="el-GR"/>
-              </w:rPr>
-            </w:r>
-            <w:r>
-              <w:rPr>
-                <w:rFonts w:ascii="Consolas" w:hAnsi="Consolas" w:cs="Consolas"/>
-                <w:lang w:val="el-GR"/>
-              </w:rPr>
-            </w:r>
+              <w:t xml:space="preserve">e E -&gt; S5 </w:t>
+              <w:tab/>
+              <w:t xml:space="preserve">// Εάν το εισερχόμενο σύμβολο είναι e ή E, μεταβαίνουμε στην κατάσταση S5.</w:t>
+            </w:r>
+            <w:r/>
           </w:p>
           <w:p>
             <w:pPr>
               <w:pBdr/>
               <w:spacing/>
               <w:ind/>
-              <w:rPr>
-                <w:rFonts w:ascii="Consolas" w:hAnsi="Consolas" w:cs="Consolas"/>
-                <w:lang w:val="el-GR"/>
-              </w:rPr>
+              <w:rPr/>
             </w:pPr>
             <w:r>
               <w:rPr>
@@ -1010,29 +1067,17 @@
               </w:rPr>
               <w:tab/>
               <w:t xml:space="preserve">* -&gt; BIN</w:t>
-            </w:r>
-            <w:r>
-              <w:rPr>
-                <w:rFonts w:ascii="Consolas" w:hAnsi="Consolas" w:cs="Consolas"/>
-                <w:lang w:val="el-GR"/>
-              </w:rPr>
-            </w:r>
-            <w:r>
-              <w:rPr>
-                <w:rFonts w:ascii="Consolas" w:hAnsi="Consolas" w:cs="Consolas"/>
-                <w:lang w:val="el-GR"/>
-              </w:rPr>
-            </w:r>
+              <w:tab/>
+              <w:t xml:space="preserve">// Εάν το εισερχόμενο σύμβολο είναι οτιδήποτε άλλο, μεταβαίνουμε στην κατάσταση BIN.</w:t>
+            </w:r>
+            <w:r/>
           </w:p>
           <w:p>
             <w:pPr>
               <w:pBdr/>
               <w:spacing/>
               <w:ind/>
-              <w:rPr>
-                <w:rFonts w:ascii="Consolas" w:hAnsi="Consolas" w:cs="Consolas"/>
-                <w:lang w:val="el-GR"/>
-              </w:rPr>
+              <w:rPr/>
             </w:pPr>
             <w:r>
               <w:rPr>
@@ -1040,30 +1085,15 @@
                 <w:highlight w:val="none"/>
                 <w:lang w:val="el-GR"/>
               </w:rPr>
-              <w:tab/>
-            </w:r>
-            <w:r>
-              <w:rPr>
-                <w:rFonts w:ascii="Consolas" w:hAnsi="Consolas" w:cs="Consolas"/>
-                <w:lang w:val="el-GR"/>
-              </w:rPr>
-            </w:r>
-            <w:r>
-              <w:rPr>
-                <w:rFonts w:ascii="Consolas" w:hAnsi="Consolas" w:cs="Consolas"/>
-                <w:lang w:val="el-GR"/>
-              </w:rPr>
-            </w:r>
+            </w:r>
+            <w:r/>
           </w:p>
           <w:p>
             <w:pPr>
               <w:pBdr/>
               <w:spacing/>
               <w:ind/>
-              <w:rPr>
-                <w:rFonts w:ascii="Consolas" w:hAnsi="Consolas" w:cs="Consolas"/>
-                <w:lang w:val="el-GR"/>
-              </w:rPr>
+              <w:rPr/>
             </w:pPr>
             <w:r>
               <w:rPr>
@@ -1073,29 +1103,16 @@
               </w:rPr>
               <w:t xml:space="preserve">S5: </w:t>
               <w:tab/>
-            </w:r>
-            <w:r>
-              <w:rPr>
-                <w:rFonts w:ascii="Consolas" w:hAnsi="Consolas" w:cs="Consolas"/>
-                <w:lang w:val="el-GR"/>
-              </w:rPr>
-            </w:r>
-            <w:r>
-              <w:rPr>
-                <w:rFonts w:ascii="Consolas" w:hAnsi="Consolas" w:cs="Consolas"/>
-                <w:lang w:val="el-GR"/>
-              </w:rPr>
-            </w:r>
+              <w:t xml:space="preserve">// Αν έχουμε διαβάσει e ή E, περιμένουμε έναν αριθμό ή πρόσημο</w:t>
+            </w:r>
+            <w:r/>
           </w:p>
           <w:p>
             <w:pPr>
               <w:pBdr/>
               <w:spacing/>
               <w:ind/>
-              <w:rPr>
-                <w:rFonts w:ascii="Consolas" w:hAnsi="Consolas" w:cs="Consolas"/>
-                <w:lang w:val="el-GR"/>
-              </w:rPr>
+              <w:rPr/>
             </w:pPr>
             <w:r>
               <w:rPr>
@@ -1104,30 +1121,18 @@
                 <w:lang w:val="el-GR"/>
               </w:rPr>
               <w:tab/>
-              <w:t xml:space="preserve">0-9 -&gt; S7</w:t>
-            </w:r>
-            <w:r>
-              <w:rPr>
-                <w:rFonts w:ascii="Consolas" w:hAnsi="Consolas" w:cs="Consolas"/>
-                <w:lang w:val="el-GR"/>
-              </w:rPr>
-            </w:r>
-            <w:r>
-              <w:rPr>
-                <w:rFonts w:ascii="Consolas" w:hAnsi="Consolas" w:cs="Consolas"/>
-                <w:lang w:val="el-GR"/>
-              </w:rPr>
-            </w:r>
+              <w:t xml:space="preserve">0-9 -&gt; S7 </w:t>
+              <w:tab/>
+              <w:t xml:space="preserve">// Εάν το εισερχόμενο σύμβολο είναι αριθμός (0-9), μεταβαίνουμε στην κατάσταση S7 για να διαβάσουμε.</w:t>
+            </w:r>
+            <w:r/>
           </w:p>
           <w:p>
             <w:pPr>
               <w:pBdr/>
               <w:spacing/>
               <w:ind/>
-              <w:rPr>
-                <w:rFonts w:ascii="Consolas" w:hAnsi="Consolas" w:cs="Consolas"/>
-                <w:lang w:val="el-GR"/>
-              </w:rPr>
+              <w:rPr/>
             </w:pPr>
             <w:r>
               <w:rPr>
@@ -1136,30 +1141,18 @@
                 <w:lang w:val="el-GR"/>
               </w:rPr>
               <w:tab/>
-              <w:t xml:space="preserve">- + -&gt; S6</w:t>
-            </w:r>
-            <w:r>
-              <w:rPr>
-                <w:rFonts w:ascii="Consolas" w:hAnsi="Consolas" w:cs="Consolas"/>
-                <w:lang w:val="el-GR"/>
-              </w:rPr>
-            </w:r>
-            <w:r>
-              <w:rPr>
-                <w:rFonts w:ascii="Consolas" w:hAnsi="Consolas" w:cs="Consolas"/>
-                <w:lang w:val="el-GR"/>
-              </w:rPr>
-            </w:r>
+              <w:t xml:space="preserve">- + -&gt; S6 </w:t>
+              <w:tab/>
+              <w:t xml:space="preserve">// Εάν το εισερχόμενο σύμβολο είναι πρόσημο (- ή +), μεταβαίνουμε στην κατάσταση S6.</w:t>
+            </w:r>
+            <w:r/>
           </w:p>
           <w:p>
             <w:pPr>
               <w:pBdr/>
               <w:spacing/>
               <w:ind/>
-              <w:rPr>
-                <w:rFonts w:ascii="Consolas" w:hAnsi="Consolas" w:cs="Consolas"/>
-                <w:lang w:val="el-GR"/>
-              </w:rPr>
+              <w:rPr/>
             </w:pPr>
             <w:r>
               <w:rPr>
@@ -1169,29 +1162,17 @@
               </w:rPr>
               <w:tab/>
               <w:t xml:space="preserve">* -&gt; BIN</w:t>
-            </w:r>
-            <w:r>
-              <w:rPr>
-                <w:rFonts w:ascii="Consolas" w:hAnsi="Consolas" w:cs="Consolas"/>
-                <w:lang w:val="el-GR"/>
-              </w:rPr>
-            </w:r>
-            <w:r>
-              <w:rPr>
-                <w:rFonts w:ascii="Consolas" w:hAnsi="Consolas" w:cs="Consolas"/>
-                <w:lang w:val="el-GR"/>
-              </w:rPr>
-            </w:r>
+              <w:tab/>
+              <w:t xml:space="preserve">// Εάν το εισερχόμενο σύμβολο είναι οτιδήποτε άλλο, μεταβαίνουμε στην κατάσταση BIN.</w:t>
+            </w:r>
+            <w:r/>
           </w:p>
           <w:p>
             <w:pPr>
               <w:pBdr/>
               <w:spacing/>
               <w:ind/>
-              <w:rPr>
-                <w:rFonts w:ascii="Consolas" w:hAnsi="Consolas" w:cs="Consolas"/>
-                <w:lang w:val="el-GR"/>
-              </w:rPr>
+              <w:rPr/>
             </w:pPr>
             <w:r>
               <w:rPr>
@@ -1199,30 +1180,15 @@
                 <w:highlight w:val="none"/>
                 <w:lang w:val="el-GR"/>
               </w:rPr>
-              <w:tab/>
-            </w:r>
-            <w:r>
-              <w:rPr>
-                <w:rFonts w:ascii="Consolas" w:hAnsi="Consolas" w:cs="Consolas"/>
-                <w:lang w:val="el-GR"/>
-              </w:rPr>
-            </w:r>
-            <w:r>
-              <w:rPr>
-                <w:rFonts w:ascii="Consolas" w:hAnsi="Consolas" w:cs="Consolas"/>
-                <w:lang w:val="el-GR"/>
-              </w:rPr>
-            </w:r>
+            </w:r>
+            <w:r/>
           </w:p>
           <w:p>
             <w:pPr>
               <w:pBdr/>
               <w:spacing/>
               <w:ind/>
-              <w:rPr>
-                <w:rFonts w:ascii="Consolas" w:hAnsi="Consolas" w:cs="Consolas"/>
-                <w:lang w:val="el-GR"/>
-              </w:rPr>
+              <w:rPr/>
             </w:pPr>
             <w:r>
               <w:rPr>
@@ -1232,29 +1198,16 @@
               </w:rPr>
               <w:t xml:space="preserve">S6: </w:t>
               <w:tab/>
-            </w:r>
-            <w:r>
-              <w:rPr>
-                <w:rFonts w:ascii="Consolas" w:hAnsi="Consolas" w:cs="Consolas"/>
-                <w:lang w:val="el-GR"/>
-              </w:rPr>
-            </w:r>
-            <w:r>
-              <w:rPr>
-                <w:rFonts w:ascii="Consolas" w:hAnsi="Consolas" w:cs="Consolas"/>
-                <w:lang w:val="el-GR"/>
-              </w:rPr>
-            </w:r>
+              <w:t xml:space="preserve">// Αν έχουμε διαβάσει το πρόσημο, περιμένουμε αριθμούς</w:t>
+            </w:r>
+            <w:r/>
           </w:p>
           <w:p>
             <w:pPr>
               <w:pBdr/>
               <w:spacing/>
               <w:ind/>
-              <w:rPr>
-                <w:rFonts w:ascii="Consolas" w:hAnsi="Consolas" w:cs="Consolas"/>
-                <w:lang w:val="el-GR"/>
-              </w:rPr>
+              <w:rPr/>
             </w:pPr>
             <w:r>
               <w:rPr>
@@ -1263,30 +1216,18 @@
                 <w:lang w:val="el-GR"/>
               </w:rPr>
               <w:tab/>
-              <w:t xml:space="preserve">0-9 -&gt; S7</w:t>
-            </w:r>
-            <w:r>
-              <w:rPr>
-                <w:rFonts w:ascii="Consolas" w:hAnsi="Consolas" w:cs="Consolas"/>
-                <w:lang w:val="el-GR"/>
-              </w:rPr>
-            </w:r>
-            <w:r>
-              <w:rPr>
-                <w:rFonts w:ascii="Consolas" w:hAnsi="Consolas" w:cs="Consolas"/>
-                <w:lang w:val="el-GR"/>
-              </w:rPr>
-            </w:r>
+              <w:t xml:space="preserve">0-9 -&gt; S7 </w:t>
+              <w:tab/>
+              <w:t xml:space="preserve">// Εάν το εισερχόμενο σύμβολο είναι αριθμός (0-9), μεταβαίνουμε στην κατάσταση S7.</w:t>
+            </w:r>
+            <w:r/>
           </w:p>
           <w:p>
             <w:pPr>
               <w:pBdr/>
               <w:spacing/>
               <w:ind/>
-              <w:rPr>
-                <w:rFonts w:ascii="Consolas" w:hAnsi="Consolas" w:cs="Consolas"/>
-                <w:lang w:val="el-GR"/>
-              </w:rPr>
+              <w:rPr/>
             </w:pPr>
             <w:r>
               <w:rPr>
@@ -1296,29 +1237,17 @@
               </w:rPr>
               <w:tab/>
               <w:t xml:space="preserve">* -&gt; BIN</w:t>
-            </w:r>
-            <w:r>
-              <w:rPr>
-                <w:rFonts w:ascii="Consolas" w:hAnsi="Consolas" w:cs="Consolas"/>
-                <w:lang w:val="el-GR"/>
-              </w:rPr>
-            </w:r>
-            <w:r>
-              <w:rPr>
-                <w:rFonts w:ascii="Consolas" w:hAnsi="Consolas" w:cs="Consolas"/>
-                <w:lang w:val="el-GR"/>
-              </w:rPr>
-            </w:r>
+              <w:tab/>
+              <w:t xml:space="preserve">// Εάν το εισερχόμενο σύμβολο είναι οτιδήποτε άλλο, μεταβαίνουμε στην κατάσταση BIN.</w:t>
+            </w:r>
+            <w:r/>
           </w:p>
           <w:p>
             <w:pPr>
               <w:pBdr/>
               <w:spacing/>
               <w:ind/>
-              <w:rPr>
-                <w:rFonts w:ascii="Consolas" w:hAnsi="Consolas" w:cs="Consolas"/>
-                <w:lang w:val="el-GR"/>
-              </w:rPr>
+              <w:rPr/>
             </w:pPr>
             <w:r>
               <w:rPr>
@@ -1327,28 +1256,14 @@
                 <w:lang w:val="el-GR"/>
               </w:rPr>
             </w:r>
-            <w:r>
-              <w:rPr>
-                <w:rFonts w:ascii="Consolas" w:hAnsi="Consolas" w:cs="Consolas"/>
-                <w:lang w:val="el-GR"/>
-              </w:rPr>
-            </w:r>
-            <w:r>
-              <w:rPr>
-                <w:rFonts w:ascii="Consolas" w:hAnsi="Consolas" w:cs="Consolas"/>
-                <w:lang w:val="el-GR"/>
-              </w:rPr>
-            </w:r>
+            <w:r/>
           </w:p>
           <w:p>
             <w:pPr>
               <w:pBdr/>
               <w:spacing/>
               <w:ind/>
-              <w:rPr>
-                <w:rFonts w:ascii="Consolas" w:hAnsi="Consolas" w:cs="Consolas"/>
-                <w:lang w:val="el-GR"/>
-              </w:rPr>
+              <w:rPr/>
             </w:pPr>
             <w:r>
               <w:rPr>
@@ -1358,29 +1273,16 @@
               </w:rPr>
               <w:t xml:space="preserve">S7: </w:t>
               <w:tab/>
-            </w:r>
-            <w:r>
-              <w:rPr>
-                <w:rFonts w:ascii="Consolas" w:hAnsi="Consolas" w:cs="Consolas"/>
-                <w:lang w:val="el-GR"/>
-              </w:rPr>
-            </w:r>
-            <w:r>
-              <w:rPr>
-                <w:rFonts w:ascii="Consolas" w:hAnsi="Consolas" w:cs="Consolas"/>
-                <w:lang w:val="el-GR"/>
-              </w:rPr>
-            </w:r>
+              <w:t xml:space="preserve">// Αν έχουμε διαβάσει e ή E, περιμένουμε είτε περισσότερους αριθμούς είτε το τέλος της γραμμής ή οτιδήποτε άλλο που θα δεχτούμε θα μας πάει στο BIN.</w:t>
+            </w:r>
+            <w:r/>
           </w:p>
           <w:p>
             <w:pPr>
               <w:pBdr/>
               <w:spacing/>
               <w:ind/>
-              <w:rPr>
-                <w:rFonts w:ascii="Consolas" w:hAnsi="Consolas" w:cs="Consolas"/>
-                <w:lang w:val="el-GR"/>
-              </w:rPr>
+              <w:rPr/>
             </w:pPr>
             <w:r>
               <w:rPr>
@@ -1389,30 +1291,18 @@
                 <w:lang w:val="el-GR"/>
               </w:rPr>
               <w:tab/>
-              <w:t xml:space="preserve">0-9 -&gt; S7</w:t>
-            </w:r>
-            <w:r>
-              <w:rPr>
-                <w:rFonts w:ascii="Consolas" w:hAnsi="Consolas" w:cs="Consolas"/>
-                <w:lang w:val="el-GR"/>
-              </w:rPr>
-            </w:r>
-            <w:r>
-              <w:rPr>
-                <w:rFonts w:ascii="Consolas" w:hAnsi="Consolas" w:cs="Consolas"/>
-                <w:lang w:val="el-GR"/>
-              </w:rPr>
-            </w:r>
+              <w:t xml:space="preserve">0-9 -&gt; S7 </w:t>
+              <w:tab/>
+              <w:t xml:space="preserve">// Εάν το εισερχόμενο σύμβολο είναι αριθμός (0-9), παραμένουμε στην κατάσταση S7.</w:t>
+            </w:r>
+            <w:r/>
           </w:p>
           <w:p>
             <w:pPr>
               <w:pBdr/>
               <w:spacing/>
               <w:ind/>
-              <w:rPr>
-                <w:rFonts w:ascii="Consolas" w:hAnsi="Consolas" w:cs="Consolas"/>
-                <w:lang w:val="el-GR"/>
-              </w:rPr>
+              <w:rPr/>
             </w:pPr>
             <w:r>
               <w:rPr>
@@ -1422,29 +1312,17 @@
               </w:rPr>
               <w:tab/>
               <w:t xml:space="preserve">* -&gt; BIN</w:t>
-            </w:r>
-            <w:r>
-              <w:rPr>
-                <w:rFonts w:ascii="Consolas" w:hAnsi="Consolas" w:cs="Consolas"/>
-                <w:lang w:val="el-GR"/>
-              </w:rPr>
-            </w:r>
-            <w:r>
-              <w:rPr>
-                <w:rFonts w:ascii="Consolas" w:hAnsi="Consolas" w:cs="Consolas"/>
-                <w:lang w:val="el-GR"/>
-              </w:rPr>
-            </w:r>
+              <w:tab/>
+              <w:t xml:space="preserve">// Εάν το εισερχόμενο σύμβολο είναι οτιδήποτε άλλο, μεταβαίνουμε στην κατάσταση BIN.</w:t>
+            </w:r>
+            <w:r/>
           </w:p>
           <w:p>
             <w:pPr>
               <w:pBdr/>
               <w:spacing/>
               <w:ind/>
-              <w:rPr>
-                <w:rFonts w:ascii="Consolas" w:hAnsi="Consolas" w:cs="Consolas"/>
-                <w:lang w:val="el-GR"/>
-              </w:rPr>
+              <w:rPr/>
             </w:pPr>
             <w:r>
               <w:rPr>
@@ -1453,30 +1331,18 @@
                 <w:lang w:val="el-GR"/>
               </w:rPr>
               <w:tab/>
-              <w:t xml:space="preserve">\n -&gt; GOOD</w:t>
-            </w:r>
-            <w:r>
-              <w:rPr>
-                <w:rFonts w:ascii="Consolas" w:hAnsi="Consolas" w:cs="Consolas"/>
-                <w:lang w:val="el-GR"/>
-              </w:rPr>
-            </w:r>
-            <w:r>
-              <w:rPr>
-                <w:rFonts w:ascii="Consolas" w:hAnsi="Consolas" w:cs="Consolas"/>
-                <w:lang w:val="el-GR"/>
-              </w:rPr>
-            </w:r>
+              <w:t xml:space="preserve">\n -&gt; GOOD </w:t>
+              <w:tab/>
+              <w:t xml:space="preserve">// Εάν το εισερχόμενο σύμβολο είναι \n, μεταβαίνουμε στην κατάσταση GOOD.</w:t>
+            </w:r>
+            <w:r/>
           </w:p>
           <w:p>
             <w:pPr>
               <w:pBdr/>
               <w:spacing/>
               <w:ind/>
-              <w:rPr>
-                <w:rFonts w:ascii="Consolas" w:hAnsi="Consolas" w:cs="Consolas"/>
-                <w:lang w:val="el-GR"/>
-              </w:rPr>
+              <w:rPr/>
             </w:pPr>
             <w:r>
               <w:rPr>
@@ -1484,30 +1350,15 @@
                 <w:highlight w:val="none"/>
                 <w:lang w:val="el-GR"/>
               </w:rPr>
-              <w:tab/>
-            </w:r>
-            <w:r>
-              <w:rPr>
-                <w:rFonts w:ascii="Consolas" w:hAnsi="Consolas" w:cs="Consolas"/>
-                <w:lang w:val="el-GR"/>
-              </w:rPr>
-            </w:r>
-            <w:r>
-              <w:rPr>
-                <w:rFonts w:ascii="Consolas" w:hAnsi="Consolas" w:cs="Consolas"/>
-                <w:lang w:val="el-GR"/>
-              </w:rPr>
-            </w:r>
+            </w:r>
+            <w:r/>
           </w:p>
           <w:p>
             <w:pPr>
               <w:pBdr/>
               <w:spacing/>
               <w:ind/>
-              <w:rPr>
-                <w:rFonts w:ascii="Consolas" w:hAnsi="Consolas" w:cs="Consolas"/>
-                <w:lang w:val="el-GR"/>
-              </w:rPr>
+              <w:rPr/>
             </w:pPr>
             <w:r>
               <w:rPr>
@@ -1517,29 +1368,16 @@
               </w:rPr>
               <w:t xml:space="preserve">BIN: </w:t>
               <w:tab/>
-            </w:r>
-            <w:r>
-              <w:rPr>
-                <w:rFonts w:ascii="Consolas" w:hAnsi="Consolas" w:cs="Consolas"/>
-                <w:lang w:val="el-GR"/>
-              </w:rPr>
-            </w:r>
-            <w:r>
-              <w:rPr>
-                <w:rFonts w:ascii="Consolas" w:hAnsi="Consolas" w:cs="Consolas"/>
-                <w:lang w:val="el-GR"/>
-              </w:rPr>
-            </w:r>
+              <w:t xml:space="preserve">// Κατάσταση για μη έγκυρες εισόδους, παραμένουμε στην κατάσταση BIN μέχρι να συναντήσουμε EOF.</w:t>
+            </w:r>
+            <w:r/>
           </w:p>
           <w:p>
             <w:pPr>
               <w:pBdr/>
               <w:spacing/>
               <w:ind/>
-              <w:rPr>
-                <w:rFonts w:ascii="Consolas" w:hAnsi="Consolas" w:cs="Consolas"/>
-                <w:lang w:val="el-GR"/>
-              </w:rPr>
+              <w:rPr/>
             </w:pPr>
             <w:r>
               <w:rPr>
@@ -1548,30 +1386,18 @@
                 <w:lang w:val="el-GR"/>
               </w:rPr>
               <w:tab/>
-              <w:t xml:space="preserve">*-&gt; BIN</w:t>
-            </w:r>
-            <w:r>
-              <w:rPr>
-                <w:rFonts w:ascii="Consolas" w:hAnsi="Consolas" w:cs="Consolas"/>
-                <w:lang w:val="el-GR"/>
-              </w:rPr>
-            </w:r>
-            <w:r>
-              <w:rPr>
-                <w:rFonts w:ascii="Consolas" w:hAnsi="Consolas" w:cs="Consolas"/>
-                <w:lang w:val="el-GR"/>
-              </w:rPr>
-            </w:r>
+              <w:t xml:space="preserve">* -&gt; BIN </w:t>
+              <w:tab/>
+              <w:t xml:space="preserve">// Αν συνεχίσουμε να εισάγουμε οτιδήποτε άλλο, παραμένουμε στην κατάσταση BIN.</w:t>
+            </w:r>
+            <w:r/>
           </w:p>
           <w:p>
             <w:pPr>
               <w:pBdr/>
               <w:spacing/>
               <w:ind/>
-              <w:rPr>
-                <w:rFonts w:ascii="Consolas" w:hAnsi="Consolas" w:cs="Consolas"/>
-                <w:lang w:val="el-GR"/>
-              </w:rPr>
+              <w:rPr/>
             </w:pPr>
             <w:r>
               <w:rPr>
@@ -1581,29 +1407,17 @@
               </w:rPr>
               <w:tab/>
               <w:t xml:space="preserve">EOF -&gt; BAD</w:t>
-            </w:r>
-            <w:r>
-              <w:rPr>
-                <w:rFonts w:ascii="Consolas" w:hAnsi="Consolas" w:cs="Consolas"/>
-                <w:lang w:val="el-GR"/>
-              </w:rPr>
-            </w:r>
-            <w:r>
-              <w:rPr>
-                <w:rFonts w:ascii="Consolas" w:hAnsi="Consolas" w:cs="Consolas"/>
-                <w:lang w:val="el-GR"/>
-              </w:rPr>
-            </w:r>
+              <w:tab/>
+              <w:t xml:space="preserve">// Αν φτάσουμε στο τέλος του αρχείου (EOF), μεταβαίνουμε στην κατάσταση BAD μη έγκυρη είσοδος.</w:t>
+            </w:r>
+            <w:r/>
           </w:p>
           <w:p>
             <w:pPr>
               <w:pBdr/>
               <w:spacing/>
               <w:ind/>
-              <w:rPr>
-                <w:rFonts w:ascii="Consolas" w:hAnsi="Consolas" w:cs="Consolas"/>
-                <w:lang w:val="el-GR"/>
-              </w:rPr>
+              <w:rPr/>
             </w:pPr>
             <w:r>
               <w:rPr>
@@ -1612,28 +1426,14 @@
                 <w:lang w:val="el-GR"/>
               </w:rPr>
             </w:r>
-            <w:r>
-              <w:rPr>
-                <w:rFonts w:ascii="Consolas" w:hAnsi="Consolas" w:cs="Consolas"/>
-                <w:lang w:val="el-GR"/>
-              </w:rPr>
-            </w:r>
-            <w:r>
-              <w:rPr>
-                <w:rFonts w:ascii="Consolas" w:hAnsi="Consolas" w:cs="Consolas"/>
-                <w:lang w:val="el-GR"/>
-              </w:rPr>
-            </w:r>
+            <w:r/>
           </w:p>
           <w:p>
             <w:pPr>
               <w:pBdr/>
               <w:spacing/>
               <w:ind/>
-              <w:rPr>
-                <w:rFonts w:ascii="Consolas" w:hAnsi="Consolas" w:cs="Consolas"/>
-                <w:lang w:val="el-GR"/>
-              </w:rPr>
+              <w:rPr/>
             </w:pPr>
             <w:r>
               <w:rPr>
@@ -1641,30 +1441,16 @@
                 <w:highlight w:val="none"/>
                 <w:lang w:val="el-GR"/>
               </w:rPr>
-              <w:t xml:space="preserve">GOOD(OK): </w:t>
-            </w:r>
-            <w:r>
-              <w:rPr>
-                <w:rFonts w:ascii="Consolas" w:hAnsi="Consolas" w:cs="Consolas"/>
-                <w:lang w:val="el-GR"/>
-              </w:rPr>
-            </w:r>
-            <w:r>
-              <w:rPr>
-                <w:rFonts w:ascii="Consolas" w:hAnsi="Consolas" w:cs="Consolas"/>
-                <w:lang w:val="el-GR"/>
-              </w:rPr>
-            </w:r>
+              <w:t xml:space="preserve">GOOD(OK): // Κατάσταση για έγκυρες εισόδους, παραμένουμε στην κατάσταση GOOD μέχρι να φτάσουμε στο EOF.</w:t>
+            </w:r>
+            <w:r/>
           </w:p>
           <w:p>
             <w:pPr>
               <w:pBdr/>
               <w:spacing/>
               <w:ind/>
-              <w:rPr>
-                <w:rFonts w:ascii="Consolas" w:hAnsi="Consolas" w:cs="Consolas"/>
-                <w:lang w:val="el-GR"/>
-              </w:rPr>
+              <w:rPr/>
             </w:pPr>
             <w:r>
               <w:rPr>
@@ -1673,20 +1459,11 @@
                 <w:lang w:val="el-GR"/>
               </w:rPr>
               <w:tab/>
-              <w:t xml:space="preserve">EOF -&gt; GOOD</w:t>
-            </w:r>
-            <w:r>
-              <w:rPr>
-                <w:rFonts w:ascii="Consolas" w:hAnsi="Consolas" w:cs="Consolas"/>
-                <w:lang w:val="el-GR"/>
-              </w:rPr>
-            </w:r>
-            <w:r>
-              <w:rPr>
-                <w:rFonts w:ascii="Consolas" w:hAnsi="Consolas" w:cs="Consolas"/>
-                <w:lang w:val="el-GR"/>
-              </w:rPr>
-            </w:r>
+              <w:t xml:space="preserve">EOF -&gt; GOOD </w:t>
+              <w:tab/>
+              <w:t xml:space="preserve">// Αν φτάσουμε στο EOF, παραμένουμε στην κατάσταση GOOD έγκυρη είσοδος.</w:t>
+            </w:r>
+            <w:r/>
           </w:p>
           <w:p>
             <w:pPr>
@@ -1707,10 +1484,13 @@
               </w:rPr>
               <w:tab/>
               <w:t xml:space="preserve">* -&gt; BIN</w:t>
-            </w:r>
-            <w:r>
-              <w:rPr>
-                <w:rFonts w:ascii="Consolas" w:hAnsi="Consolas" w:cs="Consolas"/>
+              <w:tab/>
+              <w:t xml:space="preserve">// Αν το εισερχόμενο σύμβολο είναι οτιδήποτε άλλο, μεταβαίνουμε στην κατάσταση BIN.</w:t>
+            </w:r>
+            <w:r/>
+            <w:r>
+              <w:rPr>
+                <w:rFonts w:ascii="Consolas" w:hAnsi="Consolas" w:eastAsia="Consolas" w:cs="Consolas"/>
                 <w:highlight w:val="none"/>
                 <w:lang w:val="el-GR"/>
               </w:rPr>
@@ -1874,7 +1654,7 @@
             </w:r>
             <w:r>
               <w:rPr>
-                <w:rFonts w:ascii="Consolas" w:hAnsi="Consolas" w:eastAsia="Consolas" w:cs="Consolas"/>
+                <w:rFonts w:ascii="Consolas" w:hAnsi="Consolas" w:cs="Consolas"/>
                 <w:lang w:val="el-GR"/>
               </w:rPr>
             </w:r>
@@ -1905,7 +1685,7 @@
             </w:r>
             <w:r>
               <w:rPr>
-                <w:rFonts w:ascii="Consolas" w:hAnsi="Consolas" w:eastAsia="Consolas" w:cs="Consolas"/>
+                <w:rFonts w:ascii="Consolas" w:hAnsi="Consolas" w:cs="Consolas"/>
                 <w:lang w:val="el-GR"/>
               </w:rPr>
             </w:r>
@@ -1936,7 +1716,7 @@
             </w:r>
             <w:r>
               <w:rPr>
-                <w:rFonts w:ascii="Consolas" w:hAnsi="Consolas" w:eastAsia="Consolas" w:cs="Consolas"/>
+                <w:rFonts w:ascii="Consolas" w:hAnsi="Consolas" w:cs="Consolas"/>
                 <w:lang w:val="el-GR"/>
               </w:rPr>
             </w:r>
@@ -1967,7 +1747,7 @@
             </w:r>
             <w:r>
               <w:rPr>
-                <w:rFonts w:ascii="Consolas" w:hAnsi="Consolas" w:eastAsia="Consolas" w:cs="Consolas"/>
+                <w:rFonts w:ascii="Consolas" w:hAnsi="Consolas" w:cs="Consolas"/>
                 <w:lang w:val="el-GR"/>
               </w:rPr>
             </w:r>
@@ -1998,7 +1778,7 @@
             </w:r>
             <w:r>
               <w:rPr>
-                <w:rFonts w:ascii="Consolas" w:hAnsi="Consolas" w:eastAsia="Consolas" w:cs="Consolas"/>
+                <w:rFonts w:ascii="Consolas" w:hAnsi="Consolas" w:cs="Consolas"/>
                 <w:lang w:val="el-GR"/>
               </w:rPr>
             </w:r>
@@ -2030,7 +1810,7 @@
             </w:r>
             <w:r>
               <w:rPr>
-                <w:rFonts w:ascii="Consolas" w:hAnsi="Consolas" w:eastAsia="Consolas" w:cs="Consolas"/>
+                <w:rFonts w:ascii="Consolas" w:hAnsi="Consolas" w:cs="Consolas"/>
                 <w:highlight w:val="none"/>
                 <w:lang w:val="el-GR"/>
               </w:rPr>
@@ -2063,7 +1843,7 @@
             </w:r>
             <w:r>
               <w:rPr>
-                <w:rFonts w:ascii="Consolas" w:hAnsi="Consolas" w:eastAsia="Consolas" w:cs="Consolas"/>
+                <w:rFonts w:ascii="Consolas" w:hAnsi="Consolas" w:cs="Consolas"/>
                 <w:highlight w:val="none"/>
                 <w:lang w:val="el-GR"/>
               </w:rPr>
@@ -2104,7 +1884,7 @@
             </w:r>
             <w:r>
               <w:rPr>
-                <w:rFonts w:ascii="Consolas" w:hAnsi="Consolas" w:eastAsia="Consolas" w:cs="Consolas"/>
+                <w:rFonts w:ascii="Consolas" w:hAnsi="Consolas" w:cs="Consolas"/>
                 <w:lang w:val="el-GR"/>
               </w:rPr>
             </w:r>
@@ -2135,7 +1915,7 @@
             </w:r>
             <w:r>
               <w:rPr>
-                <w:rFonts w:ascii="Consolas" w:hAnsi="Consolas" w:eastAsia="Consolas" w:cs="Consolas"/>
+                <w:rFonts w:ascii="Consolas" w:hAnsi="Consolas" w:cs="Consolas"/>
                 <w:lang w:val="el-GR"/>
               </w:rPr>
             </w:r>
@@ -2166,7 +1946,7 @@
             </w:r>
             <w:r>
               <w:rPr>
-                <w:rFonts w:ascii="Consolas" w:hAnsi="Consolas" w:eastAsia="Consolas" w:cs="Consolas"/>
+                <w:rFonts w:ascii="Consolas" w:hAnsi="Consolas" w:cs="Consolas"/>
                 <w:lang w:val="el-GR"/>
               </w:rPr>
             </w:r>
@@ -2197,7 +1977,7 @@
             </w:r>
             <w:r>
               <w:rPr>
-                <w:rFonts w:ascii="Consolas" w:hAnsi="Consolas" w:eastAsia="Consolas" w:cs="Consolas"/>
+                <w:rFonts w:ascii="Consolas" w:hAnsi="Consolas" w:cs="Consolas"/>
                 <w:lang w:val="el-GR"/>
               </w:rPr>
             </w:r>
@@ -2228,7 +2008,7 @@
             </w:r>
             <w:r>
               <w:rPr>
-                <w:rFonts w:ascii="Consolas" w:hAnsi="Consolas" w:eastAsia="Consolas" w:cs="Consolas"/>
+                <w:rFonts w:ascii="Consolas" w:hAnsi="Consolas" w:cs="Consolas"/>
                 <w:lang w:val="el-GR"/>
               </w:rPr>
             </w:r>
@@ -2259,7 +2039,7 @@
             </w:r>
             <w:r>
               <w:rPr>
-                <w:rFonts w:ascii="Consolas" w:hAnsi="Consolas" w:eastAsia="Consolas" w:cs="Consolas"/>
+                <w:rFonts w:ascii="Consolas" w:hAnsi="Consolas" w:cs="Consolas"/>
                 <w:lang w:val="el-GR"/>
               </w:rPr>
             </w:r>
@@ -2290,7 +2070,7 @@
             </w:r>
             <w:r>
               <w:rPr>
-                <w:rFonts w:ascii="Consolas" w:hAnsi="Consolas" w:eastAsia="Consolas" w:cs="Consolas"/>
+                <w:rFonts w:ascii="Consolas" w:hAnsi="Consolas" w:cs="Consolas"/>
                 <w:lang w:val="el-GR"/>
               </w:rPr>
             </w:r>
@@ -2321,7 +2101,7 @@
             </w:r>
             <w:r>
               <w:rPr>
-                <w:rFonts w:ascii="Consolas" w:hAnsi="Consolas" w:eastAsia="Consolas" w:cs="Consolas"/>
+                <w:rFonts w:ascii="Consolas" w:hAnsi="Consolas" w:cs="Consolas"/>
                 <w:lang w:val="el-GR"/>
               </w:rPr>
             </w:r>
@@ -2352,7 +2132,7 @@
             </w:r>
             <w:r>
               <w:rPr>
-                <w:rFonts w:ascii="Consolas" w:hAnsi="Consolas" w:eastAsia="Consolas" w:cs="Consolas"/>
+                <w:rFonts w:ascii="Consolas" w:hAnsi="Consolas" w:cs="Consolas"/>
                 <w:lang w:val="el-GR"/>
               </w:rPr>
             </w:r>
@@ -2383,7 +2163,7 @@
             </w:r>
             <w:r>
               <w:rPr>
-                <w:rFonts w:ascii="Consolas" w:hAnsi="Consolas" w:eastAsia="Consolas" w:cs="Consolas"/>
+                <w:rFonts w:ascii="Consolas" w:hAnsi="Consolas" w:cs="Consolas"/>
                 <w:lang w:val="el-GR"/>
               </w:rPr>
             </w:r>
@@ -2414,7 +2194,7 @@
             </w:r>
             <w:r>
               <w:rPr>
-                <w:rFonts w:ascii="Consolas" w:hAnsi="Consolas" w:eastAsia="Consolas" w:cs="Consolas"/>
+                <w:rFonts w:ascii="Consolas" w:hAnsi="Consolas" w:cs="Consolas"/>
                 <w:lang w:val="el-GR"/>
               </w:rPr>
             </w:r>
@@ -2446,7 +2226,7 @@
             </w:r>
             <w:r>
               <w:rPr>
-                <w:rFonts w:ascii="Consolas" w:hAnsi="Consolas" w:eastAsia="Consolas" w:cs="Consolas"/>
+                <w:rFonts w:ascii="Consolas" w:hAnsi="Consolas" w:cs="Consolas"/>
                 <w:highlight w:val="none"/>
                 <w:lang w:val="el-GR"/>
               </w:rPr>
@@ -2479,7 +2259,7 @@
             </w:r>
             <w:r>
               <w:rPr>
-                <w:rFonts w:ascii="Consolas" w:hAnsi="Consolas" w:eastAsia="Consolas" w:cs="Consolas"/>
+                <w:rFonts w:ascii="Consolas" w:hAnsi="Consolas" w:cs="Consolas"/>
                 <w:highlight w:val="none"/>
                 <w:lang w:val="el-GR"/>
               </w:rPr>
@@ -2520,7 +2300,7 @@
             </w:r>
             <w:r>
               <w:rPr>
-                <w:rFonts w:ascii="Consolas" w:hAnsi="Consolas" w:eastAsia="Consolas" w:cs="Consolas"/>
+                <w:rFonts w:ascii="Consolas" w:hAnsi="Consolas" w:cs="Consolas"/>
                 <w:lang w:val="el-GR"/>
               </w:rPr>
             </w:r>
@@ -2551,7 +2331,7 @@
             </w:r>
             <w:r>
               <w:rPr>
-                <w:rFonts w:ascii="Consolas" w:hAnsi="Consolas" w:eastAsia="Consolas" w:cs="Consolas"/>
+                <w:rFonts w:ascii="Consolas" w:hAnsi="Consolas" w:cs="Consolas"/>
                 <w:lang w:val="el-GR"/>
               </w:rPr>
             </w:r>
@@ -2582,7 +2362,7 @@
             </w:r>
             <w:r>
               <w:rPr>
-                <w:rFonts w:ascii="Consolas" w:hAnsi="Consolas" w:eastAsia="Consolas" w:cs="Consolas"/>
+                <w:rFonts w:ascii="Consolas" w:hAnsi="Consolas" w:cs="Consolas"/>
                 <w:lang w:val="el-GR"/>
               </w:rPr>
             </w:r>
@@ -2613,7 +2393,7 @@
             </w:r>
             <w:r>
               <w:rPr>
-                <w:rFonts w:ascii="Consolas" w:hAnsi="Consolas" w:eastAsia="Consolas" w:cs="Consolas"/>
+                <w:rFonts w:ascii="Consolas" w:hAnsi="Consolas" w:cs="Consolas"/>
                 <w:lang w:val="el-GR"/>
               </w:rPr>
             </w:r>
@@ -2644,7 +2424,7 @@
             </w:r>
             <w:r>
               <w:rPr>
-                <w:rFonts w:ascii="Consolas" w:hAnsi="Consolas" w:eastAsia="Consolas" w:cs="Consolas"/>
+                <w:rFonts w:ascii="Consolas" w:hAnsi="Consolas" w:cs="Consolas"/>
                 <w:lang w:val="el-GR"/>
               </w:rPr>
             </w:r>
@@ -2675,7 +2455,7 @@
             </w:r>
             <w:r>
               <w:rPr>
-                <w:rFonts w:ascii="Consolas" w:hAnsi="Consolas" w:eastAsia="Consolas" w:cs="Consolas"/>
+                <w:rFonts w:ascii="Consolas" w:hAnsi="Consolas" w:cs="Consolas"/>
                 <w:lang w:val="el-GR"/>
               </w:rPr>
             </w:r>
@@ -2706,7 +2486,7 @@
             </w:r>
             <w:r>
               <w:rPr>
-                <w:rFonts w:ascii="Consolas" w:hAnsi="Consolas" w:eastAsia="Consolas" w:cs="Consolas"/>
+                <w:rFonts w:ascii="Consolas" w:hAnsi="Consolas" w:cs="Consolas"/>
                 <w:lang w:val="el-GR"/>
               </w:rPr>
             </w:r>
@@ -2737,7 +2517,7 @@
             </w:r>
             <w:r>
               <w:rPr>
-                <w:rFonts w:ascii="Consolas" w:hAnsi="Consolas" w:eastAsia="Consolas" w:cs="Consolas"/>
+                <w:rFonts w:ascii="Consolas" w:hAnsi="Consolas" w:cs="Consolas"/>
                 <w:lang w:val="el-GR"/>
               </w:rPr>
             </w:r>
@@ -2768,7 +2548,7 @@
             </w:r>
             <w:r>
               <w:rPr>
-                <w:rFonts w:ascii="Consolas" w:hAnsi="Consolas" w:eastAsia="Consolas" w:cs="Consolas"/>
+                <w:rFonts w:ascii="Consolas" w:hAnsi="Consolas" w:cs="Consolas"/>
                 <w:lang w:val="el-GR"/>
               </w:rPr>
             </w:r>
@@ -2799,7 +2579,7 @@
             </w:r>
             <w:r>
               <w:rPr>
-                <w:rFonts w:ascii="Consolas" w:hAnsi="Consolas" w:eastAsia="Consolas" w:cs="Consolas"/>
+                <w:rFonts w:ascii="Consolas" w:hAnsi="Consolas" w:cs="Consolas"/>
                 <w:lang w:val="el-GR"/>
               </w:rPr>
             </w:r>
@@ -2830,7 +2610,7 @@
             </w:r>
             <w:r>
               <w:rPr>
-                <w:rFonts w:ascii="Consolas" w:hAnsi="Consolas" w:eastAsia="Consolas" w:cs="Consolas"/>
+                <w:rFonts w:ascii="Consolas" w:hAnsi="Consolas" w:cs="Consolas"/>
                 <w:lang w:val="el-GR"/>
               </w:rPr>
             </w:r>
@@ -2861,7 +2641,7 @@
             </w:r>
             <w:r>
               <w:rPr>
-                <w:rFonts w:ascii="Consolas" w:hAnsi="Consolas" w:eastAsia="Consolas" w:cs="Consolas"/>
+                <w:rFonts w:ascii="Consolas" w:hAnsi="Consolas" w:cs="Consolas"/>
                 <w:lang w:val="el-GR"/>
               </w:rPr>
             </w:r>
@@ -2893,7 +2673,7 @@
             </w:r>
             <w:r>
               <w:rPr>
-                <w:rFonts w:ascii="Consolas" w:hAnsi="Consolas" w:eastAsia="Consolas" w:cs="Consolas"/>
+                <w:rFonts w:ascii="Consolas" w:hAnsi="Consolas" w:cs="Consolas"/>
                 <w:highlight w:val="none"/>
                 <w:lang w:val="el-GR"/>
               </w:rPr>
@@ -2926,7 +2706,7 @@
             </w:r>
             <w:r>
               <w:rPr>
-                <w:rFonts w:ascii="Consolas" w:hAnsi="Consolas" w:eastAsia="Consolas" w:cs="Consolas"/>
+                <w:rFonts w:ascii="Consolas" w:hAnsi="Consolas" w:cs="Consolas"/>
                 <w:highlight w:val="none"/>
                 <w:lang w:val="el-GR"/>
               </w:rPr>
@@ -2967,7 +2747,7 @@
             </w:r>
             <w:r>
               <w:rPr>
-                <w:rFonts w:ascii="Consolas" w:hAnsi="Consolas" w:eastAsia="Consolas" w:cs="Consolas"/>
+                <w:rFonts w:ascii="Consolas" w:hAnsi="Consolas" w:cs="Consolas"/>
                 <w:lang w:val="el-GR"/>
               </w:rPr>
             </w:r>
@@ -2998,7 +2778,7 @@
             </w:r>
             <w:r>
               <w:rPr>
-                <w:rFonts w:ascii="Consolas" w:hAnsi="Consolas" w:eastAsia="Consolas" w:cs="Consolas"/>
+                <w:rFonts w:ascii="Consolas" w:hAnsi="Consolas" w:cs="Consolas"/>
                 <w:lang w:val="el-GR"/>
               </w:rPr>
             </w:r>
@@ -3029,7 +2809,7 @@
             </w:r>
             <w:r>
               <w:rPr>
-                <w:rFonts w:ascii="Consolas" w:hAnsi="Consolas" w:eastAsia="Consolas" w:cs="Consolas"/>
+                <w:rFonts w:ascii="Consolas" w:hAnsi="Consolas" w:cs="Consolas"/>
                 <w:lang w:val="el-GR"/>
               </w:rPr>
             </w:r>
@@ -3060,7 +2840,7 @@
             </w:r>
             <w:r>
               <w:rPr>
-                <w:rFonts w:ascii="Consolas" w:hAnsi="Consolas" w:eastAsia="Consolas" w:cs="Consolas"/>
+                <w:rFonts w:ascii="Consolas" w:hAnsi="Consolas" w:cs="Consolas"/>
                 <w:lang w:val="el-GR"/>
               </w:rPr>
             </w:r>
@@ -3091,7 +2871,7 @@
             </w:r>
             <w:r>
               <w:rPr>
-                <w:rFonts w:ascii="Consolas" w:hAnsi="Consolas" w:eastAsia="Consolas" w:cs="Consolas"/>
+                <w:rFonts w:ascii="Consolas" w:hAnsi="Consolas" w:cs="Consolas"/>
                 <w:lang w:val="el-GR"/>
               </w:rPr>
             </w:r>
@@ -3122,7 +2902,7 @@
             </w:r>
             <w:r>
               <w:rPr>
-                <w:rFonts w:ascii="Consolas" w:hAnsi="Consolas" w:eastAsia="Consolas" w:cs="Consolas"/>
+                <w:rFonts w:ascii="Consolas" w:hAnsi="Consolas" w:cs="Consolas"/>
                 <w:lang w:val="el-GR"/>
               </w:rPr>
             </w:r>
@@ -3153,7 +2933,7 @@
             </w:r>
             <w:r>
               <w:rPr>
-                <w:rFonts w:ascii="Consolas" w:hAnsi="Consolas" w:eastAsia="Consolas" w:cs="Consolas"/>
+                <w:rFonts w:ascii="Consolas" w:hAnsi="Consolas" w:cs="Consolas"/>
                 <w:lang w:val="el-GR"/>
               </w:rPr>
             </w:r>
@@ -3184,7 +2964,7 @@
             </w:r>
             <w:r>
               <w:rPr>
-                <w:rFonts w:ascii="Consolas" w:hAnsi="Consolas" w:eastAsia="Consolas" w:cs="Consolas"/>
+                <w:rFonts w:ascii="Consolas" w:hAnsi="Consolas" w:cs="Consolas"/>
                 <w:lang w:val="el-GR"/>
               </w:rPr>
             </w:r>
@@ -3215,7 +2995,7 @@
             </w:r>
             <w:r>
               <w:rPr>
-                <w:rFonts w:ascii="Consolas" w:hAnsi="Consolas" w:eastAsia="Consolas" w:cs="Consolas"/>
+                <w:rFonts w:ascii="Consolas" w:hAnsi="Consolas" w:cs="Consolas"/>
                 <w:lang w:val="el-GR"/>
               </w:rPr>
             </w:r>
@@ -3246,7 +3026,7 @@
             </w:r>
             <w:r>
               <w:rPr>
-                <w:rFonts w:ascii="Consolas" w:hAnsi="Consolas" w:eastAsia="Consolas" w:cs="Consolas"/>
+                <w:rFonts w:ascii="Consolas" w:hAnsi="Consolas" w:cs="Consolas"/>
                 <w:lang w:val="el-GR"/>
               </w:rPr>
             </w:r>
@@ -3277,7 +3057,7 @@
             </w:r>
             <w:r>
               <w:rPr>
-                <w:rFonts w:ascii="Consolas" w:hAnsi="Consolas" w:eastAsia="Consolas" w:cs="Consolas"/>
+                <w:rFonts w:ascii="Consolas" w:hAnsi="Consolas" w:cs="Consolas"/>
                 <w:lang w:val="el-GR"/>
               </w:rPr>
             </w:r>
@@ -3308,7 +3088,7 @@
             </w:r>
             <w:r>
               <w:rPr>
-                <w:rFonts w:ascii="Consolas" w:hAnsi="Consolas" w:eastAsia="Consolas" w:cs="Consolas"/>
+                <w:rFonts w:ascii="Consolas" w:hAnsi="Consolas" w:cs="Consolas"/>
                 <w:lang w:val="el-GR"/>
               </w:rPr>
             </w:r>
@@ -3339,7 +3119,7 @@
             </w:r>
             <w:r>
               <w:rPr>
-                <w:rFonts w:ascii="Consolas" w:hAnsi="Consolas" w:eastAsia="Consolas" w:cs="Consolas"/>
+                <w:rFonts w:ascii="Consolas" w:hAnsi="Consolas" w:cs="Consolas"/>
                 <w:lang w:val="el-GR"/>
               </w:rPr>
             </w:r>
@@ -3370,7 +3150,7 @@
             </w:r>
             <w:r>
               <w:rPr>
-                <w:rFonts w:ascii="Consolas" w:hAnsi="Consolas" w:eastAsia="Consolas" w:cs="Consolas"/>
+                <w:rFonts w:ascii="Consolas" w:hAnsi="Consolas" w:cs="Consolas"/>
                 <w:lang w:val="el-GR"/>
               </w:rPr>
             </w:r>
@@ -3402,7 +3182,7 @@
             </w:r>
             <w:r>
               <w:rPr>
-                <w:rFonts w:ascii="Consolas" w:hAnsi="Consolas" w:eastAsia="Consolas" w:cs="Consolas"/>
+                <w:rFonts w:ascii="Consolas" w:hAnsi="Consolas" w:cs="Consolas"/>
                 <w:highlight w:val="none"/>
                 <w:lang w:val="el-GR"/>
               </w:rPr>
@@ -3435,7 +3215,7 @@
             </w:r>
             <w:r>
               <w:rPr>
-                <w:rFonts w:ascii="Consolas" w:hAnsi="Consolas" w:eastAsia="Consolas" w:cs="Consolas"/>
+                <w:rFonts w:ascii="Consolas" w:hAnsi="Consolas" w:cs="Consolas"/>
                 <w:highlight w:val="none"/>
                 <w:lang w:val="el-GR"/>
               </w:rPr>
@@ -3476,7 +3256,7 @@
             </w:r>
             <w:r>
               <w:rPr>
-                <w:rFonts w:ascii="Consolas" w:hAnsi="Consolas" w:eastAsia="Consolas" w:cs="Consolas"/>
+                <w:rFonts w:ascii="Consolas" w:hAnsi="Consolas" w:cs="Consolas"/>
                 <w:lang w:val="el-GR"/>
               </w:rPr>
             </w:r>
@@ -3507,7 +3287,7 @@
             </w:r>
             <w:r>
               <w:rPr>
-                <w:rFonts w:ascii="Consolas" w:hAnsi="Consolas" w:eastAsia="Consolas" w:cs="Consolas"/>
+                <w:rFonts w:ascii="Consolas" w:hAnsi="Consolas" w:cs="Consolas"/>
                 <w:lang w:val="el-GR"/>
               </w:rPr>
             </w:r>
@@ -3538,7 +3318,7 @@
             </w:r>
             <w:r>
               <w:rPr>
-                <w:rFonts w:ascii="Consolas" w:hAnsi="Consolas" w:eastAsia="Consolas" w:cs="Consolas"/>
+                <w:rFonts w:ascii="Consolas" w:hAnsi="Consolas" w:cs="Consolas"/>
                 <w:lang w:val="el-GR"/>
               </w:rPr>
             </w:r>
@@ -3569,7 +3349,7 @@
             </w:r>
             <w:r>
               <w:rPr>
-                <w:rFonts w:ascii="Consolas" w:hAnsi="Consolas" w:eastAsia="Consolas" w:cs="Consolas"/>
+                <w:rFonts w:ascii="Consolas" w:hAnsi="Consolas" w:cs="Consolas"/>
                 <w:lang w:val="el-GR"/>
               </w:rPr>
             </w:r>
@@ -3600,7 +3380,7 @@
             </w:r>
             <w:r>
               <w:rPr>
-                <w:rFonts w:ascii="Consolas" w:hAnsi="Consolas" w:eastAsia="Consolas" w:cs="Consolas"/>
+                <w:rFonts w:ascii="Consolas" w:hAnsi="Consolas" w:cs="Consolas"/>
                 <w:lang w:val="el-GR"/>
               </w:rPr>
             </w:r>
@@ -3631,7 +3411,7 @@
             </w:r>
             <w:r>
               <w:rPr>
-                <w:rFonts w:ascii="Consolas" w:hAnsi="Consolas" w:eastAsia="Consolas" w:cs="Consolas"/>
+                <w:rFonts w:ascii="Consolas" w:hAnsi="Consolas" w:cs="Consolas"/>
                 <w:lang w:val="el-GR"/>
               </w:rPr>
             </w:r>
@@ -3662,7 +3442,7 @@
             </w:r>
             <w:r>
               <w:rPr>
-                <w:rFonts w:ascii="Consolas" w:hAnsi="Consolas" w:eastAsia="Consolas" w:cs="Consolas"/>
+                <w:rFonts w:ascii="Consolas" w:hAnsi="Consolas" w:cs="Consolas"/>
                 <w:lang w:val="el-GR"/>
               </w:rPr>
             </w:r>
@@ -3693,7 +3473,7 @@
             </w:r>
             <w:r>
               <w:rPr>
-                <w:rFonts w:ascii="Consolas" w:hAnsi="Consolas" w:eastAsia="Consolas" w:cs="Consolas"/>
+                <w:rFonts w:ascii="Consolas" w:hAnsi="Consolas" w:cs="Consolas"/>
                 <w:lang w:val="el-GR"/>
               </w:rPr>
             </w:r>
@@ -3724,7 +3504,7 @@
             </w:r>
             <w:r>
               <w:rPr>
-                <w:rFonts w:ascii="Consolas" w:hAnsi="Consolas" w:eastAsia="Consolas" w:cs="Consolas"/>
+                <w:rFonts w:ascii="Consolas" w:hAnsi="Consolas" w:cs="Consolas"/>
                 <w:lang w:val="el-GR"/>
               </w:rPr>
             </w:r>
@@ -3755,7 +3535,7 @@
             </w:r>
             <w:r>
               <w:rPr>
-                <w:rFonts w:ascii="Consolas" w:hAnsi="Consolas" w:eastAsia="Consolas" w:cs="Consolas"/>
+                <w:rFonts w:ascii="Consolas" w:hAnsi="Consolas" w:cs="Consolas"/>
                 <w:lang w:val="el-GR"/>
               </w:rPr>
             </w:r>
@@ -3786,7 +3566,7 @@
             </w:r>
             <w:r>
               <w:rPr>
-                <w:rFonts w:ascii="Consolas" w:hAnsi="Consolas" w:eastAsia="Consolas" w:cs="Consolas"/>
+                <w:rFonts w:ascii="Consolas" w:hAnsi="Consolas" w:cs="Consolas"/>
                 <w:lang w:val="el-GR"/>
               </w:rPr>
             </w:r>
@@ -3817,7 +3597,7 @@
             </w:r>
             <w:r>
               <w:rPr>
-                <w:rFonts w:ascii="Consolas" w:hAnsi="Consolas" w:eastAsia="Consolas" w:cs="Consolas"/>
+                <w:rFonts w:ascii="Consolas" w:hAnsi="Consolas" w:cs="Consolas"/>
                 <w:lang w:val="el-GR"/>
               </w:rPr>
             </w:r>
@@ -3848,7 +3628,7 @@
             </w:r>
             <w:r>
               <w:rPr>
-                <w:rFonts w:ascii="Consolas" w:hAnsi="Consolas" w:eastAsia="Consolas" w:cs="Consolas"/>
+                <w:rFonts w:ascii="Consolas" w:hAnsi="Consolas" w:cs="Consolas"/>
                 <w:lang w:val="el-GR"/>
               </w:rPr>
             </w:r>
@@ -3879,7 +3659,7 @@
             </w:r>
             <w:r>
               <w:rPr>
-                <w:rFonts w:ascii="Consolas" w:hAnsi="Consolas" w:eastAsia="Consolas" w:cs="Consolas"/>
+                <w:rFonts w:ascii="Consolas" w:hAnsi="Consolas" w:cs="Consolas"/>
                 <w:lang w:val="el-GR"/>
               </w:rPr>
             </w:r>
@@ -3911,7 +3691,7 @@
             </w:r>
             <w:r>
               <w:rPr>
-                <w:rFonts w:ascii="Consolas" w:hAnsi="Consolas" w:eastAsia="Consolas" w:cs="Consolas"/>
+                <w:rFonts w:ascii="Consolas" w:hAnsi="Consolas" w:cs="Consolas"/>
                 <w:highlight w:val="none"/>
                 <w:lang w:val="el-GR"/>
               </w:rPr>
@@ -3944,7 +3724,7 @@
             </w:r>
             <w:r>
               <w:rPr>
-                <w:rFonts w:ascii="Consolas" w:hAnsi="Consolas" w:eastAsia="Consolas" w:cs="Consolas"/>
+                <w:rFonts w:ascii="Consolas" w:hAnsi="Consolas" w:cs="Consolas"/>
                 <w:highlight w:val="none"/>
                 <w:lang w:val="el-GR"/>
               </w:rPr>
@@ -3985,7 +3765,7 @@
             </w:r>
             <w:r>
               <w:rPr>
-                <w:rFonts w:ascii="Consolas" w:hAnsi="Consolas" w:eastAsia="Consolas" w:cs="Consolas"/>
+                <w:rFonts w:ascii="Consolas" w:hAnsi="Consolas" w:cs="Consolas"/>
                 <w:lang w:val="el-GR"/>
               </w:rPr>
             </w:r>
@@ -4016,7 +3796,7 @@
             </w:r>
             <w:r>
               <w:rPr>
-                <w:rFonts w:ascii="Consolas" w:hAnsi="Consolas" w:eastAsia="Consolas" w:cs="Consolas"/>
+                <w:rFonts w:ascii="Consolas" w:hAnsi="Consolas" w:cs="Consolas"/>
                 <w:lang w:val="el-GR"/>
               </w:rPr>
             </w:r>
@@ -4047,7 +3827,7 @@
             </w:r>
             <w:r>
               <w:rPr>
-                <w:rFonts w:ascii="Consolas" w:hAnsi="Consolas" w:eastAsia="Consolas" w:cs="Consolas"/>
+                <w:rFonts w:ascii="Consolas" w:hAnsi="Consolas" w:cs="Consolas"/>
                 <w:lang w:val="el-GR"/>
               </w:rPr>
             </w:r>
@@ -4078,7 +3858,7 @@
             </w:r>
             <w:r>
               <w:rPr>
-                <w:rFonts w:ascii="Consolas" w:hAnsi="Consolas" w:eastAsia="Consolas" w:cs="Consolas"/>
+                <w:rFonts w:ascii="Consolas" w:hAnsi="Consolas" w:cs="Consolas"/>
                 <w:lang w:val="el-GR"/>
               </w:rPr>
             </w:r>
@@ -4109,7 +3889,7 @@
             </w:r>
             <w:r>
               <w:rPr>
-                <w:rFonts w:ascii="Consolas" w:hAnsi="Consolas" w:eastAsia="Consolas" w:cs="Consolas"/>
+                <w:rFonts w:ascii="Consolas" w:hAnsi="Consolas" w:cs="Consolas"/>
                 <w:lang w:val="el-GR"/>
               </w:rPr>
             </w:r>
@@ -4140,7 +3920,7 @@
             </w:r>
             <w:r>
               <w:rPr>
-                <w:rFonts w:ascii="Consolas" w:hAnsi="Consolas" w:eastAsia="Consolas" w:cs="Consolas"/>
+                <w:rFonts w:ascii="Consolas" w:hAnsi="Consolas" w:cs="Consolas"/>
                 <w:lang w:val="el-GR"/>
               </w:rPr>
             </w:r>
@@ -4171,7 +3951,7 @@
             </w:r>
             <w:r>
               <w:rPr>
-                <w:rFonts w:ascii="Consolas" w:hAnsi="Consolas" w:eastAsia="Consolas" w:cs="Consolas"/>
+                <w:rFonts w:ascii="Consolas" w:hAnsi="Consolas" w:cs="Consolas"/>
                 <w:lang w:val="el-GR"/>
               </w:rPr>
             </w:r>
@@ -4202,7 +3982,7 @@
             </w:r>
             <w:r>
               <w:rPr>
-                <w:rFonts w:ascii="Consolas" w:hAnsi="Consolas" w:eastAsia="Consolas" w:cs="Consolas"/>
+                <w:rFonts w:ascii="Consolas" w:hAnsi="Consolas" w:cs="Consolas"/>
                 <w:lang w:val="el-GR"/>
               </w:rPr>
             </w:r>
@@ -4233,7 +4013,7 @@
             </w:r>
             <w:r>
               <w:rPr>
-                <w:rFonts w:ascii="Consolas" w:hAnsi="Consolas" w:eastAsia="Consolas" w:cs="Consolas"/>
+                <w:rFonts w:ascii="Consolas" w:hAnsi="Consolas" w:cs="Consolas"/>
                 <w:lang w:val="el-GR"/>
               </w:rPr>
             </w:r>
@@ -4264,7 +4044,7 @@
             </w:r>
             <w:r>
               <w:rPr>
-                <w:rFonts w:ascii="Consolas" w:hAnsi="Consolas" w:eastAsia="Consolas" w:cs="Consolas"/>
+                <w:rFonts w:ascii="Consolas" w:hAnsi="Consolas" w:cs="Consolas"/>
                 <w:lang w:val="el-GR"/>
               </w:rPr>
             </w:r>
@@ -4295,7 +4075,7 @@
             </w:r>
             <w:r>
               <w:rPr>
-                <w:rFonts w:ascii="Consolas" w:hAnsi="Consolas" w:eastAsia="Consolas" w:cs="Consolas"/>
+                <w:rFonts w:ascii="Consolas" w:hAnsi="Consolas" w:cs="Consolas"/>
                 <w:lang w:val="el-GR"/>
               </w:rPr>
             </w:r>
@@ -4326,7 +4106,7 @@
             </w:r>
             <w:r>
               <w:rPr>
-                <w:rFonts w:ascii="Consolas" w:hAnsi="Consolas" w:eastAsia="Consolas" w:cs="Consolas"/>
+                <w:rFonts w:ascii="Consolas" w:hAnsi="Consolas" w:cs="Consolas"/>
                 <w:lang w:val="el-GR"/>
               </w:rPr>
             </w:r>
@@ -4358,7 +4138,7 @@
             </w:r>
             <w:r>
               <w:rPr>
-                <w:rFonts w:ascii="Consolas" w:hAnsi="Consolas" w:eastAsia="Consolas" w:cs="Consolas"/>
+                <w:rFonts w:ascii="Consolas" w:hAnsi="Consolas" w:cs="Consolas"/>
                 <w:highlight w:val="none"/>
                 <w:lang w:val="el-GR"/>
               </w:rPr>
@@ -4391,7 +4171,7 @@
             </w:r>
             <w:r>
               <w:rPr>
-                <w:rFonts w:ascii="Consolas" w:hAnsi="Consolas" w:eastAsia="Consolas" w:cs="Consolas"/>
+                <w:rFonts w:ascii="Consolas" w:hAnsi="Consolas" w:cs="Consolas"/>
                 <w:highlight w:val="none"/>
                 <w:lang w:val="el-GR"/>
               </w:rPr>
@@ -4432,7 +4212,7 @@
             </w:r>
             <w:r>
               <w:rPr>
-                <w:rFonts w:ascii="Consolas" w:hAnsi="Consolas" w:eastAsia="Consolas" w:cs="Consolas"/>
+                <w:rFonts w:ascii="Consolas" w:hAnsi="Consolas" w:cs="Consolas"/>
                 <w:lang w:val="el-GR"/>
               </w:rPr>
             </w:r>
@@ -4463,7 +4243,7 @@
             </w:r>
             <w:r>
               <w:rPr>
-                <w:rFonts w:ascii="Consolas" w:hAnsi="Consolas" w:eastAsia="Consolas" w:cs="Consolas"/>
+                <w:rFonts w:ascii="Consolas" w:hAnsi="Consolas" w:cs="Consolas"/>
                 <w:lang w:val="el-GR"/>
               </w:rPr>
             </w:r>
@@ -4494,7 +4274,7 @@
             </w:r>
             <w:r>
               <w:rPr>
-                <w:rFonts w:ascii="Consolas" w:hAnsi="Consolas" w:eastAsia="Consolas" w:cs="Consolas"/>
+                <w:rFonts w:ascii="Consolas" w:hAnsi="Consolas" w:cs="Consolas"/>
                 <w:lang w:val="el-GR"/>
               </w:rPr>
             </w:r>
@@ -4525,7 +4305,7 @@
             </w:r>
             <w:r>
               <w:rPr>
-                <w:rFonts w:ascii="Consolas" w:hAnsi="Consolas" w:eastAsia="Consolas" w:cs="Consolas"/>
+                <w:rFonts w:ascii="Consolas" w:hAnsi="Consolas" w:cs="Consolas"/>
                 <w:lang w:val="el-GR"/>
               </w:rPr>
             </w:r>
@@ -4556,7 +4336,7 @@
             </w:r>
             <w:r>
               <w:rPr>
-                <w:rFonts w:ascii="Consolas" w:hAnsi="Consolas" w:eastAsia="Consolas" w:cs="Consolas"/>
+                <w:rFonts w:ascii="Consolas" w:hAnsi="Consolas" w:cs="Consolas"/>
                 <w:lang w:val="el-GR"/>
               </w:rPr>
             </w:r>
@@ -4587,7 +4367,7 @@
             </w:r>
             <w:r>
               <w:rPr>
-                <w:rFonts w:ascii="Consolas" w:hAnsi="Consolas" w:eastAsia="Consolas" w:cs="Consolas"/>
+                <w:rFonts w:ascii="Consolas" w:hAnsi="Consolas" w:cs="Consolas"/>
                 <w:lang w:val="el-GR"/>
               </w:rPr>
             </w:r>
@@ -4618,7 +4398,7 @@
             </w:r>
             <w:r>
               <w:rPr>
-                <w:rFonts w:ascii="Consolas" w:hAnsi="Consolas" w:eastAsia="Consolas" w:cs="Consolas"/>
+                <w:rFonts w:ascii="Consolas" w:hAnsi="Consolas" w:cs="Consolas"/>
                 <w:lang w:val="el-GR"/>
               </w:rPr>
             </w:r>
@@ -4649,7 +4429,7 @@
             </w:r>
             <w:r>
               <w:rPr>
-                <w:rFonts w:ascii="Consolas" w:hAnsi="Consolas" w:eastAsia="Consolas" w:cs="Consolas"/>
+                <w:rFonts w:ascii="Consolas" w:hAnsi="Consolas" w:cs="Consolas"/>
                 <w:lang w:val="el-GR"/>
               </w:rPr>
             </w:r>
@@ -4680,7 +4460,7 @@
             </w:r>
             <w:r>
               <w:rPr>
-                <w:rFonts w:ascii="Consolas" w:hAnsi="Consolas" w:eastAsia="Consolas" w:cs="Consolas"/>
+                <w:rFonts w:ascii="Consolas" w:hAnsi="Consolas" w:cs="Consolas"/>
                 <w:lang w:val="el-GR"/>
               </w:rPr>
             </w:r>
@@ -4711,7 +4491,7 @@
             </w:r>
             <w:r>
               <w:rPr>
-                <w:rFonts w:ascii="Consolas" w:hAnsi="Consolas" w:eastAsia="Consolas" w:cs="Consolas"/>
+                <w:rFonts w:ascii="Consolas" w:hAnsi="Consolas" w:cs="Consolas"/>
                 <w:lang w:val="el-GR"/>
               </w:rPr>
             </w:r>
@@ -4742,7 +4522,7 @@
             </w:r>
             <w:r>
               <w:rPr>
-                <w:rFonts w:ascii="Consolas" w:hAnsi="Consolas" w:eastAsia="Consolas" w:cs="Consolas"/>
+                <w:rFonts w:ascii="Consolas" w:hAnsi="Consolas" w:cs="Consolas"/>
                 <w:lang w:val="el-GR"/>
               </w:rPr>
             </w:r>
@@ -4773,7 +4553,7 @@
             </w:r>
             <w:r>
               <w:rPr>
-                <w:rFonts w:ascii="Consolas" w:hAnsi="Consolas" w:eastAsia="Consolas" w:cs="Consolas"/>
+                <w:rFonts w:ascii="Consolas" w:hAnsi="Consolas" w:cs="Consolas"/>
                 <w:lang w:val="el-GR"/>
               </w:rPr>
             </w:r>
@@ -4804,7 +4584,7 @@
             </w:r>
             <w:r>
               <w:rPr>
-                <w:rFonts w:ascii="Consolas" w:hAnsi="Consolas" w:eastAsia="Consolas" w:cs="Consolas"/>
+                <w:rFonts w:ascii="Consolas" w:hAnsi="Consolas" w:cs="Consolas"/>
                 <w:lang w:val="el-GR"/>
               </w:rPr>
             </w:r>
@@ -4835,7 +4615,7 @@
             </w:r>
             <w:r>
               <w:rPr>
-                <w:rFonts w:ascii="Consolas" w:hAnsi="Consolas" w:eastAsia="Consolas" w:cs="Consolas"/>
+                <w:rFonts w:ascii="Consolas" w:hAnsi="Consolas" w:cs="Consolas"/>
                 <w:lang w:val="el-GR"/>
               </w:rPr>
             </w:r>
@@ -4867,7 +4647,7 @@
             </w:r>
             <w:r>
               <w:rPr>
-                <w:rFonts w:ascii="Consolas" w:hAnsi="Consolas" w:eastAsia="Consolas" w:cs="Consolas"/>
+                <w:rFonts w:ascii="Consolas" w:hAnsi="Consolas" w:cs="Consolas"/>
                 <w:highlight w:val="none"/>
                 <w:lang w:val="el-GR"/>
               </w:rPr>
@@ -4900,7 +4680,7 @@
             </w:r>
             <w:r>
               <w:rPr>
-                <w:rFonts w:ascii="Consolas" w:hAnsi="Consolas" w:eastAsia="Consolas" w:cs="Consolas"/>
+                <w:rFonts w:ascii="Consolas" w:hAnsi="Consolas" w:cs="Consolas"/>
                 <w:highlight w:val="none"/>
                 <w:lang w:val="el-GR"/>
               </w:rPr>
@@ -4941,7 +4721,7 @@
             </w:r>
             <w:r>
               <w:rPr>
-                <w:rFonts w:ascii="Consolas" w:hAnsi="Consolas" w:eastAsia="Consolas" w:cs="Consolas"/>
+                <w:rFonts w:ascii="Consolas" w:hAnsi="Consolas" w:cs="Consolas"/>
                 <w:lang w:val="el-GR"/>
               </w:rPr>
             </w:r>
@@ -4972,7 +4752,7 @@
             </w:r>
             <w:r>
               <w:rPr>
-                <w:rFonts w:ascii="Consolas" w:hAnsi="Consolas" w:eastAsia="Consolas" w:cs="Consolas"/>
+                <w:rFonts w:ascii="Consolas" w:hAnsi="Consolas" w:cs="Consolas"/>
                 <w:lang w:val="el-GR"/>
               </w:rPr>
             </w:r>
@@ -5003,7 +4783,7 @@
             </w:r>
             <w:r>
               <w:rPr>
-                <w:rFonts w:ascii="Consolas" w:hAnsi="Consolas" w:eastAsia="Consolas" w:cs="Consolas"/>
+                <w:rFonts w:ascii="Consolas" w:hAnsi="Consolas" w:cs="Consolas"/>
                 <w:lang w:val="el-GR"/>
               </w:rPr>
             </w:r>
@@ -5034,7 +4814,7 @@
             </w:r>
             <w:r>
               <w:rPr>
-                <w:rFonts w:ascii="Consolas" w:hAnsi="Consolas" w:eastAsia="Consolas" w:cs="Consolas"/>
+                <w:rFonts w:ascii="Consolas" w:hAnsi="Consolas" w:cs="Consolas"/>
                 <w:lang w:val="el-GR"/>
               </w:rPr>
             </w:r>
@@ -5065,7 +4845,7 @@
             </w:r>
             <w:r>
               <w:rPr>
-                <w:rFonts w:ascii="Consolas" w:hAnsi="Consolas" w:eastAsia="Consolas" w:cs="Consolas"/>
+                <w:rFonts w:ascii="Consolas" w:hAnsi="Consolas" w:cs="Consolas"/>
                 <w:lang w:val="el-GR"/>
               </w:rPr>
             </w:r>
@@ -5096,7 +4876,7 @@
             </w:r>
             <w:r>
               <w:rPr>
-                <w:rFonts w:ascii="Consolas" w:hAnsi="Consolas" w:eastAsia="Consolas" w:cs="Consolas"/>
+                <w:rFonts w:ascii="Consolas" w:hAnsi="Consolas" w:cs="Consolas"/>
                 <w:lang w:val="el-GR"/>
               </w:rPr>
             </w:r>
@@ -5127,7 +4907,7 @@
             </w:r>
             <w:r>
               <w:rPr>
-                <w:rFonts w:ascii="Consolas" w:hAnsi="Consolas" w:eastAsia="Consolas" w:cs="Consolas"/>
+                <w:rFonts w:ascii="Consolas" w:hAnsi="Consolas" w:cs="Consolas"/>
                 <w:lang w:val="el-GR"/>
               </w:rPr>
             </w:r>
@@ -5158,7 +4938,7 @@
             </w:r>
             <w:r>
               <w:rPr>
-                <w:rFonts w:ascii="Consolas" w:hAnsi="Consolas" w:eastAsia="Consolas" w:cs="Consolas"/>
+                <w:rFonts w:ascii="Consolas" w:hAnsi="Consolas" w:cs="Consolas"/>
                 <w:lang w:val="el-GR"/>
               </w:rPr>
             </w:r>
@@ -5189,7 +4969,7 @@
             </w:r>
             <w:r>
               <w:rPr>
-                <w:rFonts w:ascii="Consolas" w:hAnsi="Consolas" w:eastAsia="Consolas" w:cs="Consolas"/>
+                <w:rFonts w:ascii="Consolas" w:hAnsi="Consolas" w:cs="Consolas"/>
                 <w:lang w:val="el-GR"/>
               </w:rPr>
             </w:r>
@@ -5220,7 +5000,7 @@
             </w:r>
             <w:r>
               <w:rPr>
-                <w:rFonts w:ascii="Consolas" w:hAnsi="Consolas" w:eastAsia="Consolas" w:cs="Consolas"/>
+                <w:rFonts w:ascii="Consolas" w:hAnsi="Consolas" w:cs="Consolas"/>
                 <w:lang w:val="el-GR"/>
               </w:rPr>
             </w:r>
@@ -5251,7 +5031,7 @@
             </w:r>
             <w:r>
               <w:rPr>
-                <w:rFonts w:ascii="Consolas" w:hAnsi="Consolas" w:eastAsia="Consolas" w:cs="Consolas"/>
+                <w:rFonts w:ascii="Consolas" w:hAnsi="Consolas" w:cs="Consolas"/>
                 <w:lang w:val="el-GR"/>
               </w:rPr>
             </w:r>
@@ -5282,7 +5062,7 @@
             </w:r>
             <w:r>
               <w:rPr>
-                <w:rFonts w:ascii="Consolas" w:hAnsi="Consolas" w:eastAsia="Consolas" w:cs="Consolas"/>
+                <w:rFonts w:ascii="Consolas" w:hAnsi="Consolas" w:cs="Consolas"/>
                 <w:lang w:val="el-GR"/>
               </w:rPr>
             </w:r>
@@ -5313,7 +5093,7 @@
             </w:r>
             <w:r>
               <w:rPr>
-                <w:rFonts w:ascii="Consolas" w:hAnsi="Consolas" w:eastAsia="Consolas" w:cs="Consolas"/>
+                <w:rFonts w:ascii="Consolas" w:hAnsi="Consolas" w:cs="Consolas"/>
                 <w:lang w:val="el-GR"/>
               </w:rPr>
             </w:r>
@@ -5344,7 +5124,7 @@
             </w:r>
             <w:r>
               <w:rPr>
-                <w:rFonts w:ascii="Consolas" w:hAnsi="Consolas" w:eastAsia="Consolas" w:cs="Consolas"/>
+                <w:rFonts w:ascii="Consolas" w:hAnsi="Consolas" w:cs="Consolas"/>
                 <w:lang w:val="el-GR"/>
               </w:rPr>
             </w:r>
@@ -5376,7 +5156,7 @@
             </w:r>
             <w:r>
               <w:rPr>
-                <w:rFonts w:ascii="Consolas" w:hAnsi="Consolas" w:eastAsia="Consolas" w:cs="Consolas"/>
+                <w:rFonts w:ascii="Consolas" w:hAnsi="Consolas" w:cs="Consolas"/>
                 <w:highlight w:val="none"/>
                 <w:lang w:val="el-GR"/>
               </w:rPr>
@@ -5409,7 +5189,7 @@
             </w:r>
             <w:r>
               <w:rPr>
-                <w:rFonts w:ascii="Consolas" w:hAnsi="Consolas" w:eastAsia="Consolas" w:cs="Consolas"/>
+                <w:rFonts w:ascii="Consolas" w:hAnsi="Consolas" w:cs="Consolas"/>
                 <w:highlight w:val="none"/>
                 <w:lang w:val="el-GR"/>
               </w:rPr>
@@ -5450,7 +5230,7 @@
             </w:r>
             <w:r>
               <w:rPr>
-                <w:rFonts w:ascii="Consolas" w:hAnsi="Consolas" w:eastAsia="Consolas" w:cs="Consolas"/>
+                <w:rFonts w:ascii="Consolas" w:hAnsi="Consolas" w:cs="Consolas"/>
                 <w:lang w:val="el-GR"/>
               </w:rPr>
             </w:r>
@@ -5481,7 +5261,7 @@
             </w:r>
             <w:r>
               <w:rPr>
-                <w:rFonts w:ascii="Consolas" w:hAnsi="Consolas" w:eastAsia="Consolas" w:cs="Consolas"/>
+                <w:rFonts w:ascii="Consolas" w:hAnsi="Consolas" w:cs="Consolas"/>
                 <w:lang w:val="el-GR"/>
               </w:rPr>
             </w:r>
@@ -5512,7 +5292,7 @@
             </w:r>
             <w:r>
               <w:rPr>
-                <w:rFonts w:ascii="Consolas" w:hAnsi="Consolas" w:eastAsia="Consolas" w:cs="Consolas"/>
+                <w:rFonts w:ascii="Consolas" w:hAnsi="Consolas" w:cs="Consolas"/>
                 <w:lang w:val="el-GR"/>
               </w:rPr>
             </w:r>
@@ -5543,7 +5323,7 @@
             </w:r>
             <w:r>
               <w:rPr>
-                <w:rFonts w:ascii="Consolas" w:hAnsi="Consolas" w:eastAsia="Consolas" w:cs="Consolas"/>
+                <w:rFonts w:ascii="Consolas" w:hAnsi="Consolas" w:cs="Consolas"/>
                 <w:lang w:val="el-GR"/>
               </w:rPr>
             </w:r>
@@ -5574,7 +5354,7 @@
             </w:r>
             <w:r>
               <w:rPr>
-                <w:rFonts w:ascii="Consolas" w:hAnsi="Consolas" w:eastAsia="Consolas" w:cs="Consolas"/>
+                <w:rFonts w:ascii="Consolas" w:hAnsi="Consolas" w:cs="Consolas"/>
                 <w:lang w:val="el-GR"/>
               </w:rPr>
             </w:r>
@@ -5605,7 +5385,7 @@
             </w:r>
             <w:r>
               <w:rPr>
-                <w:rFonts w:ascii="Consolas" w:hAnsi="Consolas" w:eastAsia="Consolas" w:cs="Consolas"/>
+                <w:rFonts w:ascii="Consolas" w:hAnsi="Consolas" w:cs="Consolas"/>
                 <w:lang w:val="el-GR"/>
               </w:rPr>
             </w:r>
@@ -5636,7 +5416,7 @@
             </w:r>
             <w:r>
               <w:rPr>
-                <w:rFonts w:ascii="Consolas" w:hAnsi="Consolas" w:eastAsia="Consolas" w:cs="Consolas"/>
+                <w:rFonts w:ascii="Consolas" w:hAnsi="Consolas" w:cs="Consolas"/>
                 <w:lang w:val="el-GR"/>
               </w:rPr>
             </w:r>
@@ -5667,7 +5447,7 @@
             </w:r>
             <w:r>
               <w:rPr>
-                <w:rFonts w:ascii="Consolas" w:hAnsi="Consolas" w:eastAsia="Consolas" w:cs="Consolas"/>
+                <w:rFonts w:ascii="Consolas" w:hAnsi="Consolas" w:cs="Consolas"/>
                 <w:lang w:val="el-GR"/>
               </w:rPr>
             </w:r>
@@ -5698,7 +5478,7 @@
             </w:r>
             <w:r>
               <w:rPr>
-                <w:rFonts w:ascii="Consolas" w:hAnsi="Consolas" w:eastAsia="Consolas" w:cs="Consolas"/>
+                <w:rFonts w:ascii="Consolas" w:hAnsi="Consolas" w:cs="Consolas"/>
                 <w:lang w:val="el-GR"/>
               </w:rPr>
             </w:r>
@@ -5729,7 +5509,7 @@
             </w:r>
             <w:r>
               <w:rPr>
-                <w:rFonts w:ascii="Consolas" w:hAnsi="Consolas" w:eastAsia="Consolas" w:cs="Consolas"/>
+                <w:rFonts w:ascii="Consolas" w:hAnsi="Consolas" w:cs="Consolas"/>
                 <w:lang w:val="el-GR"/>
               </w:rPr>
             </w:r>
@@ -5760,7 +5540,7 @@
             </w:r>
             <w:r>
               <w:rPr>
-                <w:rFonts w:ascii="Consolas" w:hAnsi="Consolas" w:eastAsia="Consolas" w:cs="Consolas"/>
+                <w:rFonts w:ascii="Consolas" w:hAnsi="Consolas" w:cs="Consolas"/>
                 <w:lang w:val="el-GR"/>
               </w:rPr>
             </w:r>
@@ -5791,7 +5571,7 @@
             </w:r>
             <w:r>
               <w:rPr>
-                <w:rFonts w:ascii="Consolas" w:hAnsi="Consolas" w:eastAsia="Consolas" w:cs="Consolas"/>
+                <w:rFonts w:ascii="Consolas" w:hAnsi="Consolas" w:cs="Consolas"/>
                 <w:lang w:val="el-GR"/>
               </w:rPr>
             </w:r>
@@ -5822,7 +5602,7 @@
             </w:r>
             <w:r>
               <w:rPr>
-                <w:rFonts w:ascii="Consolas" w:hAnsi="Consolas" w:eastAsia="Consolas" w:cs="Consolas"/>
+                <w:rFonts w:ascii="Consolas" w:hAnsi="Consolas" w:cs="Consolas"/>
                 <w:lang w:val="el-GR"/>
               </w:rPr>
             </w:r>
@@ -5853,7 +5633,7 @@
             </w:r>
             <w:r>
               <w:rPr>
-                <w:rFonts w:ascii="Consolas" w:hAnsi="Consolas" w:eastAsia="Consolas" w:cs="Consolas"/>
+                <w:rFonts w:ascii="Consolas" w:hAnsi="Consolas" w:cs="Consolas"/>
                 <w:lang w:val="el-GR"/>
               </w:rPr>
             </w:r>
@@ -5884,7 +5664,7 @@
             </w:r>
             <w:r>
               <w:rPr>
-                <w:rFonts w:ascii="Consolas" w:hAnsi="Consolas" w:eastAsia="Consolas" w:cs="Consolas"/>
+                <w:rFonts w:ascii="Consolas" w:hAnsi="Consolas" w:cs="Consolas"/>
                 <w:lang w:val="el-GR"/>
               </w:rPr>
             </w:r>
@@ -5916,7 +5696,7 @@
             </w:r>
             <w:r>
               <w:rPr>
-                <w:rFonts w:ascii="Consolas" w:hAnsi="Consolas" w:eastAsia="Consolas" w:cs="Consolas"/>
+                <w:rFonts w:ascii="Consolas" w:hAnsi="Consolas" w:cs="Consolas"/>
                 <w:highlight w:val="none"/>
                 <w:lang w:val="el-GR"/>
               </w:rPr>
@@ -5949,7 +5729,7 @@
             </w:r>
             <w:r>
               <w:rPr>
-                <w:rFonts w:ascii="Consolas" w:hAnsi="Consolas" w:eastAsia="Consolas" w:cs="Consolas"/>
+                <w:rFonts w:ascii="Consolas" w:hAnsi="Consolas" w:cs="Consolas"/>
                 <w:highlight w:val="none"/>
                 <w:lang w:val="el-GR"/>
               </w:rPr>
@@ -5990,7 +5770,7 @@
             </w:r>
             <w:r>
               <w:rPr>
-                <w:rFonts w:ascii="Consolas" w:hAnsi="Consolas" w:eastAsia="Consolas" w:cs="Consolas"/>
+                <w:rFonts w:ascii="Consolas" w:hAnsi="Consolas" w:cs="Consolas"/>
                 <w:lang w:val="el-GR"/>
               </w:rPr>
             </w:r>
@@ -6021,7 +5801,7 @@
             </w:r>
             <w:r>
               <w:rPr>
-                <w:rFonts w:ascii="Consolas" w:hAnsi="Consolas" w:eastAsia="Consolas" w:cs="Consolas"/>
+                <w:rFonts w:ascii="Consolas" w:hAnsi="Consolas" w:cs="Consolas"/>
                 <w:lang w:val="el-GR"/>
               </w:rPr>
             </w:r>
@@ -6052,7 +5832,7 @@
             </w:r>
             <w:r>
               <w:rPr>
-                <w:rFonts w:ascii="Consolas" w:hAnsi="Consolas" w:eastAsia="Consolas" w:cs="Consolas"/>
+                <w:rFonts w:ascii="Consolas" w:hAnsi="Consolas" w:cs="Consolas"/>
                 <w:lang w:val="el-GR"/>
               </w:rPr>
             </w:r>
@@ -6083,7 +5863,7 @@
             </w:r>
             <w:r>
               <w:rPr>
-                <w:rFonts w:ascii="Consolas" w:hAnsi="Consolas" w:eastAsia="Consolas" w:cs="Consolas"/>
+                <w:rFonts w:ascii="Consolas" w:hAnsi="Consolas" w:cs="Consolas"/>
                 <w:lang w:val="el-GR"/>
               </w:rPr>
             </w:r>
@@ -6114,7 +5894,7 @@
             </w:r>
             <w:r>
               <w:rPr>
-                <w:rFonts w:ascii="Consolas" w:hAnsi="Consolas" w:eastAsia="Consolas" w:cs="Consolas"/>
+                <w:rFonts w:ascii="Consolas" w:hAnsi="Consolas" w:cs="Consolas"/>
                 <w:lang w:val="el-GR"/>
               </w:rPr>
             </w:r>
@@ -6145,7 +5925,7 @@
             </w:r>
             <w:r>
               <w:rPr>
-                <w:rFonts w:ascii="Consolas" w:hAnsi="Consolas" w:eastAsia="Consolas" w:cs="Consolas"/>
+                <w:rFonts w:ascii="Consolas" w:hAnsi="Consolas" w:cs="Consolas"/>
                 <w:lang w:val="el-GR"/>
               </w:rPr>
             </w:r>
@@ -6176,7 +5956,7 @@
             </w:r>
             <w:r>
               <w:rPr>
-                <w:rFonts w:ascii="Consolas" w:hAnsi="Consolas" w:eastAsia="Consolas" w:cs="Consolas"/>
+                <w:rFonts w:ascii="Consolas" w:hAnsi="Consolas" w:cs="Consolas"/>
                 <w:lang w:val="el-GR"/>
               </w:rPr>
             </w:r>
@@ -6207,7 +5987,7 @@
             </w:r>
             <w:r>
               <w:rPr>
-                <w:rFonts w:ascii="Consolas" w:hAnsi="Consolas" w:eastAsia="Consolas" w:cs="Consolas"/>
+                <w:rFonts w:ascii="Consolas" w:hAnsi="Consolas" w:cs="Consolas"/>
                 <w:lang w:val="el-GR"/>
               </w:rPr>
             </w:r>
@@ -6238,7 +6018,7 @@
             </w:r>
             <w:r>
               <w:rPr>
-                <w:rFonts w:ascii="Consolas" w:hAnsi="Consolas" w:eastAsia="Consolas" w:cs="Consolas"/>
+                <w:rFonts w:ascii="Consolas" w:hAnsi="Consolas" w:cs="Consolas"/>
                 <w:lang w:val="el-GR"/>
               </w:rPr>
             </w:r>
@@ -6269,7 +6049,7 @@
             </w:r>
             <w:r>
               <w:rPr>
-                <w:rFonts w:ascii="Consolas" w:hAnsi="Consolas" w:eastAsia="Consolas" w:cs="Consolas"/>
+                <w:rFonts w:ascii="Consolas" w:hAnsi="Consolas" w:cs="Consolas"/>
                 <w:lang w:val="el-GR"/>
               </w:rPr>
             </w:r>
@@ -6300,7 +6080,7 @@
             </w:r>
             <w:r>
               <w:rPr>
-                <w:rFonts w:ascii="Consolas" w:hAnsi="Consolas" w:eastAsia="Consolas" w:cs="Consolas"/>
+                <w:rFonts w:ascii="Consolas" w:hAnsi="Consolas" w:cs="Consolas"/>
                 <w:lang w:val="el-GR"/>
               </w:rPr>
             </w:r>
@@ -6331,7 +6111,7 @@
             </w:r>
             <w:r>
               <w:rPr>
-                <w:rFonts w:ascii="Consolas" w:hAnsi="Consolas" w:eastAsia="Consolas" w:cs="Consolas"/>
+                <w:rFonts w:ascii="Consolas" w:hAnsi="Consolas" w:cs="Consolas"/>
                 <w:lang w:val="el-GR"/>
               </w:rPr>
             </w:r>
@@ -6362,7 +6142,7 @@
             </w:r>
             <w:r>
               <w:rPr>
-                <w:rFonts w:ascii="Consolas" w:hAnsi="Consolas" w:eastAsia="Consolas" w:cs="Consolas"/>
+                <w:rFonts w:ascii="Consolas" w:hAnsi="Consolas" w:cs="Consolas"/>
                 <w:lang w:val="el-GR"/>
               </w:rPr>
             </w:r>
@@ -6393,7 +6173,7 @@
             </w:r>
             <w:r>
               <w:rPr>
-                <w:rFonts w:ascii="Consolas" w:hAnsi="Consolas" w:eastAsia="Consolas" w:cs="Consolas"/>
+                <w:rFonts w:ascii="Consolas" w:hAnsi="Consolas" w:cs="Consolas"/>
                 <w:lang w:val="el-GR"/>
               </w:rPr>
             </w:r>
@@ -6424,7 +6204,7 @@
             </w:r>
             <w:r>
               <w:rPr>
-                <w:rFonts w:ascii="Consolas" w:hAnsi="Consolas" w:eastAsia="Consolas" w:cs="Consolas"/>
+                <w:rFonts w:ascii="Consolas" w:hAnsi="Consolas" w:cs="Consolas"/>
                 <w:lang w:val="el-GR"/>
               </w:rPr>
             </w:r>
@@ -6455,7 +6235,7 @@
             </w:r>
             <w:r>
               <w:rPr>
-                <w:rFonts w:ascii="Consolas" w:hAnsi="Consolas" w:eastAsia="Consolas" w:cs="Consolas"/>
+                <w:rFonts w:ascii="Consolas" w:hAnsi="Consolas" w:cs="Consolas"/>
                 <w:lang w:val="el-GR"/>
               </w:rPr>
             </w:r>
@@ -6486,7 +6266,7 @@
             </w:r>
             <w:r>
               <w:rPr>
-                <w:rFonts w:ascii="Consolas" w:hAnsi="Consolas" w:eastAsia="Consolas" w:cs="Consolas"/>
+                <w:rFonts w:ascii="Consolas" w:hAnsi="Consolas" w:cs="Consolas"/>
                 <w:lang w:val="el-GR"/>
               </w:rPr>
             </w:r>
@@ -6517,7 +6297,7 @@
             </w:r>
             <w:r>
               <w:rPr>
-                <w:rFonts w:ascii="Consolas" w:hAnsi="Consolas" w:eastAsia="Consolas" w:cs="Consolas"/>
+                <w:rFonts w:ascii="Consolas" w:hAnsi="Consolas" w:cs="Consolas"/>
                 <w:lang w:val="el-GR"/>
               </w:rPr>
             </w:r>
@@ -6549,7 +6329,7 @@
             </w:r>
             <w:r>
               <w:rPr>
-                <w:rFonts w:ascii="Consolas" w:hAnsi="Consolas" w:eastAsia="Consolas" w:cs="Consolas"/>
+                <w:rFonts w:ascii="Consolas" w:hAnsi="Consolas" w:cs="Consolas"/>
                 <w:highlight w:val="none"/>
                 <w:lang w:val="el-GR"/>
               </w:rPr>
@@ -6582,7 +6362,7 @@
             </w:r>
             <w:r>
               <w:rPr>
-                <w:rFonts w:ascii="Consolas" w:hAnsi="Consolas" w:eastAsia="Consolas" w:cs="Consolas"/>
+                <w:rFonts w:ascii="Consolas" w:hAnsi="Consolas" w:cs="Consolas"/>
                 <w:highlight w:val="none"/>
                 <w:lang w:val="el-GR"/>
               </w:rPr>
@@ -6623,7 +6403,7 @@
             </w:r>
             <w:r>
               <w:rPr>
-                <w:rFonts w:ascii="Consolas" w:hAnsi="Consolas" w:eastAsia="Consolas" w:cs="Consolas"/>
+                <w:rFonts w:ascii="Consolas" w:hAnsi="Consolas" w:cs="Consolas"/>
                 <w:lang w:val="el-GR"/>
               </w:rPr>
             </w:r>
@@ -6654,7 +6434,7 @@
             </w:r>
             <w:r>
               <w:rPr>
-                <w:rFonts w:ascii="Consolas" w:hAnsi="Consolas" w:eastAsia="Consolas" w:cs="Consolas"/>
+                <w:rFonts w:ascii="Consolas" w:hAnsi="Consolas" w:cs="Consolas"/>
                 <w:lang w:val="el-GR"/>
               </w:rPr>
             </w:r>
@@ -6685,7 +6465,7 @@
             </w:r>
             <w:r>
               <w:rPr>
-                <w:rFonts w:ascii="Consolas" w:hAnsi="Consolas" w:eastAsia="Consolas" w:cs="Consolas"/>
+                <w:rFonts w:ascii="Consolas" w:hAnsi="Consolas" w:cs="Consolas"/>
                 <w:lang w:val="el-GR"/>
               </w:rPr>
             </w:r>
@@ -6716,7 +6496,7 @@
             </w:r>
             <w:r>
               <w:rPr>
-                <w:rFonts w:ascii="Consolas" w:hAnsi="Consolas" w:eastAsia="Consolas" w:cs="Consolas"/>
+                <w:rFonts w:ascii="Consolas" w:hAnsi="Consolas" w:cs="Consolas"/>
                 <w:lang w:val="el-GR"/>
               </w:rPr>
             </w:r>
@@ -6747,7 +6527,7 @@
             </w:r>
             <w:r>
               <w:rPr>
-                <w:rFonts w:ascii="Consolas" w:hAnsi="Consolas" w:eastAsia="Consolas" w:cs="Consolas"/>
+                <w:rFonts w:ascii="Consolas" w:hAnsi="Consolas" w:cs="Consolas"/>
                 <w:lang w:val="el-GR"/>
               </w:rPr>
             </w:r>
@@ -6778,7 +6558,7 @@
             </w:r>
             <w:r>
               <w:rPr>
-                <w:rFonts w:ascii="Consolas" w:hAnsi="Consolas" w:eastAsia="Consolas" w:cs="Consolas"/>
+                <w:rFonts w:ascii="Consolas" w:hAnsi="Consolas" w:cs="Consolas"/>
                 <w:lang w:val="el-GR"/>
               </w:rPr>
             </w:r>
@@ -6809,7 +6589,7 @@
             </w:r>
             <w:r>
               <w:rPr>
-                <w:rFonts w:ascii="Consolas" w:hAnsi="Consolas" w:eastAsia="Consolas" w:cs="Consolas"/>
+                <w:rFonts w:ascii="Consolas" w:hAnsi="Consolas" w:cs="Consolas"/>
                 <w:lang w:val="el-GR"/>
               </w:rPr>
             </w:r>
@@ -6840,7 +6620,7 @@
             </w:r>
             <w:r>
               <w:rPr>
-                <w:rFonts w:ascii="Consolas" w:hAnsi="Consolas" w:eastAsia="Consolas" w:cs="Consolas"/>
+                <w:rFonts w:ascii="Consolas" w:hAnsi="Consolas" w:cs="Consolas"/>
                 <w:lang w:val="el-GR"/>
               </w:rPr>
             </w:r>
@@ -6871,7 +6651,7 @@
             </w:r>
             <w:r>
               <w:rPr>
-                <w:rFonts w:ascii="Consolas" w:hAnsi="Consolas" w:eastAsia="Consolas" w:cs="Consolas"/>
+                <w:rFonts w:ascii="Consolas" w:hAnsi="Consolas" w:cs="Consolas"/>
                 <w:lang w:val="el-GR"/>
               </w:rPr>
             </w:r>
@@ -6902,7 +6682,7 @@
             </w:r>
             <w:r>
               <w:rPr>
-                <w:rFonts w:ascii="Consolas" w:hAnsi="Consolas" w:eastAsia="Consolas" w:cs="Consolas"/>
+                <w:rFonts w:ascii="Consolas" w:hAnsi="Consolas" w:cs="Consolas"/>
                 <w:lang w:val="el-GR"/>
               </w:rPr>
             </w:r>
@@ -6933,7 +6713,7 @@
             </w:r>
             <w:r>
               <w:rPr>
-                <w:rFonts w:ascii="Consolas" w:hAnsi="Consolas" w:eastAsia="Consolas" w:cs="Consolas"/>
+                <w:rFonts w:ascii="Consolas" w:hAnsi="Consolas" w:cs="Consolas"/>
                 <w:lang w:val="el-GR"/>
               </w:rPr>
             </w:r>
@@ -6964,7 +6744,7 @@
             </w:r>
             <w:r>
               <w:rPr>
-                <w:rFonts w:ascii="Consolas" w:hAnsi="Consolas" w:eastAsia="Consolas" w:cs="Consolas"/>
+                <w:rFonts w:ascii="Consolas" w:hAnsi="Consolas" w:cs="Consolas"/>
                 <w:lang w:val="el-GR"/>
               </w:rPr>
             </w:r>
@@ -6995,7 +6775,7 @@
             </w:r>
             <w:r>
               <w:rPr>
-                <w:rFonts w:ascii="Consolas" w:hAnsi="Consolas" w:eastAsia="Consolas" w:cs="Consolas"/>
+                <w:rFonts w:ascii="Consolas" w:hAnsi="Consolas" w:cs="Consolas"/>
                 <w:lang w:val="el-GR"/>
               </w:rPr>
             </w:r>
@@ -7026,7 +6806,7 @@
             </w:r>
             <w:r>
               <w:rPr>
-                <w:rFonts w:ascii="Consolas" w:hAnsi="Consolas" w:eastAsia="Consolas" w:cs="Consolas"/>
+                <w:rFonts w:ascii="Consolas" w:hAnsi="Consolas" w:cs="Consolas"/>
                 <w:lang w:val="el-GR"/>
               </w:rPr>
             </w:r>
@@ -7058,7 +6838,7 @@
             </w:r>
             <w:r>
               <w:rPr>
-                <w:rFonts w:ascii="Consolas" w:hAnsi="Consolas" w:eastAsia="Consolas" w:cs="Consolas"/>
+                <w:rFonts w:ascii="Consolas" w:hAnsi="Consolas" w:cs="Consolas"/>
                 <w:highlight w:val="none"/>
                 <w:lang w:val="el-GR"/>
               </w:rPr>
@@ -7091,7 +6871,7 @@
             </w:r>
             <w:r>
               <w:rPr>
-                <w:rFonts w:ascii="Consolas" w:hAnsi="Consolas" w:eastAsia="Consolas" w:cs="Consolas"/>
+                <w:rFonts w:ascii="Consolas" w:hAnsi="Consolas" w:cs="Consolas"/>
                 <w:highlight w:val="none"/>
                 <w:lang w:val="el-GR"/>
               </w:rPr>
@@ -7132,7 +6912,7 @@
             </w:r>
             <w:r>
               <w:rPr>
-                <w:rFonts w:ascii="Consolas" w:hAnsi="Consolas" w:eastAsia="Consolas" w:cs="Consolas"/>
+                <w:rFonts w:ascii="Consolas" w:hAnsi="Consolas" w:cs="Consolas"/>
                 <w:lang w:val="el-GR"/>
               </w:rPr>
             </w:r>
@@ -7163,7 +6943,7 @@
             </w:r>
             <w:r>
               <w:rPr>
-                <w:rFonts w:ascii="Consolas" w:hAnsi="Consolas" w:eastAsia="Consolas" w:cs="Consolas"/>
+                <w:rFonts w:ascii="Consolas" w:hAnsi="Consolas" w:cs="Consolas"/>
                 <w:lang w:val="el-GR"/>
               </w:rPr>
             </w:r>
@@ -7194,7 +6974,7 @@
             </w:r>
             <w:r>
               <w:rPr>
-                <w:rFonts w:ascii="Consolas" w:hAnsi="Consolas" w:eastAsia="Consolas" w:cs="Consolas"/>
+                <w:rFonts w:ascii="Consolas" w:hAnsi="Consolas" w:cs="Consolas"/>
                 <w:lang w:val="el-GR"/>
               </w:rPr>
             </w:r>
@@ -7225,7 +7005,7 @@
             </w:r>
             <w:r>
               <w:rPr>
-                <w:rFonts w:ascii="Consolas" w:hAnsi="Consolas" w:eastAsia="Consolas" w:cs="Consolas"/>
+                <w:rFonts w:ascii="Consolas" w:hAnsi="Consolas" w:cs="Consolas"/>
                 <w:lang w:val="el-GR"/>
               </w:rPr>
             </w:r>
@@ -7256,7 +7036,7 @@
             </w:r>
             <w:r>
               <w:rPr>
-                <w:rFonts w:ascii="Consolas" w:hAnsi="Consolas" w:eastAsia="Consolas" w:cs="Consolas"/>
+                <w:rFonts w:ascii="Consolas" w:hAnsi="Consolas" w:cs="Consolas"/>
                 <w:lang w:val="el-GR"/>
               </w:rPr>
             </w:r>
@@ -7287,7 +7067,7 @@
             </w:r>
             <w:r>
               <w:rPr>
-                <w:rFonts w:ascii="Consolas" w:hAnsi="Consolas" w:eastAsia="Consolas" w:cs="Consolas"/>
+                <w:rFonts w:ascii="Consolas" w:hAnsi="Consolas" w:cs="Consolas"/>
                 <w:lang w:val="el-GR"/>
               </w:rPr>
             </w:r>
@@ -7318,7 +7098,7 @@
             </w:r>
             <w:r>
               <w:rPr>
-                <w:rFonts w:ascii="Consolas" w:hAnsi="Consolas" w:eastAsia="Consolas" w:cs="Consolas"/>
+                <w:rFonts w:ascii="Consolas" w:hAnsi="Consolas" w:cs="Consolas"/>
                 <w:lang w:val="el-GR"/>
               </w:rPr>
             </w:r>
@@ -7349,7 +7129,7 @@
             </w:r>
             <w:r>
               <w:rPr>
-                <w:rFonts w:ascii="Consolas" w:hAnsi="Consolas" w:eastAsia="Consolas" w:cs="Consolas"/>
+                <w:rFonts w:ascii="Consolas" w:hAnsi="Consolas" w:cs="Consolas"/>
                 <w:lang w:val="el-GR"/>
               </w:rPr>
             </w:r>
@@ -7381,7 +7161,7 @@
             </w:r>
             <w:r>
               <w:rPr>
-                <w:rFonts w:ascii="Consolas" w:hAnsi="Consolas" w:eastAsia="Consolas" w:cs="Consolas"/>
+                <w:rFonts w:ascii="Consolas" w:hAnsi="Consolas" w:cs="Consolas"/>
                 <w:highlight w:val="none"/>
                 <w:lang w:val="el-GR"/>
               </w:rPr>
@@ -7414,7 +7194,7 @@
             </w:r>
             <w:r>
               <w:rPr>
-                <w:rFonts w:ascii="Consolas" w:hAnsi="Consolas" w:eastAsia="Consolas" w:cs="Consolas"/>
+                <w:rFonts w:ascii="Consolas" w:hAnsi="Consolas" w:cs="Consolas"/>
                 <w:highlight w:val="none"/>
                 <w:lang w:val="el-GR"/>
               </w:rPr>
@@ -7455,7 +7235,7 @@
             </w:r>
             <w:r>
               <w:rPr>
-                <w:rFonts w:ascii="Consolas" w:hAnsi="Consolas" w:eastAsia="Consolas" w:cs="Consolas"/>
+                <w:rFonts w:ascii="Consolas" w:hAnsi="Consolas" w:cs="Consolas"/>
                 <w:lang w:val="el-GR"/>
               </w:rPr>
             </w:r>
@@ -7486,7 +7266,7 @@
             </w:r>
             <w:r>
               <w:rPr>
-                <w:rFonts w:ascii="Consolas" w:hAnsi="Consolas" w:eastAsia="Consolas" w:cs="Consolas"/>
+                <w:rFonts w:ascii="Consolas" w:hAnsi="Consolas" w:cs="Consolas"/>
                 <w:lang w:val="el-GR"/>
               </w:rPr>
             </w:r>
@@ -7517,7 +7297,7 @@
             </w:r>
             <w:r>
               <w:rPr>
-                <w:rFonts w:ascii="Consolas" w:hAnsi="Consolas" w:eastAsia="Consolas" w:cs="Consolas"/>
+                <w:rFonts w:ascii="Consolas" w:hAnsi="Consolas" w:cs="Consolas"/>
                 <w:lang w:val="el-GR"/>
               </w:rPr>
             </w:r>
@@ -7548,7 +7328,7 @@
             </w:r>
             <w:r>
               <w:rPr>
-                <w:rFonts w:ascii="Consolas" w:hAnsi="Consolas" w:eastAsia="Consolas" w:cs="Consolas"/>
+                <w:rFonts w:ascii="Consolas" w:hAnsi="Consolas" w:cs="Consolas"/>
                 <w:lang w:val="el-GR"/>
               </w:rPr>
             </w:r>
@@ -7579,7 +7359,7 @@
             </w:r>
             <w:r>
               <w:rPr>
-                <w:rFonts w:ascii="Consolas" w:hAnsi="Consolas" w:eastAsia="Consolas" w:cs="Consolas"/>
+                <w:rFonts w:ascii="Consolas" w:hAnsi="Consolas" w:cs="Consolas"/>
                 <w:lang w:val="el-GR"/>
               </w:rPr>
             </w:r>
@@ -7610,7 +7390,7 @@
             </w:r>
             <w:r>
               <w:rPr>
-                <w:rFonts w:ascii="Consolas" w:hAnsi="Consolas" w:eastAsia="Consolas" w:cs="Consolas"/>
+                <w:rFonts w:ascii="Consolas" w:hAnsi="Consolas" w:cs="Consolas"/>
                 <w:lang w:val="el-GR"/>
               </w:rPr>
             </w:r>
@@ -7641,7 +7421,7 @@
             </w:r>
             <w:r>
               <w:rPr>
-                <w:rFonts w:ascii="Consolas" w:hAnsi="Consolas" w:eastAsia="Consolas" w:cs="Consolas"/>
+                <w:rFonts w:ascii="Consolas" w:hAnsi="Consolas" w:cs="Consolas"/>
                 <w:lang w:val="el-GR"/>
               </w:rPr>
             </w:r>
@@ -7672,7 +7452,7 @@
             </w:r>
             <w:r>
               <w:rPr>
-                <w:rFonts w:ascii="Consolas" w:hAnsi="Consolas" w:eastAsia="Consolas" w:cs="Consolas"/>
+                <w:rFonts w:ascii="Consolas" w:hAnsi="Consolas" w:cs="Consolas"/>
                 <w:lang w:val="el-GR"/>
               </w:rPr>
             </w:r>
@@ -7703,7 +7483,7 @@
             </w:r>
             <w:r>
               <w:rPr>
-                <w:rFonts w:ascii="Consolas" w:hAnsi="Consolas" w:eastAsia="Consolas" w:cs="Consolas"/>
+                <w:rFonts w:ascii="Consolas" w:hAnsi="Consolas" w:cs="Consolas"/>
                 <w:lang w:val="el-GR"/>
               </w:rPr>
             </w:r>
@@ -7734,7 +7514,7 @@
             </w:r>
             <w:r>
               <w:rPr>
-                <w:rFonts w:ascii="Consolas" w:hAnsi="Consolas" w:eastAsia="Consolas" w:cs="Consolas"/>
+                <w:rFonts w:ascii="Consolas" w:hAnsi="Consolas" w:cs="Consolas"/>
                 <w:lang w:val="el-GR"/>
               </w:rPr>
             </w:r>
@@ -7766,7 +7546,7 @@
             </w:r>
             <w:r>
               <w:rPr>
-                <w:rFonts w:ascii="Consolas" w:hAnsi="Consolas" w:eastAsia="Consolas" w:cs="Consolas"/>
+                <w:rFonts w:ascii="Consolas" w:hAnsi="Consolas" w:cs="Consolas"/>
                 <w:highlight w:val="none"/>
                 <w:lang w:val="el-GR"/>
               </w:rPr>
@@ -7799,7 +7579,7 @@
             </w:r>
             <w:r>
               <w:rPr>
-                <w:rFonts w:ascii="Consolas" w:hAnsi="Consolas" w:eastAsia="Consolas" w:cs="Consolas"/>
+                <w:rFonts w:ascii="Consolas" w:hAnsi="Consolas" w:cs="Consolas"/>
                 <w:highlight w:val="none"/>
                 <w:lang w:val="el-GR"/>
               </w:rPr>
@@ -7840,7 +7620,7 @@
             </w:r>
             <w:r>
               <w:rPr>
-                <w:rFonts w:ascii="Consolas" w:hAnsi="Consolas" w:eastAsia="Consolas" w:cs="Consolas"/>
+                <w:rFonts w:ascii="Consolas" w:hAnsi="Consolas" w:cs="Consolas"/>
                 <w:lang w:val="el-GR"/>
               </w:rPr>
             </w:r>
@@ -7871,7 +7651,7 @@
             </w:r>
             <w:r>
               <w:rPr>
-                <w:rFonts w:ascii="Consolas" w:hAnsi="Consolas" w:eastAsia="Consolas" w:cs="Consolas"/>
+                <w:rFonts w:ascii="Consolas" w:hAnsi="Consolas" w:cs="Consolas"/>
                 <w:lang w:val="el-GR"/>
               </w:rPr>
             </w:r>
@@ -7902,7 +7682,7 @@
             </w:r>
             <w:r>
               <w:rPr>
-                <w:rFonts w:ascii="Consolas" w:hAnsi="Consolas" w:eastAsia="Consolas" w:cs="Consolas"/>
+                <w:rFonts w:ascii="Consolas" w:hAnsi="Consolas" w:cs="Consolas"/>
                 <w:lang w:val="el-GR"/>
               </w:rPr>
             </w:r>
@@ -7933,7 +7713,7 @@
             </w:r>
             <w:r>
               <w:rPr>
-                <w:rFonts w:ascii="Consolas" w:hAnsi="Consolas" w:eastAsia="Consolas" w:cs="Consolas"/>
+                <w:rFonts w:ascii="Consolas" w:hAnsi="Consolas" w:cs="Consolas"/>
                 <w:lang w:val="el-GR"/>
               </w:rPr>
             </w:r>
@@ -7964,7 +7744,7 @@
             </w:r>
             <w:r>
               <w:rPr>
-                <w:rFonts w:ascii="Consolas" w:hAnsi="Consolas" w:eastAsia="Consolas" w:cs="Consolas"/>
+                <w:rFonts w:ascii="Consolas" w:hAnsi="Consolas" w:cs="Consolas"/>
                 <w:lang w:val="el-GR"/>
               </w:rPr>
             </w:r>
@@ -7995,7 +7775,7 @@
             </w:r>
             <w:r>
               <w:rPr>
-                <w:rFonts w:ascii="Consolas" w:hAnsi="Consolas" w:eastAsia="Consolas" w:cs="Consolas"/>
+                <w:rFonts w:ascii="Consolas" w:hAnsi="Consolas" w:cs="Consolas"/>
                 <w:lang w:val="el-GR"/>
               </w:rPr>
             </w:r>
@@ -8026,7 +7806,7 @@
             </w:r>
             <w:r>
               <w:rPr>
-                <w:rFonts w:ascii="Consolas" w:hAnsi="Consolas" w:eastAsia="Consolas" w:cs="Consolas"/>
+                <w:rFonts w:ascii="Consolas" w:hAnsi="Consolas" w:cs="Consolas"/>
                 <w:lang w:val="el-GR"/>
               </w:rPr>
             </w:r>
@@ -8058,7 +7838,7 @@
             </w:r>
             <w:r>
               <w:rPr>
-                <w:rFonts w:ascii="Consolas" w:hAnsi="Consolas" w:eastAsia="Consolas" w:cs="Consolas"/>
+                <w:rFonts w:ascii="Consolas" w:hAnsi="Consolas" w:cs="Consolas"/>
                 <w:highlight w:val="none"/>
                 <w:lang w:val="el-GR"/>
               </w:rPr>
@@ -8099,7 +7879,7 @@
             </w:r>
             <w:r>
               <w:rPr>
-                <w:rFonts w:ascii="Consolas" w:hAnsi="Consolas" w:eastAsia="Consolas" w:cs="Consolas"/>
+                <w:rFonts w:ascii="Consolas" w:hAnsi="Consolas" w:cs="Consolas"/>
                 <w:lang w:val="el-GR"/>
               </w:rPr>
             </w:r>
@@ -8130,7 +7910,7 @@
             </w:r>
             <w:r>
               <w:rPr>
-                <w:rFonts w:ascii="Consolas" w:hAnsi="Consolas" w:eastAsia="Consolas" w:cs="Consolas"/>
+                <w:rFonts w:ascii="Consolas" w:hAnsi="Consolas" w:cs="Consolas"/>
                 <w:lang w:val="el-GR"/>
               </w:rPr>
             </w:r>
@@ -8161,7 +7941,7 @@
             </w:r>
             <w:r>
               <w:rPr>
-                <w:rFonts w:ascii="Consolas" w:hAnsi="Consolas" w:eastAsia="Consolas" w:cs="Consolas"/>
+                <w:rFonts w:ascii="Consolas" w:hAnsi="Consolas" w:cs="Consolas"/>
                 <w:lang w:val="el-GR"/>
               </w:rPr>
             </w:r>
@@ -8192,7 +7972,7 @@
             </w:r>
             <w:r>
               <w:rPr>
-                <w:rFonts w:ascii="Consolas" w:hAnsi="Consolas" w:eastAsia="Consolas" w:cs="Consolas"/>
+                <w:rFonts w:ascii="Consolas" w:hAnsi="Consolas" w:cs="Consolas"/>
                 <w:lang w:val="el-GR"/>
               </w:rPr>
             </w:r>
@@ -8223,7 +8003,7 @@
             </w:r>
             <w:r>
               <w:rPr>
-                <w:rFonts w:ascii="Consolas" w:hAnsi="Consolas" w:eastAsia="Consolas" w:cs="Consolas"/>
+                <w:rFonts w:ascii="Consolas" w:hAnsi="Consolas" w:cs="Consolas"/>
                 <w:lang w:val="el-GR"/>
               </w:rPr>
             </w:r>
@@ -8254,7 +8034,7 @@
             </w:r>
             <w:r>
               <w:rPr>
-                <w:rFonts w:ascii="Consolas" w:hAnsi="Consolas" w:eastAsia="Consolas" w:cs="Consolas"/>
+                <w:rFonts w:ascii="Consolas" w:hAnsi="Consolas" w:cs="Consolas"/>
                 <w:lang w:val="el-GR"/>
               </w:rPr>
             </w:r>
@@ -8285,7 +8065,7 @@
             </w:r>
             <w:r>
               <w:rPr>
-                <w:rFonts w:ascii="Consolas" w:hAnsi="Consolas" w:eastAsia="Consolas" w:cs="Consolas"/>
+                <w:rFonts w:ascii="Consolas" w:hAnsi="Consolas" w:cs="Consolas"/>
                 <w:lang w:val="el-GR"/>
               </w:rPr>
             </w:r>
@@ -8316,7 +8096,7 @@
             </w:r>
             <w:r>
               <w:rPr>
-                <w:rFonts w:ascii="Consolas" w:hAnsi="Consolas" w:eastAsia="Consolas" w:cs="Consolas"/>
+                <w:rFonts w:ascii="Consolas" w:hAnsi="Consolas" w:cs="Consolas"/>
                 <w:lang w:val="el-GR"/>
               </w:rPr>
             </w:r>
@@ -8347,7 +8127,7 @@
             </w:r>
             <w:r>
               <w:rPr>
-                <w:rFonts w:ascii="Consolas" w:hAnsi="Consolas" w:eastAsia="Consolas" w:cs="Consolas"/>
+                <w:rFonts w:ascii="Consolas" w:hAnsi="Consolas" w:cs="Consolas"/>
                 <w:lang w:val="el-GR"/>
               </w:rPr>
             </w:r>
@@ -8378,7 +8158,7 @@
             </w:r>
             <w:r>
               <w:rPr>
-                <w:rFonts w:ascii="Consolas" w:hAnsi="Consolas" w:eastAsia="Consolas" w:cs="Consolas"/>
+                <w:rFonts w:ascii="Consolas" w:hAnsi="Consolas" w:cs="Consolas"/>
                 <w:lang w:val="el-GR"/>
               </w:rPr>
             </w:r>
@@ -8409,7 +8189,7 @@
             </w:r>
             <w:r>
               <w:rPr>
-                <w:rFonts w:ascii="Consolas" w:hAnsi="Consolas" w:eastAsia="Consolas" w:cs="Consolas"/>
+                <w:rFonts w:ascii="Consolas" w:hAnsi="Consolas" w:cs="Consolas"/>
                 <w:lang w:val="el-GR"/>
               </w:rPr>
             </w:r>
@@ -8440,7 +8220,7 @@
             </w:r>
             <w:r>
               <w:rPr>
-                <w:rFonts w:ascii="Consolas" w:hAnsi="Consolas" w:eastAsia="Consolas" w:cs="Consolas"/>
+                <w:rFonts w:ascii="Consolas" w:hAnsi="Consolas" w:cs="Consolas"/>
                 <w:lang w:val="el-GR"/>
               </w:rPr>
             </w:r>
@@ -8471,7 +8251,7 @@
             </w:r>
             <w:r>
               <w:rPr>
-                <w:rFonts w:ascii="Consolas" w:hAnsi="Consolas" w:eastAsia="Consolas" w:cs="Consolas"/>
+                <w:rFonts w:ascii="Consolas" w:hAnsi="Consolas" w:cs="Consolas"/>
                 <w:lang w:val="el-GR"/>
               </w:rPr>
             </w:r>
@@ -8502,7 +8282,7 @@
             </w:r>
             <w:r>
               <w:rPr>
-                <w:rFonts w:ascii="Consolas" w:hAnsi="Consolas" w:eastAsia="Consolas" w:cs="Consolas"/>
+                <w:rFonts w:ascii="Consolas" w:hAnsi="Consolas" w:cs="Consolas"/>
                 <w:lang w:val="el-GR"/>
               </w:rPr>
             </w:r>
@@ -8534,7 +8314,7 @@
             </w:r>
             <w:r>
               <w:rPr>
-                <w:rFonts w:ascii="Consolas" w:hAnsi="Consolas" w:eastAsia="Consolas" w:cs="Consolas"/>
+                <w:rFonts w:ascii="Consolas" w:hAnsi="Consolas" w:cs="Consolas"/>
                 <w:highlight w:val="none"/>
                 <w:lang w:val="el-GR"/>
               </w:rPr>
@@ -8567,7 +8347,7 @@
             </w:r>
             <w:r>
               <w:rPr>
-                <w:rFonts w:ascii="Consolas" w:hAnsi="Consolas" w:eastAsia="Consolas" w:cs="Consolas"/>
+                <w:rFonts w:ascii="Consolas" w:hAnsi="Consolas" w:cs="Consolas"/>
                 <w:highlight w:val="none"/>
                 <w:lang w:val="el-GR"/>
               </w:rPr>
@@ -8608,7 +8388,7 @@
             </w:r>
             <w:r>
               <w:rPr>
-                <w:rFonts w:ascii="Consolas" w:hAnsi="Consolas" w:eastAsia="Consolas" w:cs="Consolas"/>
+                <w:rFonts w:ascii="Consolas" w:hAnsi="Consolas" w:cs="Consolas"/>
                 <w:lang w:val="el-GR"/>
               </w:rPr>
             </w:r>
@@ -8639,7 +8419,7 @@
             </w:r>
             <w:r>
               <w:rPr>
-                <w:rFonts w:ascii="Consolas" w:hAnsi="Consolas" w:eastAsia="Consolas" w:cs="Consolas"/>
+                <w:rFonts w:ascii="Consolas" w:hAnsi="Consolas" w:cs="Consolas"/>
                 <w:lang w:val="el-GR"/>
               </w:rPr>
             </w:r>
@@ -8670,7 +8450,7 @@
             </w:r>
             <w:r>
               <w:rPr>
-                <w:rFonts w:ascii="Consolas" w:hAnsi="Consolas" w:eastAsia="Consolas" w:cs="Consolas"/>
+                <w:rFonts w:ascii="Consolas" w:hAnsi="Consolas" w:cs="Consolas"/>
                 <w:lang w:val="el-GR"/>
               </w:rPr>
             </w:r>
@@ -8701,7 +8481,7 @@
             </w:r>
             <w:r>
               <w:rPr>
-                <w:rFonts w:ascii="Consolas" w:hAnsi="Consolas" w:eastAsia="Consolas" w:cs="Consolas"/>
+                <w:rFonts w:ascii="Consolas" w:hAnsi="Consolas" w:cs="Consolas"/>
                 <w:lang w:val="el-GR"/>
               </w:rPr>
             </w:r>
@@ -8732,7 +8512,7 @@
             </w:r>
             <w:r>
               <w:rPr>
-                <w:rFonts w:ascii="Consolas" w:hAnsi="Consolas" w:eastAsia="Consolas" w:cs="Consolas"/>
+                <w:rFonts w:ascii="Consolas" w:hAnsi="Consolas" w:cs="Consolas"/>
                 <w:lang w:val="el-GR"/>
               </w:rPr>
             </w:r>
@@ -8763,7 +8543,7 @@
             </w:r>
             <w:r>
               <w:rPr>
-                <w:rFonts w:ascii="Consolas" w:hAnsi="Consolas" w:eastAsia="Consolas" w:cs="Consolas"/>
+                <w:rFonts w:ascii="Consolas" w:hAnsi="Consolas" w:cs="Consolas"/>
                 <w:lang w:val="el-GR"/>
               </w:rPr>
             </w:r>
@@ -8794,7 +8574,7 @@
             </w:r>
             <w:r>
               <w:rPr>
-                <w:rFonts w:ascii="Consolas" w:hAnsi="Consolas" w:eastAsia="Consolas" w:cs="Consolas"/>
+                <w:rFonts w:ascii="Consolas" w:hAnsi="Consolas" w:cs="Consolas"/>
                 <w:lang w:val="el-GR"/>
               </w:rPr>
             </w:r>
@@ -8825,7 +8605,7 @@
             </w:r>
             <w:r>
               <w:rPr>
-                <w:rFonts w:ascii="Consolas" w:hAnsi="Consolas" w:eastAsia="Consolas" w:cs="Consolas"/>
+                <w:rFonts w:ascii="Consolas" w:hAnsi="Consolas" w:cs="Consolas"/>
                 <w:lang w:val="el-GR"/>
               </w:rPr>
             </w:r>
@@ -8856,7 +8636,7 @@
             </w:r>
             <w:r>
               <w:rPr>
-                <w:rFonts w:ascii="Consolas" w:hAnsi="Consolas" w:eastAsia="Consolas" w:cs="Consolas"/>
+                <w:rFonts w:ascii="Consolas" w:hAnsi="Consolas" w:cs="Consolas"/>
                 <w:lang w:val="el-GR"/>
               </w:rPr>
             </w:r>
@@ -8887,7 +8667,7 @@
             </w:r>
             <w:r>
               <w:rPr>
-                <w:rFonts w:ascii="Consolas" w:hAnsi="Consolas" w:eastAsia="Consolas" w:cs="Consolas"/>
+                <w:rFonts w:ascii="Consolas" w:hAnsi="Consolas" w:cs="Consolas"/>
                 <w:lang w:val="el-GR"/>
               </w:rPr>
             </w:r>
@@ -8918,7 +8698,7 @@
             </w:r>
             <w:r>
               <w:rPr>
-                <w:rFonts w:ascii="Consolas" w:hAnsi="Consolas" w:eastAsia="Consolas" w:cs="Consolas"/>
+                <w:rFonts w:ascii="Consolas" w:hAnsi="Consolas" w:cs="Consolas"/>
                 <w:lang w:val="el-GR"/>
               </w:rPr>
             </w:r>
@@ -8949,7 +8729,7 @@
             </w:r>
             <w:r>
               <w:rPr>
-                <w:rFonts w:ascii="Consolas" w:hAnsi="Consolas" w:eastAsia="Consolas" w:cs="Consolas"/>
+                <w:rFonts w:ascii="Consolas" w:hAnsi="Consolas" w:cs="Consolas"/>
                 <w:lang w:val="el-GR"/>
               </w:rPr>
             </w:r>
@@ -8981,7 +8761,7 @@
             </w:r>
             <w:r>
               <w:rPr>
-                <w:rFonts w:ascii="Consolas" w:hAnsi="Consolas" w:eastAsia="Consolas" w:cs="Consolas"/>
+                <w:rFonts w:ascii="Consolas" w:hAnsi="Consolas" w:cs="Consolas"/>
                 <w:highlight w:val="none"/>
                 <w:lang w:val="el-GR"/>
               </w:rPr>
@@ -9014,7 +8794,7 @@
             </w:r>
             <w:r>
               <w:rPr>
-                <w:rFonts w:ascii="Consolas" w:hAnsi="Consolas" w:eastAsia="Consolas" w:cs="Consolas"/>
+                <w:rFonts w:ascii="Consolas" w:hAnsi="Consolas" w:cs="Consolas"/>
                 <w:highlight w:val="none"/>
                 <w:lang w:val="el-GR"/>
               </w:rPr>
@@ -9055,7 +8835,7 @@
             </w:r>
             <w:r>
               <w:rPr>
-                <w:rFonts w:ascii="Consolas" w:hAnsi="Consolas" w:eastAsia="Consolas" w:cs="Consolas"/>
+                <w:rFonts w:ascii="Consolas" w:hAnsi="Consolas" w:cs="Consolas"/>
                 <w:lang w:val="el-GR"/>
               </w:rPr>
             </w:r>
@@ -9086,7 +8866,7 @@
             </w:r>
             <w:r>
               <w:rPr>
-                <w:rFonts w:ascii="Consolas" w:hAnsi="Consolas" w:eastAsia="Consolas" w:cs="Consolas"/>
+                <w:rFonts w:ascii="Consolas" w:hAnsi="Consolas" w:cs="Consolas"/>
                 <w:lang w:val="el-GR"/>
               </w:rPr>
             </w:r>
@@ -9117,7 +8897,7 @@
             </w:r>
             <w:r>
               <w:rPr>
-                <w:rFonts w:ascii="Consolas" w:hAnsi="Consolas" w:eastAsia="Consolas" w:cs="Consolas"/>
+                <w:rFonts w:ascii="Consolas" w:hAnsi="Consolas" w:cs="Consolas"/>
                 <w:lang w:val="el-GR"/>
               </w:rPr>
             </w:r>
@@ -9148,7 +8928,7 @@
             </w:r>
             <w:r>
               <w:rPr>
-                <w:rFonts w:ascii="Consolas" w:hAnsi="Consolas" w:eastAsia="Consolas" w:cs="Consolas"/>
+                <w:rFonts w:ascii="Consolas" w:hAnsi="Consolas" w:cs="Consolas"/>
                 <w:lang w:val="el-GR"/>
               </w:rPr>
             </w:r>
@@ -9179,7 +8959,7 @@
             </w:r>
             <w:r>
               <w:rPr>
-                <w:rFonts w:ascii="Consolas" w:hAnsi="Consolas" w:eastAsia="Consolas" w:cs="Consolas"/>
+                <w:rFonts w:ascii="Consolas" w:hAnsi="Consolas" w:cs="Consolas"/>
                 <w:lang w:val="el-GR"/>
               </w:rPr>
             </w:r>
@@ -9210,7 +8990,7 @@
             </w:r>
             <w:r>
               <w:rPr>
-                <w:rFonts w:ascii="Consolas" w:hAnsi="Consolas" w:eastAsia="Consolas" w:cs="Consolas"/>
+                <w:rFonts w:ascii="Consolas" w:hAnsi="Consolas" w:cs="Consolas"/>
                 <w:lang w:val="el-GR"/>
               </w:rPr>
             </w:r>
@@ -9241,7 +9021,7 @@
             </w:r>
             <w:r>
               <w:rPr>
-                <w:rFonts w:ascii="Consolas" w:hAnsi="Consolas" w:eastAsia="Consolas" w:cs="Consolas"/>
+                <w:rFonts w:ascii="Consolas" w:hAnsi="Consolas" w:cs="Consolas"/>
                 <w:lang w:val="el-GR"/>
               </w:rPr>
             </w:r>
@@ -9272,7 +9052,7 @@
             </w:r>
             <w:r>
               <w:rPr>
-                <w:rFonts w:ascii="Consolas" w:hAnsi="Consolas" w:eastAsia="Consolas" w:cs="Consolas"/>
+                <w:rFonts w:ascii="Consolas" w:hAnsi="Consolas" w:cs="Consolas"/>
                 <w:lang w:val="el-GR"/>
               </w:rPr>
             </w:r>
@@ -9303,7 +9083,7 @@
             </w:r>
             <w:r>
               <w:rPr>
-                <w:rFonts w:ascii="Consolas" w:hAnsi="Consolas" w:eastAsia="Consolas" w:cs="Consolas"/>
+                <w:rFonts w:ascii="Consolas" w:hAnsi="Consolas" w:cs="Consolas"/>
                 <w:lang w:val="el-GR"/>
               </w:rPr>
             </w:r>
@@ -9334,7 +9114,7 @@
             </w:r>
             <w:r>
               <w:rPr>
-                <w:rFonts w:ascii="Consolas" w:hAnsi="Consolas" w:eastAsia="Consolas" w:cs="Consolas"/>
+                <w:rFonts w:ascii="Consolas" w:hAnsi="Consolas" w:cs="Consolas"/>
                 <w:lang w:val="el-GR"/>
               </w:rPr>
             </w:r>
@@ -9365,7 +9145,7 @@
             </w:r>
             <w:r>
               <w:rPr>
-                <w:rFonts w:ascii="Consolas" w:hAnsi="Consolas" w:eastAsia="Consolas" w:cs="Consolas"/>
+                <w:rFonts w:ascii="Consolas" w:hAnsi="Consolas" w:cs="Consolas"/>
                 <w:lang w:val="el-GR"/>
               </w:rPr>
             </w:r>
@@ -9396,7 +9176,7 @@
             </w:r>
             <w:r>
               <w:rPr>
-                <w:rFonts w:ascii="Consolas" w:hAnsi="Consolas" w:eastAsia="Consolas" w:cs="Consolas"/>
+                <w:rFonts w:ascii="Consolas" w:hAnsi="Consolas" w:cs="Consolas"/>
                 <w:lang w:val="el-GR"/>
               </w:rPr>
             </w:r>
@@ -9427,7 +9207,7 @@
             </w:r>
             <w:r>
               <w:rPr>
-                <w:rFonts w:ascii="Consolas" w:hAnsi="Consolas" w:eastAsia="Consolas" w:cs="Consolas"/>
+                <w:rFonts w:ascii="Consolas" w:hAnsi="Consolas" w:cs="Consolas"/>
                 <w:lang w:val="el-GR"/>
               </w:rPr>
             </w:r>
@@ -9458,7 +9238,7 @@
             </w:r>
             <w:r>
               <w:rPr>
-                <w:rFonts w:ascii="Consolas" w:hAnsi="Consolas" w:eastAsia="Consolas" w:cs="Consolas"/>
+                <w:rFonts w:ascii="Consolas" w:hAnsi="Consolas" w:cs="Consolas"/>
                 <w:lang w:val="el-GR"/>
               </w:rPr>
             </w:r>
@@ -9489,7 +9269,7 @@
             </w:r>
             <w:r>
               <w:rPr>
-                <w:rFonts w:ascii="Consolas" w:hAnsi="Consolas" w:eastAsia="Consolas" w:cs="Consolas"/>
+                <w:rFonts w:ascii="Consolas" w:hAnsi="Consolas" w:cs="Consolas"/>
                 <w:lang w:val="el-GR"/>
               </w:rPr>
             </w:r>
@@ -9520,7 +9300,7 @@
             </w:r>
             <w:r>
               <w:rPr>
-                <w:rFonts w:ascii="Consolas" w:hAnsi="Consolas" w:eastAsia="Consolas" w:cs="Consolas"/>
+                <w:rFonts w:ascii="Consolas" w:hAnsi="Consolas" w:cs="Consolas"/>
                 <w:lang w:val="el-GR"/>
               </w:rPr>
             </w:r>
@@ -9552,7 +9332,7 @@
             </w:r>
             <w:r>
               <w:rPr>
-                <w:rFonts w:ascii="Consolas" w:hAnsi="Consolas" w:eastAsia="Consolas" w:cs="Consolas"/>
+                <w:rFonts w:ascii="Consolas" w:hAnsi="Consolas" w:cs="Consolas"/>
                 <w:highlight w:val="none"/>
                 <w:lang w:val="el-GR"/>
               </w:rPr>
@@ -9585,7 +9365,7 @@
             </w:r>
             <w:r>
               <w:rPr>
-                <w:rFonts w:ascii="Consolas" w:hAnsi="Consolas" w:eastAsia="Consolas" w:cs="Consolas"/>
+                <w:rFonts w:ascii="Consolas" w:hAnsi="Consolas" w:cs="Consolas"/>
                 <w:highlight w:val="none"/>
                 <w:lang w:val="el-GR"/>
               </w:rPr>
@@ -9626,7 +9406,7 @@
             </w:r>
             <w:r>
               <w:rPr>
-                <w:rFonts w:ascii="Consolas" w:hAnsi="Consolas" w:eastAsia="Consolas" w:cs="Consolas"/>
+                <w:rFonts w:ascii="Consolas" w:hAnsi="Consolas" w:cs="Consolas"/>
                 <w:lang w:val="el-GR"/>
               </w:rPr>
             </w:r>
@@ -9657,7 +9437,7 @@
             </w:r>
             <w:r>
               <w:rPr>
-                <w:rFonts w:ascii="Consolas" w:hAnsi="Consolas" w:eastAsia="Consolas" w:cs="Consolas"/>
+                <w:rFonts w:ascii="Consolas" w:hAnsi="Consolas" w:cs="Consolas"/>
                 <w:lang w:val="el-GR"/>
               </w:rPr>
             </w:r>
@@ -9688,7 +9468,7 @@
             </w:r>
             <w:r>
               <w:rPr>
-                <w:rFonts w:ascii="Consolas" w:hAnsi="Consolas" w:eastAsia="Consolas" w:cs="Consolas"/>
+                <w:rFonts w:ascii="Consolas" w:hAnsi="Consolas" w:cs="Consolas"/>
                 <w:lang w:val="el-GR"/>
               </w:rPr>
             </w:r>
@@ -9719,7 +9499,7 @@
             </w:r>
             <w:r>
               <w:rPr>
-                <w:rFonts w:ascii="Consolas" w:hAnsi="Consolas" w:eastAsia="Consolas" w:cs="Consolas"/>
+                <w:rFonts w:ascii="Consolas" w:hAnsi="Consolas" w:cs="Consolas"/>
                 <w:lang w:val="el-GR"/>
               </w:rPr>
             </w:r>
@@ -9750,7 +9530,7 @@
             </w:r>
             <w:r>
               <w:rPr>
-                <w:rFonts w:ascii="Consolas" w:hAnsi="Consolas" w:eastAsia="Consolas" w:cs="Consolas"/>
+                <w:rFonts w:ascii="Consolas" w:hAnsi="Consolas" w:cs="Consolas"/>
                 <w:lang w:val="el-GR"/>
               </w:rPr>
             </w:r>
@@ -9781,7 +9561,7 @@
             </w:r>
             <w:r>
               <w:rPr>
-                <w:rFonts w:ascii="Consolas" w:hAnsi="Consolas" w:eastAsia="Consolas" w:cs="Consolas"/>
+                <w:rFonts w:ascii="Consolas" w:hAnsi="Consolas" w:cs="Consolas"/>
                 <w:lang w:val="el-GR"/>
               </w:rPr>
             </w:r>
@@ -9812,7 +9592,7 @@
             </w:r>
             <w:r>
               <w:rPr>
-                <w:rFonts w:ascii="Consolas" w:hAnsi="Consolas" w:eastAsia="Consolas" w:cs="Consolas"/>
+                <w:rFonts w:ascii="Consolas" w:hAnsi="Consolas" w:cs="Consolas"/>
                 <w:lang w:val="el-GR"/>
               </w:rPr>
             </w:r>
@@ -9843,7 +9623,7 @@
             </w:r>
             <w:r>
               <w:rPr>
-                <w:rFonts w:ascii="Consolas" w:hAnsi="Consolas" w:eastAsia="Consolas" w:cs="Consolas"/>
+                <w:rFonts w:ascii="Consolas" w:hAnsi="Consolas" w:cs="Consolas"/>
                 <w:lang w:val="el-GR"/>
               </w:rPr>
             </w:r>
@@ -9874,7 +9654,7 @@
             </w:r>
             <w:r>
               <w:rPr>
-                <w:rFonts w:ascii="Consolas" w:hAnsi="Consolas" w:eastAsia="Consolas" w:cs="Consolas"/>
+                <w:rFonts w:ascii="Consolas" w:hAnsi="Consolas" w:cs="Consolas"/>
                 <w:lang w:val="el-GR"/>
               </w:rPr>
             </w:r>
@@ -9905,7 +9685,7 @@
             </w:r>
             <w:r>
               <w:rPr>
-                <w:rFonts w:ascii="Consolas" w:hAnsi="Consolas" w:eastAsia="Consolas" w:cs="Consolas"/>
+                <w:rFonts w:ascii="Consolas" w:hAnsi="Consolas" w:cs="Consolas"/>
                 <w:lang w:val="el-GR"/>
               </w:rPr>
             </w:r>
@@ -9936,7 +9716,7 @@
             </w:r>
             <w:r>
               <w:rPr>
-                <w:rFonts w:ascii="Consolas" w:hAnsi="Consolas" w:eastAsia="Consolas" w:cs="Consolas"/>
+                <w:rFonts w:ascii="Consolas" w:hAnsi="Consolas" w:cs="Consolas"/>
                 <w:lang w:val="el-GR"/>
               </w:rPr>
             </w:r>
@@ -9967,7 +9747,7 @@
             </w:r>
             <w:r>
               <w:rPr>
-                <w:rFonts w:ascii="Consolas" w:hAnsi="Consolas" w:eastAsia="Consolas" w:cs="Consolas"/>
+                <w:rFonts w:ascii="Consolas" w:hAnsi="Consolas" w:cs="Consolas"/>
                 <w:lang w:val="el-GR"/>
               </w:rPr>
             </w:r>
@@ -9999,7 +9779,7 @@
             </w:r>
             <w:r>
               <w:rPr>
-                <w:rFonts w:ascii="Consolas" w:hAnsi="Consolas" w:eastAsia="Consolas" w:cs="Consolas"/>
+                <w:rFonts w:ascii="Consolas" w:hAnsi="Consolas" w:cs="Consolas"/>
                 <w:highlight w:val="none"/>
                 <w:lang w:val="el-GR"/>
               </w:rPr>
@@ -10032,7 +9812,7 @@
             </w:r>
             <w:r>
               <w:rPr>
-                <w:rFonts w:ascii="Consolas" w:hAnsi="Consolas" w:eastAsia="Consolas" w:cs="Consolas"/>
+                <w:rFonts w:ascii="Consolas" w:hAnsi="Consolas" w:cs="Consolas"/>
                 <w:highlight w:val="none"/>
                 <w:lang w:val="el-GR"/>
               </w:rPr>
@@ -10073,7 +9853,7 @@
             </w:r>
             <w:r>
               <w:rPr>
-                <w:rFonts w:ascii="Consolas" w:hAnsi="Consolas" w:eastAsia="Consolas" w:cs="Consolas"/>
+                <w:rFonts w:ascii="Consolas" w:hAnsi="Consolas" w:cs="Consolas"/>
                 <w:lang w:val="el-GR"/>
               </w:rPr>
             </w:r>
@@ -10104,7 +9884,7 @@
             </w:r>
             <w:r>
               <w:rPr>
-                <w:rFonts w:ascii="Consolas" w:hAnsi="Consolas" w:eastAsia="Consolas" w:cs="Consolas"/>
+                <w:rFonts w:ascii="Consolas" w:hAnsi="Consolas" w:cs="Consolas"/>
                 <w:lang w:val="el-GR"/>
               </w:rPr>
             </w:r>
@@ -10135,7 +9915,7 @@
             </w:r>
             <w:r>
               <w:rPr>
-                <w:rFonts w:ascii="Consolas" w:hAnsi="Consolas" w:eastAsia="Consolas" w:cs="Consolas"/>
+                <w:rFonts w:ascii="Consolas" w:hAnsi="Consolas" w:cs="Consolas"/>
                 <w:lang w:val="el-GR"/>
               </w:rPr>
             </w:r>
@@ -10166,7 +9946,7 @@
             </w:r>
             <w:r>
               <w:rPr>
-                <w:rFonts w:ascii="Consolas" w:hAnsi="Consolas" w:eastAsia="Consolas" w:cs="Consolas"/>
+                <w:rFonts w:ascii="Consolas" w:hAnsi="Consolas" w:cs="Consolas"/>
                 <w:lang w:val="el-GR"/>
               </w:rPr>
             </w:r>
@@ -10197,7 +9977,7 @@
             </w:r>
             <w:r>
               <w:rPr>
-                <w:rFonts w:ascii="Consolas" w:hAnsi="Consolas" w:eastAsia="Consolas" w:cs="Consolas"/>
+                <w:rFonts w:ascii="Consolas" w:hAnsi="Consolas" w:cs="Consolas"/>
                 <w:lang w:val="el-GR"/>
               </w:rPr>
             </w:r>
@@ -10228,7 +10008,7 @@
             </w:r>
             <w:r>
               <w:rPr>
-                <w:rFonts w:ascii="Consolas" w:hAnsi="Consolas" w:eastAsia="Consolas" w:cs="Consolas"/>
+                <w:rFonts w:ascii="Consolas" w:hAnsi="Consolas" w:cs="Consolas"/>
                 <w:lang w:val="el-GR"/>
               </w:rPr>
             </w:r>
@@ -10259,7 +10039,7 @@
             </w:r>
             <w:r>
               <w:rPr>
-                <w:rFonts w:ascii="Consolas" w:hAnsi="Consolas" w:eastAsia="Consolas" w:cs="Consolas"/>
+                <w:rFonts w:ascii="Consolas" w:hAnsi="Consolas" w:cs="Consolas"/>
                 <w:lang w:val="el-GR"/>
               </w:rPr>
             </w:r>
@@ -10290,7 +10070,7 @@
             </w:r>
             <w:r>
               <w:rPr>
-                <w:rFonts w:ascii="Consolas" w:hAnsi="Consolas" w:eastAsia="Consolas" w:cs="Consolas"/>
+                <w:rFonts w:ascii="Consolas" w:hAnsi="Consolas" w:cs="Consolas"/>
                 <w:lang w:val="el-GR"/>
               </w:rPr>
             </w:r>
@@ -10321,7 +10101,7 @@
             </w:r>
             <w:r>
               <w:rPr>
-                <w:rFonts w:ascii="Consolas" w:hAnsi="Consolas" w:eastAsia="Consolas" w:cs="Consolas"/>
+                <w:rFonts w:ascii="Consolas" w:hAnsi="Consolas" w:cs="Consolas"/>
                 <w:lang w:val="el-GR"/>
               </w:rPr>
             </w:r>
@@ -10352,7 +10132,7 @@
             </w:r>
             <w:r>
               <w:rPr>
-                <w:rFonts w:ascii="Consolas" w:hAnsi="Consolas" w:eastAsia="Consolas" w:cs="Consolas"/>
+                <w:rFonts w:ascii="Consolas" w:hAnsi="Consolas" w:cs="Consolas"/>
                 <w:lang w:val="el-GR"/>
               </w:rPr>
             </w:r>
@@ -10383,7 +10163,7 @@
             </w:r>
             <w:r>
               <w:rPr>
-                <w:rFonts w:ascii="Consolas" w:hAnsi="Consolas" w:eastAsia="Consolas" w:cs="Consolas"/>
+                <w:rFonts w:ascii="Consolas" w:hAnsi="Consolas" w:cs="Consolas"/>
                 <w:lang w:val="el-GR"/>
               </w:rPr>
             </w:r>
@@ -10414,7 +10194,7 @@
             </w:r>
             <w:r>
               <w:rPr>
-                <w:rFonts w:ascii="Consolas" w:hAnsi="Consolas" w:eastAsia="Consolas" w:cs="Consolas"/>
+                <w:rFonts w:ascii="Consolas" w:hAnsi="Consolas" w:cs="Consolas"/>
                 <w:lang w:val="el-GR"/>
               </w:rPr>
             </w:r>
@@ -10445,7 +10225,7 @@
             </w:r>
             <w:r>
               <w:rPr>
-                <w:rFonts w:ascii="Consolas" w:hAnsi="Consolas" w:eastAsia="Consolas" w:cs="Consolas"/>
+                <w:rFonts w:ascii="Consolas" w:hAnsi="Consolas" w:cs="Consolas"/>
                 <w:lang w:val="el-GR"/>
               </w:rPr>
             </w:r>
@@ -10477,7 +10257,7 @@
             </w:r>
             <w:r>
               <w:rPr>
-                <w:rFonts w:ascii="Consolas" w:hAnsi="Consolas" w:eastAsia="Consolas" w:cs="Consolas"/>
+                <w:rFonts w:ascii="Consolas" w:hAnsi="Consolas" w:cs="Consolas"/>
                 <w:highlight w:val="none"/>
                 <w:lang w:val="el-GR"/>
               </w:rPr>
@@ -10510,7 +10290,7 @@
             </w:r>
             <w:r>
               <w:rPr>
-                <w:rFonts w:ascii="Consolas" w:hAnsi="Consolas" w:eastAsia="Consolas" w:cs="Consolas"/>
+                <w:rFonts w:ascii="Consolas" w:hAnsi="Consolas" w:cs="Consolas"/>
                 <w:highlight w:val="none"/>
                 <w:lang w:val="el-GR"/>
               </w:rPr>
@@ -10551,7 +10331,7 @@
             </w:r>
             <w:r>
               <w:rPr>
-                <w:rFonts w:ascii="Consolas" w:hAnsi="Consolas" w:eastAsia="Consolas" w:cs="Consolas"/>
+                <w:rFonts w:ascii="Consolas" w:hAnsi="Consolas" w:cs="Consolas"/>
                 <w:lang w:val="el-GR"/>
               </w:rPr>
             </w:r>
@@ -10582,7 +10362,7 @@
             </w:r>
             <w:r>
               <w:rPr>
-                <w:rFonts w:ascii="Consolas" w:hAnsi="Consolas" w:eastAsia="Consolas" w:cs="Consolas"/>
+                <w:rFonts w:ascii="Consolas" w:hAnsi="Consolas" w:cs="Consolas"/>
                 <w:lang w:val="el-GR"/>
               </w:rPr>
             </w:r>
@@ -10613,7 +10393,7 @@
             </w:r>
             <w:r>
               <w:rPr>
-                <w:rFonts w:ascii="Consolas" w:hAnsi="Consolas" w:eastAsia="Consolas" w:cs="Consolas"/>
+                <w:rFonts w:ascii="Consolas" w:hAnsi="Consolas" w:cs="Consolas"/>
                 <w:lang w:val="el-GR"/>
               </w:rPr>
             </w:r>
@@ -10644,7 +10424,7 @@
             </w:r>
             <w:r>
               <w:rPr>
-                <w:rFonts w:ascii="Consolas" w:hAnsi="Consolas" w:eastAsia="Consolas" w:cs="Consolas"/>
+                <w:rFonts w:ascii="Consolas" w:hAnsi="Consolas" w:cs="Consolas"/>
                 <w:lang w:val="el-GR"/>
               </w:rPr>
             </w:r>
@@ -10675,7 +10455,7 @@
             </w:r>
             <w:r>
               <w:rPr>
-                <w:rFonts w:ascii="Consolas" w:hAnsi="Consolas" w:eastAsia="Consolas" w:cs="Consolas"/>
+                <w:rFonts w:ascii="Consolas" w:hAnsi="Consolas" w:cs="Consolas"/>
                 <w:lang w:val="el-GR"/>
               </w:rPr>
             </w:r>
@@ -10706,7 +10486,7 @@
             </w:r>
             <w:r>
               <w:rPr>
-                <w:rFonts w:ascii="Consolas" w:hAnsi="Consolas" w:eastAsia="Consolas" w:cs="Consolas"/>
+                <w:rFonts w:ascii="Consolas" w:hAnsi="Consolas" w:cs="Consolas"/>
                 <w:lang w:val="el-GR"/>
               </w:rPr>
             </w:r>
@@ -10737,7 +10517,7 @@
             </w:r>
             <w:r>
               <w:rPr>
-                <w:rFonts w:ascii="Consolas" w:hAnsi="Consolas" w:eastAsia="Consolas" w:cs="Consolas"/>
+                <w:rFonts w:ascii="Consolas" w:hAnsi="Consolas" w:cs="Consolas"/>
                 <w:lang w:val="el-GR"/>
               </w:rPr>
             </w:r>
@@ -10768,7 +10548,7 @@
             </w:r>
             <w:r>
               <w:rPr>
-                <w:rFonts w:ascii="Consolas" w:hAnsi="Consolas" w:eastAsia="Consolas" w:cs="Consolas"/>
+                <w:rFonts w:ascii="Consolas" w:hAnsi="Consolas" w:cs="Consolas"/>
                 <w:lang w:val="el-GR"/>
               </w:rPr>
             </w:r>
@@ -10799,7 +10579,7 @@
             </w:r>
             <w:r>
               <w:rPr>
-                <w:rFonts w:ascii="Consolas" w:hAnsi="Consolas" w:eastAsia="Consolas" w:cs="Consolas"/>
+                <w:rFonts w:ascii="Consolas" w:hAnsi="Consolas" w:cs="Consolas"/>
                 <w:lang w:val="el-GR"/>
               </w:rPr>
             </w:r>
@@ -10830,7 +10610,7 @@
             </w:r>
             <w:r>
               <w:rPr>
-                <w:rFonts w:ascii="Consolas" w:hAnsi="Consolas" w:eastAsia="Consolas" w:cs="Consolas"/>
+                <w:rFonts w:ascii="Consolas" w:hAnsi="Consolas" w:cs="Consolas"/>
                 <w:lang w:val="el-GR"/>
               </w:rPr>
             </w:r>
@@ -10861,7 +10641,7 @@
             </w:r>
             <w:r>
               <w:rPr>
-                <w:rFonts w:ascii="Consolas" w:hAnsi="Consolas" w:eastAsia="Consolas" w:cs="Consolas"/>
+                <w:rFonts w:ascii="Consolas" w:hAnsi="Consolas" w:cs="Consolas"/>
                 <w:lang w:val="el-GR"/>
               </w:rPr>
             </w:r>
@@ -10892,7 +10672,7 @@
             </w:r>
             <w:r>
               <w:rPr>
-                <w:rFonts w:ascii="Consolas" w:hAnsi="Consolas" w:eastAsia="Consolas" w:cs="Consolas"/>
+                <w:rFonts w:ascii="Consolas" w:hAnsi="Consolas" w:cs="Consolas"/>
                 <w:lang w:val="el-GR"/>
               </w:rPr>
             </w:r>
@@ -10923,7 +10703,7 @@
             </w:r>
             <w:r>
               <w:rPr>
-                <w:rFonts w:ascii="Consolas" w:hAnsi="Consolas" w:eastAsia="Consolas" w:cs="Consolas"/>
+                <w:rFonts w:ascii="Consolas" w:hAnsi="Consolas" w:cs="Consolas"/>
                 <w:lang w:val="el-GR"/>
               </w:rPr>
             </w:r>
@@ -10940,7 +10720,7 @@
               <w:spacing/>
               <w:ind/>
               <w:rPr>
-                <w:rFonts w:ascii="Consolas" w:hAnsi="Consolas" w:cs="Consolas"/>
+                <w:rFonts w:ascii="Consolas" w:hAnsi="Consolas" w:eastAsia="Consolas" w:cs="Consolas"/>
                 <w:highlight w:val="none"/>
                 <w:lang w:val="el-GR"/>
               </w:rPr>
@@ -10955,18 +10735,793 @@
             </w:r>
             <w:r>
               <w:rPr>
+                <w:rFonts w:ascii="Consolas" w:hAnsi="Consolas" w:cs="Consolas"/>
+                <w:highlight w:val="none"/>
+                <w:lang w:val="el-GR"/>
+              </w:rPr>
+            </w:r>
+            <w:r>
+              <w:rPr>
+                <w:rFonts w:ascii="Consolas" w:hAnsi="Consolas" w:cs="Consolas"/>
+                <w:highlight w:val="none"/>
+                <w:lang w:val="el-GR"/>
+              </w:rPr>
+            </w:r>
+          </w:p>
+          <w:p>
+            <w:pPr>
+              <w:pBdr/>
+              <w:spacing/>
+              <w:ind/>
+              <w:rPr>
+                <w:rFonts w:ascii="Consolas" w:hAnsi="Consolas" w:cs="Consolas"/>
+                <w:highlight w:val="none"/>
+                <w:lang w:val="el-GR"/>
+              </w:rPr>
+            </w:pPr>
+            <w:r>
+              <w:rPr>
+                <w:rFonts w:ascii="Consolas" w:hAnsi="Consolas" w:cs="Consolas"/>
+                <w:highlight w:val="none"/>
+                <w:lang w:val="el-GR"/>
+              </w:rPr>
+            </w:r>
+            <w:r>
+              <w:rPr>
+                <w:rFonts w:ascii="Consolas" w:hAnsi="Consolas" w:cs="Consolas"/>
+                <w:highlight w:val="none"/>
+                <w:lang w:val="el-GR"/>
+              </w:rPr>
+            </w:r>
+          </w:p>
+          <w:p>
+            <w:pPr>
+              <w:pBdr/>
+              <w:spacing/>
+              <w:ind/>
+              <w:rPr/>
+            </w:pPr>
+            <w:r>
+              <w:rPr>
                 <w:rFonts w:ascii="Consolas" w:hAnsi="Consolas" w:eastAsia="Consolas" w:cs="Consolas"/>
                 <w:highlight w:val="none"/>
-                <w:lang w:val="el-GR"/>
-              </w:rPr>
-            </w:r>
-            <w:r>
-              <w:rPr>
-                <w:rFonts w:ascii="Consolas" w:hAnsi="Consolas" w:cs="Consolas"/>
-                <w:highlight w:val="none"/>
-                <w:lang w:val="el-GR"/>
-              </w:rPr>
-            </w:r>
+                <w:lang w:val="en-US"/>
+              </w:rPr>
+              <w:t xml:space="preserve">21) </w:t>
+            </w:r>
+            <w:r>
+              <w:rPr>
+                <w:rFonts w:ascii="Consolas" w:hAnsi="Consolas" w:cs="Consolas"/>
+                <w:highlight w:val="none"/>
+                <w:lang w:val="el-GR"/>
+              </w:rPr>
+            </w:r>
+            <w:r>
+              <w:rPr>
+                <w:rFonts w:ascii="Consolas" w:hAnsi="Consolas" w:eastAsia="Consolas" w:cs="Consolas"/>
+                <w:highlight w:val="none"/>
+                <w:lang w:val="en-US"/>
+              </w:rPr>
+              <w:t xml:space="preserve">./fsm -trace a2_float.fsm                                                                                                                                        1 ↵</w:t>
+            </w:r>
+            <w:r/>
+          </w:p>
+          <w:p>
+            <w:pPr>
+              <w:pBdr/>
+              <w:spacing/>
+              <w:ind/>
+              <w:rPr/>
+            </w:pPr>
+            <w:r>
+              <w:rPr>
+                <w:rFonts w:ascii="Consolas" w:hAnsi="Consolas" w:eastAsia="Consolas" w:cs="Consolas"/>
+                <w:highlight w:val="none"/>
+                <w:lang w:val="en-US"/>
+              </w:rPr>
+              <w:t xml:space="preserve">E532.43</w:t>
+            </w:r>
+            <w:r/>
+          </w:p>
+          <w:p>
+            <w:pPr>
+              <w:pBdr/>
+              <w:spacing/>
+              <w:ind/>
+              <w:rPr/>
+            </w:pPr>
+            <w:r>
+              <w:rPr>
+                <w:rFonts w:ascii="Consolas" w:hAnsi="Consolas" w:eastAsia="Consolas" w:cs="Consolas"/>
+                <w:highlight w:val="none"/>
+                <w:lang w:val="en-US"/>
+              </w:rPr>
+              <w:t xml:space="preserve">s0 E -&gt; bin </w:t>
+            </w:r>
+            <w:r/>
+          </w:p>
+          <w:p>
+            <w:pPr>
+              <w:pBdr/>
+              <w:spacing/>
+              <w:ind/>
+              <w:rPr/>
+            </w:pPr>
+            <w:r>
+              <w:rPr>
+                <w:rFonts w:ascii="Consolas" w:hAnsi="Consolas" w:eastAsia="Consolas" w:cs="Consolas"/>
+                <w:highlight w:val="none"/>
+                <w:lang w:val="en-US"/>
+              </w:rPr>
+              <w:t xml:space="preserve">bin 5 -&gt; bin </w:t>
+            </w:r>
+            <w:r/>
+          </w:p>
+          <w:p>
+            <w:pPr>
+              <w:pBdr/>
+              <w:spacing/>
+              <w:ind/>
+              <w:rPr/>
+            </w:pPr>
+            <w:r>
+              <w:rPr>
+                <w:rFonts w:ascii="Consolas" w:hAnsi="Consolas" w:eastAsia="Consolas" w:cs="Consolas"/>
+                <w:highlight w:val="none"/>
+                <w:lang w:val="en-US"/>
+              </w:rPr>
+              <w:t xml:space="preserve">bin 3 -&gt; bin </w:t>
+            </w:r>
+            <w:r/>
+          </w:p>
+          <w:p>
+            <w:pPr>
+              <w:pBdr/>
+              <w:spacing/>
+              <w:ind/>
+              <w:rPr/>
+            </w:pPr>
+            <w:r>
+              <w:rPr>
+                <w:rFonts w:ascii="Consolas" w:hAnsi="Consolas" w:eastAsia="Consolas" w:cs="Consolas"/>
+                <w:highlight w:val="none"/>
+                <w:lang w:val="en-US"/>
+              </w:rPr>
+              <w:t xml:space="preserve">bin 2 -&gt; bin </w:t>
+            </w:r>
+            <w:r/>
+          </w:p>
+          <w:p>
+            <w:pPr>
+              <w:pBdr/>
+              <w:spacing/>
+              <w:ind/>
+              <w:rPr/>
+            </w:pPr>
+            <w:r>
+              <w:rPr>
+                <w:rFonts w:ascii="Consolas" w:hAnsi="Consolas" w:eastAsia="Consolas" w:cs="Consolas"/>
+                <w:highlight w:val="none"/>
+                <w:lang w:val="en-US"/>
+              </w:rPr>
+              <w:t xml:space="preserve">bin . -&gt; bin </w:t>
+            </w:r>
+            <w:r/>
+          </w:p>
+          <w:p>
+            <w:pPr>
+              <w:pBdr/>
+              <w:spacing/>
+              <w:ind/>
+              <w:rPr/>
+            </w:pPr>
+            <w:r>
+              <w:rPr>
+                <w:rFonts w:ascii="Consolas" w:hAnsi="Consolas" w:eastAsia="Consolas" w:cs="Consolas"/>
+                <w:highlight w:val="none"/>
+                <w:lang w:val="en-US"/>
+              </w:rPr>
+              <w:t xml:space="preserve">bin 4 -&gt; bin </w:t>
+            </w:r>
+            <w:r/>
+          </w:p>
+          <w:p>
+            <w:pPr>
+              <w:pBdr/>
+              <w:spacing/>
+              <w:ind/>
+              <w:rPr/>
+            </w:pPr>
+            <w:r>
+              <w:rPr>
+                <w:rFonts w:ascii="Consolas" w:hAnsi="Consolas" w:eastAsia="Consolas" w:cs="Consolas"/>
+                <w:highlight w:val="none"/>
+                <w:lang w:val="en-US"/>
+              </w:rPr>
+              <w:t xml:space="preserve">bin 3 -&gt; bin </w:t>
+            </w:r>
+            <w:r/>
+          </w:p>
+          <w:p>
+            <w:pPr>
+              <w:pBdr/>
+              <w:spacing/>
+              <w:ind/>
+              <w:rPr/>
+            </w:pPr>
+            <w:r>
+              <w:rPr>
+                <w:rFonts w:ascii="Consolas" w:hAnsi="Consolas" w:eastAsia="Consolas" w:cs="Consolas"/>
+                <w:highlight w:val="none"/>
+                <w:lang w:val="en-US"/>
+              </w:rPr>
+              <w:t xml:space="preserve">bin \n -&gt; bin </w:t>
+            </w:r>
+            <w:r/>
+          </w:p>
+          <w:p>
+            <w:pPr>
+              <w:pBdr/>
+              <w:spacing/>
+              <w:ind/>
+              <w:rPr/>
+            </w:pPr>
+            <w:r>
+              <w:rPr>
+                <w:rFonts w:ascii="Consolas" w:hAnsi="Consolas" w:eastAsia="Consolas" w:cs="Consolas"/>
+                <w:highlight w:val="none"/>
+                <w:lang w:val="en-US"/>
+              </w:rPr>
+              <w:t xml:space="preserve">bin EOF -&gt; bad </w:t>
+            </w:r>
+            <w:r/>
+          </w:p>
+          <w:p>
+            <w:pPr>
+              <w:pBdr/>
+              <w:spacing/>
+              <w:ind/>
+              <w:rPr>
+                <w:rFonts w:ascii="Consolas" w:hAnsi="Consolas" w:eastAsia="Consolas" w:cs="Consolas"/>
+                <w:highlight w:val="none"/>
+                <w:lang w:val="en-US"/>
+              </w:rPr>
+            </w:pPr>
+            <w:r>
+              <w:rPr>
+                <w:rFonts w:ascii="Consolas" w:hAnsi="Consolas" w:eastAsia="Consolas" w:cs="Consolas"/>
+                <w:highlight w:val="none"/>
+                <w:lang w:val="en-US"/>
+              </w:rPr>
+              <w:t xml:space="preserve">NO</w:t>
+            </w:r>
+            <w:r/>
+            <w:r>
+              <w:rPr>
+                <w:rFonts w:ascii="Consolas" w:hAnsi="Consolas" w:eastAsia="Consolas" w:cs="Consolas"/>
+                <w:highlight w:val="none"/>
+                <w:lang w:val="en-US"/>
+              </w:rPr>
+            </w:r>
+            <w:r>
+              <w:rPr>
+                <w:rFonts w:ascii="Consolas" w:hAnsi="Consolas" w:eastAsia="Consolas" w:cs="Consolas"/>
+                <w:highlight w:val="none"/>
+                <w:lang w:val="el-GR"/>
+              </w:rPr>
+            </w:r>
+            <w:r/>
+          </w:p>
+          <w:p>
+            <w:pPr>
+              <w:pBdr/>
+              <w:spacing/>
+              <w:ind/>
+              <w:rPr>
+                <w:rFonts w:ascii="Consolas" w:hAnsi="Consolas" w:cs="Consolas"/>
+                <w:highlight w:val="none"/>
+                <w:lang w:val="el-GR"/>
+              </w:rPr>
+            </w:pPr>
+            <w:r>
+              <w:rPr>
+                <w:rFonts w:ascii="Consolas" w:hAnsi="Consolas" w:cs="Consolas"/>
+                <w:highlight w:val="none"/>
+                <w:lang w:val="el-GR"/>
+              </w:rPr>
+            </w:r>
+            <w:r>
+              <w:rPr>
+                <w:rFonts w:ascii="Consolas" w:hAnsi="Consolas" w:cs="Consolas"/>
+                <w:highlight w:val="none"/>
+                <w:lang w:val="el-GR"/>
+              </w:rPr>
+            </w:r>
+          </w:p>
+          <w:p>
+            <w:pPr>
+              <w:pBdr/>
+              <w:spacing/>
+              <w:ind/>
+              <w:rPr/>
+            </w:pPr>
+            <w:r>
+              <w:rPr>
+                <w:rFonts w:ascii="Consolas" w:hAnsi="Consolas" w:eastAsia="Consolas" w:cs="Consolas"/>
+                <w:highlight w:val="none"/>
+                <w:lang w:val="en-US"/>
+              </w:rPr>
+              <w:t xml:space="preserve">21) </w:t>
+            </w:r>
+            <w:r>
+              <w:rPr>
+                <w:rFonts w:ascii="Consolas" w:hAnsi="Consolas" w:cs="Consolas"/>
+                <w:highlight w:val="none"/>
+                <w:lang w:val="el-GR"/>
+              </w:rPr>
+            </w:r>
+            <w:r>
+              <w:rPr>
+                <w:rFonts w:ascii="Consolas" w:hAnsi="Consolas" w:eastAsia="Consolas" w:cs="Consolas"/>
+                <w:highlight w:val="none"/>
+                <w:lang w:val="en-US"/>
+              </w:rPr>
+              <w:t xml:space="preserve">./fsm -trace a2_float.fsm</w:t>
+            </w:r>
+            <w:r/>
+          </w:p>
+          <w:p>
+            <w:pPr>
+              <w:pBdr/>
+              <w:spacing/>
+              <w:ind/>
+              <w:rPr/>
+            </w:pPr>
+            <w:r>
+              <w:rPr>
+                <w:rFonts w:ascii="Consolas" w:hAnsi="Consolas" w:eastAsia="Consolas" w:cs="Consolas"/>
+                <w:highlight w:val="none"/>
+                <w:lang w:val="en-US"/>
+              </w:rPr>
+              <w:t xml:space="preserve">24.e532</w:t>
+            </w:r>
+            <w:r/>
+          </w:p>
+          <w:p>
+            <w:pPr>
+              <w:pBdr/>
+              <w:spacing/>
+              <w:ind/>
+              <w:rPr/>
+            </w:pPr>
+            <w:r>
+              <w:rPr>
+                <w:rFonts w:ascii="Consolas" w:hAnsi="Consolas" w:eastAsia="Consolas" w:cs="Consolas"/>
+                <w:highlight w:val="none"/>
+                <w:lang w:val="en-US"/>
+              </w:rPr>
+              <w:t xml:space="preserve">s0 2 -&gt; s2 </w:t>
+            </w:r>
+            <w:r/>
+          </w:p>
+          <w:p>
+            <w:pPr>
+              <w:pBdr/>
+              <w:spacing/>
+              <w:ind/>
+              <w:rPr/>
+            </w:pPr>
+            <w:r>
+              <w:rPr>
+                <w:rFonts w:ascii="Consolas" w:hAnsi="Consolas" w:eastAsia="Consolas" w:cs="Consolas"/>
+                <w:highlight w:val="none"/>
+                <w:lang w:val="en-US"/>
+              </w:rPr>
+              <w:t xml:space="preserve">s2 4 -&gt; s2 </w:t>
+            </w:r>
+            <w:r/>
+          </w:p>
+          <w:p>
+            <w:pPr>
+              <w:pBdr/>
+              <w:spacing/>
+              <w:ind/>
+              <w:rPr/>
+            </w:pPr>
+            <w:r>
+              <w:rPr>
+                <w:rFonts w:ascii="Consolas" w:hAnsi="Consolas" w:eastAsia="Consolas" w:cs="Consolas"/>
+                <w:highlight w:val="none"/>
+                <w:lang w:val="en-US"/>
+              </w:rPr>
+              <w:t xml:space="preserve">s2 . -&gt; s3 </w:t>
+            </w:r>
+            <w:r/>
+          </w:p>
+          <w:p>
+            <w:pPr>
+              <w:pBdr/>
+              <w:spacing/>
+              <w:ind/>
+              <w:rPr/>
+            </w:pPr>
+            <w:r>
+              <w:rPr>
+                <w:rFonts w:ascii="Consolas" w:hAnsi="Consolas" w:eastAsia="Consolas" w:cs="Consolas"/>
+                <w:highlight w:val="none"/>
+                <w:lang w:val="en-US"/>
+              </w:rPr>
+              <w:t xml:space="preserve">s3 e -&gt; bin </w:t>
+            </w:r>
+            <w:r/>
+          </w:p>
+          <w:p>
+            <w:pPr>
+              <w:pBdr/>
+              <w:spacing/>
+              <w:ind/>
+              <w:rPr/>
+            </w:pPr>
+            <w:r>
+              <w:rPr>
+                <w:rFonts w:ascii="Consolas" w:hAnsi="Consolas" w:eastAsia="Consolas" w:cs="Consolas"/>
+                <w:highlight w:val="none"/>
+                <w:lang w:val="en-US"/>
+              </w:rPr>
+              <w:t xml:space="preserve">bin 5 -&gt; bin </w:t>
+            </w:r>
+            <w:r/>
+          </w:p>
+          <w:p>
+            <w:pPr>
+              <w:pBdr/>
+              <w:spacing/>
+              <w:ind/>
+              <w:rPr/>
+            </w:pPr>
+            <w:r>
+              <w:rPr>
+                <w:rFonts w:ascii="Consolas" w:hAnsi="Consolas" w:eastAsia="Consolas" w:cs="Consolas"/>
+                <w:highlight w:val="none"/>
+                <w:lang w:val="en-US"/>
+              </w:rPr>
+              <w:t xml:space="preserve">bin 3 -&gt; bin </w:t>
+            </w:r>
+            <w:r/>
+          </w:p>
+          <w:p>
+            <w:pPr>
+              <w:pBdr/>
+              <w:spacing/>
+              <w:ind/>
+              <w:rPr/>
+            </w:pPr>
+            <w:r>
+              <w:rPr>
+                <w:rFonts w:ascii="Consolas" w:hAnsi="Consolas" w:eastAsia="Consolas" w:cs="Consolas"/>
+                <w:highlight w:val="none"/>
+                <w:lang w:val="en-US"/>
+              </w:rPr>
+              <w:t xml:space="preserve">bin 2 -&gt; bin </w:t>
+            </w:r>
+            <w:r/>
+          </w:p>
+          <w:p>
+            <w:pPr>
+              <w:pBdr/>
+              <w:spacing/>
+              <w:ind/>
+              <w:rPr/>
+            </w:pPr>
+            <w:r>
+              <w:rPr>
+                <w:rFonts w:ascii="Consolas" w:hAnsi="Consolas" w:eastAsia="Consolas" w:cs="Consolas"/>
+                <w:highlight w:val="none"/>
+                <w:lang w:val="en-US"/>
+              </w:rPr>
+              <w:t xml:space="preserve">bin \n -&gt; bin </w:t>
+            </w:r>
+            <w:r/>
+          </w:p>
+          <w:p>
+            <w:pPr>
+              <w:pBdr/>
+              <w:spacing/>
+              <w:ind/>
+              <w:rPr/>
+            </w:pPr>
+            <w:r>
+              <w:rPr>
+                <w:rFonts w:ascii="Consolas" w:hAnsi="Consolas" w:eastAsia="Consolas" w:cs="Consolas"/>
+                <w:highlight w:val="none"/>
+                <w:lang w:val="en-US"/>
+              </w:rPr>
+              <w:t xml:space="preserve">bin EOF -&gt; bad </w:t>
+            </w:r>
+            <w:r/>
+          </w:p>
+          <w:p>
+            <w:pPr>
+              <w:pBdr/>
+              <w:spacing/>
+              <w:ind/>
+              <w:rPr>
+                <w:rFonts w:ascii="Consolas" w:hAnsi="Consolas" w:eastAsia="Consolas" w:cs="Consolas"/>
+                <w:highlight w:val="none"/>
+                <w:lang w:val="en-US"/>
+              </w:rPr>
+            </w:pPr>
+            <w:r>
+              <w:rPr>
+                <w:rFonts w:ascii="Consolas" w:hAnsi="Consolas" w:eastAsia="Consolas" w:cs="Consolas"/>
+                <w:highlight w:val="none"/>
+                <w:lang w:val="en-US"/>
+              </w:rPr>
+              <w:t xml:space="preserve">NO</w:t>
+            </w:r>
+            <w:r/>
+            <w:r>
+              <w:rPr>
+                <w:rFonts w:ascii="Consolas" w:hAnsi="Consolas" w:eastAsia="Consolas" w:cs="Consolas"/>
+                <w:highlight w:val="none"/>
+                <w:lang w:val="en-US"/>
+              </w:rPr>
+            </w:r>
+            <w:r>
+              <w:rPr>
+                <w:rFonts w:ascii="Consolas" w:hAnsi="Consolas" w:eastAsia="Consolas" w:cs="Consolas"/>
+                <w:highlight w:val="none"/>
+                <w:lang w:val="en-US"/>
+              </w:rPr>
+            </w:r>
+            <w:r/>
+          </w:p>
+          <w:p>
+            <w:pPr>
+              <w:pBdr/>
+              <w:spacing/>
+              <w:ind/>
+              <w:rPr>
+                <w:rFonts w:ascii="Consolas" w:hAnsi="Consolas" w:cs="Consolas"/>
+                <w:highlight w:val="none"/>
+                <w:lang w:val="el-GR"/>
+              </w:rPr>
+            </w:pPr>
+            <w:r>
+              <w:rPr>
+                <w:rFonts w:ascii="Consolas" w:hAnsi="Consolas" w:eastAsia="Consolas" w:cs="Consolas"/>
+                <w:highlight w:val="none"/>
+                <w:lang w:val="en-US"/>
+              </w:rPr>
+            </w:r>
+            <w:r>
+              <w:rPr>
+                <w:rFonts w:ascii="Consolas" w:hAnsi="Consolas" w:eastAsia="Consolas" w:cs="Consolas"/>
+                <w:highlight w:val="none"/>
+                <w:lang w:val="en-US"/>
+              </w:rPr>
+            </w:r>
+          </w:p>
+          <w:p>
+            <w:pPr>
+              <w:pBdr/>
+              <w:spacing/>
+              <w:ind/>
+              <w:rPr/>
+            </w:pPr>
+            <w:r>
+              <w:rPr>
+                <w:rFonts w:ascii="Consolas" w:hAnsi="Consolas" w:eastAsia="Consolas" w:cs="Consolas"/>
+                <w:highlight w:val="none"/>
+                <w:lang w:val="en-US"/>
+              </w:rPr>
+              <w:t xml:space="preserve">22) </w:t>
+            </w:r>
+            <w:r>
+              <w:rPr>
+                <w:rFonts w:ascii="Consolas" w:hAnsi="Consolas" w:eastAsia="Consolas" w:cs="Consolas"/>
+                <w:highlight w:val="none"/>
+                <w:lang w:val="en-US"/>
+              </w:rPr>
+            </w:r>
+            <w:r>
+              <w:rPr>
+                <w:rFonts w:ascii="Consolas" w:hAnsi="Consolas" w:eastAsia="Consolas" w:cs="Consolas"/>
+                <w:highlight w:val="none"/>
+                <w:lang w:val="en-US"/>
+              </w:rPr>
+              <w:t xml:space="preserve">./fsm -trace a2_float.fsm</w:t>
+            </w:r>
+            <w:r/>
+          </w:p>
+          <w:p>
+            <w:pPr>
+              <w:pBdr/>
+              <w:spacing/>
+              <w:ind/>
+              <w:rPr/>
+            </w:pPr>
+            <w:r>
+              <w:rPr>
+                <w:rFonts w:ascii="Consolas" w:hAnsi="Consolas" w:eastAsia="Consolas" w:cs="Consolas"/>
+                <w:highlight w:val="none"/>
+                <w:lang w:val="en-US"/>
+              </w:rPr>
+              <w:t xml:space="preserve">.63E67</w:t>
+            </w:r>
+            <w:r/>
+          </w:p>
+          <w:p>
+            <w:pPr>
+              <w:pBdr/>
+              <w:spacing/>
+              <w:ind/>
+              <w:rPr/>
+            </w:pPr>
+            <w:r>
+              <w:rPr>
+                <w:rFonts w:ascii="Consolas" w:hAnsi="Consolas" w:eastAsia="Consolas" w:cs="Consolas"/>
+                <w:highlight w:val="none"/>
+                <w:lang w:val="en-US"/>
+              </w:rPr>
+              <w:t xml:space="preserve">s0 . -&gt; bin </w:t>
+            </w:r>
+            <w:r/>
+          </w:p>
+          <w:p>
+            <w:pPr>
+              <w:pBdr/>
+              <w:spacing/>
+              <w:ind/>
+              <w:rPr/>
+            </w:pPr>
+            <w:r>
+              <w:rPr>
+                <w:rFonts w:ascii="Consolas" w:hAnsi="Consolas" w:eastAsia="Consolas" w:cs="Consolas"/>
+                <w:highlight w:val="none"/>
+                <w:lang w:val="en-US"/>
+              </w:rPr>
+              <w:t xml:space="preserve">bin 6 -&gt; bin </w:t>
+            </w:r>
+            <w:r/>
+          </w:p>
+          <w:p>
+            <w:pPr>
+              <w:pBdr/>
+              <w:spacing/>
+              <w:ind/>
+              <w:rPr/>
+            </w:pPr>
+            <w:r>
+              <w:rPr>
+                <w:rFonts w:ascii="Consolas" w:hAnsi="Consolas" w:eastAsia="Consolas" w:cs="Consolas"/>
+                <w:highlight w:val="none"/>
+                <w:lang w:val="en-US"/>
+              </w:rPr>
+              <w:t xml:space="preserve">bin 3 -&gt; bin </w:t>
+            </w:r>
+            <w:r/>
+          </w:p>
+          <w:p>
+            <w:pPr>
+              <w:pBdr/>
+              <w:spacing/>
+              <w:ind/>
+              <w:rPr/>
+            </w:pPr>
+            <w:r>
+              <w:rPr>
+                <w:rFonts w:ascii="Consolas" w:hAnsi="Consolas" w:eastAsia="Consolas" w:cs="Consolas"/>
+                <w:highlight w:val="none"/>
+                <w:lang w:val="en-US"/>
+              </w:rPr>
+              <w:t xml:space="preserve">bin E -&gt; bin </w:t>
+            </w:r>
+            <w:r/>
+          </w:p>
+          <w:p>
+            <w:pPr>
+              <w:pBdr/>
+              <w:spacing/>
+              <w:ind/>
+              <w:rPr/>
+            </w:pPr>
+            <w:r>
+              <w:rPr>
+                <w:rFonts w:ascii="Consolas" w:hAnsi="Consolas" w:eastAsia="Consolas" w:cs="Consolas"/>
+                <w:highlight w:val="none"/>
+                <w:lang w:val="en-US"/>
+              </w:rPr>
+              <w:t xml:space="preserve">bin 6 -&gt; bin </w:t>
+            </w:r>
+            <w:r/>
+          </w:p>
+          <w:p>
+            <w:pPr>
+              <w:pBdr/>
+              <w:spacing/>
+              <w:ind/>
+              <w:rPr/>
+            </w:pPr>
+            <w:r>
+              <w:rPr>
+                <w:rFonts w:ascii="Consolas" w:hAnsi="Consolas" w:eastAsia="Consolas" w:cs="Consolas"/>
+                <w:highlight w:val="none"/>
+                <w:lang w:val="en-US"/>
+              </w:rPr>
+              <w:t xml:space="preserve">bin 7 -&gt; bin </w:t>
+            </w:r>
+            <w:r/>
+          </w:p>
+          <w:p>
+            <w:pPr>
+              <w:pBdr/>
+              <w:spacing/>
+              <w:ind/>
+              <w:rPr/>
+            </w:pPr>
+            <w:r>
+              <w:rPr>
+                <w:rFonts w:ascii="Consolas" w:hAnsi="Consolas" w:eastAsia="Consolas" w:cs="Consolas"/>
+                <w:highlight w:val="none"/>
+                <w:lang w:val="en-US"/>
+              </w:rPr>
+              <w:t xml:space="preserve">bin \n -&gt; bin </w:t>
+            </w:r>
+            <w:r/>
+          </w:p>
+          <w:p>
+            <w:pPr>
+              <w:pBdr/>
+              <w:spacing/>
+              <w:ind/>
+              <w:rPr/>
+            </w:pPr>
+            <w:r>
+              <w:rPr>
+                <w:rFonts w:ascii="Consolas" w:hAnsi="Consolas" w:eastAsia="Consolas" w:cs="Consolas"/>
+                <w:highlight w:val="none"/>
+                <w:lang w:val="en-US"/>
+              </w:rPr>
+              <w:t xml:space="preserve">bin EOF -&gt; bad </w:t>
+            </w:r>
+            <w:r/>
+          </w:p>
+          <w:p>
+            <w:pPr>
+              <w:pBdr/>
+              <w:spacing/>
+              <w:ind/>
+              <w:rPr>
+                <w:rFonts w:ascii="Consolas" w:hAnsi="Consolas" w:eastAsia="Consolas" w:cs="Consolas"/>
+                <w:highlight w:val="none"/>
+                <w:lang w:val="en-US"/>
+              </w:rPr>
+            </w:pPr>
+            <w:r>
+              <w:rPr>
+                <w:rFonts w:ascii="Consolas" w:hAnsi="Consolas" w:eastAsia="Consolas" w:cs="Consolas"/>
+                <w:highlight w:val="none"/>
+                <w:lang w:val="en-US"/>
+              </w:rPr>
+              <w:t xml:space="preserve">NO</w:t>
+            </w:r>
+            <w:r/>
+            <w:r>
+              <w:rPr>
+                <w:rFonts w:ascii="Consolas" w:hAnsi="Consolas" w:eastAsia="Consolas" w:cs="Consolas"/>
+                <w:highlight w:val="none"/>
+                <w:lang w:val="en-US"/>
+              </w:rPr>
+            </w:r>
+            <w:r>
+              <w:rPr>
+                <w:rFonts w:ascii="Consolas" w:hAnsi="Consolas" w:eastAsia="Consolas" w:cs="Consolas"/>
+                <w:highlight w:val="none"/>
+                <w:lang w:val="en-US"/>
+              </w:rPr>
+            </w:r>
+            <w:r/>
           </w:p>
         </w:tc>
       </w:tr>
@@ -11558,7 +12113,6 @@
             </w:pPr>
             <w:r/>
             <w:r/>
-            <w:r/>
           </w:p>
         </w:tc>
         <w:tc>
@@ -11710,7 +12264,6 @@
             </w:pPr>
             <w:r/>
             <w:r/>
-            <w:r/>
           </w:p>
         </w:tc>
         <w:tc>
@@ -12014,7 +12567,6 @@
             </w:pPr>
             <w:r/>
             <w:r/>
-            <w:r/>
           </w:p>
         </w:tc>
         <w:tc>
@@ -12264,7 +12816,6 @@
             </w:pPr>
             <w:r/>
             <w:r/>
-            <w:r/>
           </w:p>
         </w:tc>
         <w:tc>
@@ -12377,7 +12928,6 @@
             </w:pPr>
             <w:r/>
             <w:r/>
-            <w:r/>
           </w:p>
         </w:tc>
         <w:tc>
@@ -12496,7 +13046,6 @@
             </w:pPr>
             <w:r/>
             <w:r/>
-            <w:r/>
           </w:p>
         </w:tc>
         <w:tc>
@@ -12746,7 +13295,6 @@
             </w:pPr>
             <w:r/>
             <w:r/>
-            <w:r/>
           </w:p>
         </w:tc>
         <w:tc>
@@ -12996,7 +13544,6 @@
             </w:pPr>
             <w:r/>
             <w:r/>
-            <w:r/>
           </w:p>
         </w:tc>
         <w:tc>
@@ -13109,7 +13656,6 @@
             </w:pPr>
             <w:r/>
             <w:r/>
-            <w:r/>
           </w:p>
         </w:tc>
         <w:tc>
@@ -13228,7 +13774,6 @@
             </w:pPr>
             <w:r/>
             <w:r/>
-            <w:r/>
           </w:p>
         </w:tc>
         <w:tc>
@@ -13478,7 +14023,6 @@
             </w:pPr>
             <w:r/>
             <w:r/>
-            <w:r/>
           </w:p>
         </w:tc>
         <w:tc>
@@ -13589,7 +14133,6 @@
               <w:ind/>
               <w:rPr/>
             </w:pPr>
-            <w:r/>
             <w:r/>
             <w:r/>
           </w:p>
@@ -13842,7 +14385,6 @@
             </w:pPr>
             <w:r/>
             <w:r/>
-            <w:r/>
           </w:p>
         </w:tc>
         <w:tc>
@@ -14093,7 +14635,6 @@
             </w:pPr>
             <w:r/>
             <w:r/>
-            <w:r/>
           </w:p>
         </w:tc>
         <w:tc>
@@ -14213,7 +14754,6 @@
             </w:pPr>
             <w:r/>
             <w:r/>
-            <w:r/>
           </w:p>
         </w:tc>
         <w:tc>
@@ -14366,6 +14906,11 @@
                 <w:lang w:val="el-GR"/>
               </w:rPr>
             </w:r>
+            <w:r>
+              <w:rPr>
+                <w:lang w:val="el-GR"/>
+              </w:rPr>
+            </w:r>
           </w:p>
         </w:tc>
         <w:tc>
@@ -14397,6 +14942,11 @@
                 <w:lang w:val="en-US"/>
               </w:rPr>
               <w:t xml:space="preserve">BIN</w:t>
+            </w:r>
+            <w:r>
+              <w:rPr>
+                <w:lang w:val="el-GR"/>
+              </w:rPr>
             </w:r>
             <w:r>
               <w:rPr>
@@ -14471,6 +15021,11 @@
                 <w:lang w:val="en-US"/>
               </w:rPr>
             </w:r>
+            <w:r>
+              <w:rPr>
+                <w:lang w:val="en-US"/>
+              </w:rPr>
+            </w:r>
           </w:p>
         </w:tc>
         <w:tc>
@@ -14502,6 +15057,11 @@
                 <w:lang w:val="en-US"/>
               </w:rPr>
               <w:t xml:space="preserve">BAD</w:t>
+            </w:r>
+            <w:r>
+              <w:rPr>
+                <w:lang w:val="en-US"/>
+              </w:rPr>
             </w:r>
             <w:r>
               <w:rPr>
@@ -14578,6 +15138,11 @@
                 <w:lang w:val="en-US"/>
               </w:rPr>
             </w:r>
+            <w:r>
+              <w:rPr>
+                <w:lang w:val="en-US"/>
+              </w:rPr>
+            </w:r>
           </w:p>
         </w:tc>
         <w:tc>
@@ -14609,6 +15174,11 @@
                 <w:lang w:val="en-US"/>
               </w:rPr>
               <w:t xml:space="preserve">GOOD</w:t>
+            </w:r>
+            <w:r>
+              <w:rPr>
+                <w:lang w:val="en-US"/>
+              </w:rPr>
             </w:r>
             <w:r>
               <w:rPr>
@@ -14683,6 +15253,11 @@
                 <w:lang w:val="en-US"/>
               </w:rPr>
             </w:r>
+            <w:r>
+              <w:rPr>
+                <w:lang w:val="en-US"/>
+              </w:rPr>
+            </w:r>
           </w:p>
         </w:tc>
         <w:tc>
@@ -14714,6 +15289,11 @@
                 <w:lang w:val="en-US"/>
               </w:rPr>
               <w:t xml:space="preserve">BIN</w:t>
+            </w:r>
+            <w:r>
+              <w:rPr>
+                <w:lang w:val="en-US"/>
+              </w:rPr>
             </w:r>
             <w:r>
               <w:rPr>
@@ -14829,6 +15409,309 @@
     </w:p>
   </w:footnote>
 </w:footnotes>
+</file>
+
+<file path=word/numbering.xml><?xml version="1.0" encoding="utf-8"?>
+<w:numbering xmlns:wpc="http://schemas.microsoft.com/office/word/2010/wordprocessingCanvas" xmlns:mc="http://schemas.openxmlformats.org/markup-compatibility/2006" xmlns:o="urn:schemas-microsoft-com:office:office" xmlns:r="http://schemas.openxmlformats.org/officeDocument/2006/relationships" xmlns:m="http://schemas.openxmlformats.org/officeDocument/2006/math" xmlns:v="urn:schemas-microsoft-com:vml" xmlns:wp14="http://schemas.microsoft.com/office/word/2010/wordprocessingDrawing" xmlns:wp="http://schemas.openxmlformats.org/drawingml/2006/wordprocessingDrawing" xmlns:w10="urn:schemas-microsoft-com:office:word" xmlns:w="http://schemas.openxmlformats.org/wordprocessingml/2006/main" xmlns:w14="http://schemas.microsoft.com/office/word/2010/wordml" xmlns:w15="http://schemas.microsoft.com/office/word/2012/wordml" xmlns:wpg="http://schemas.microsoft.com/office/word/2010/wordprocessingGroup" xmlns:wpi="http://schemas.microsoft.com/office/word/2010/wordprocessingInk" xmlns:wne="http://schemas.microsoft.com/office/word/2006/wordml" xmlns:wps="http://schemas.microsoft.com/office/word/2010/wordprocessingShape" mc:Ignorable="w14 w15 wp14">
+  <w:abstractNum w:abstractNumId="0">
+    <w:lvl w:ilvl="0">
+      <w:isLgl w:val="false"/>
+      <w:lvlJc w:val="left"/>
+      <w:lvlText w:val="·"/>
+      <w:numFmt w:val="bullet"/>
+      <w:pPr>
+        <w:pBdr/>
+        <w:spacing/>
+        <w:ind w:hanging="360" w:left="709"/>
+      </w:pPr>
+      <w:rPr>
+        <w:rFonts w:hint="default" w:ascii="Symbol" w:hAnsi="Symbol" w:eastAsia="Symbol" w:cs="Symbol"/>
+      </w:rPr>
+      <w:start w:val="1"/>
+      <w:suff w:val="tab"/>
+    </w:lvl>
+    <w:lvl w:ilvl="1">
+      <w:isLgl w:val="false"/>
+      <w:lvlJc w:val="left"/>
+      <w:lvlText w:val="o"/>
+      <w:numFmt w:val="bullet"/>
+      <w:pPr>
+        <w:pBdr/>
+        <w:spacing/>
+        <w:ind w:hanging="360" w:left="1429"/>
+      </w:pPr>
+      <w:rPr>
+        <w:rFonts w:hint="default" w:ascii="Courier New" w:hAnsi="Courier New" w:eastAsia="Courier New" w:cs="Courier New"/>
+      </w:rPr>
+      <w:start w:val="1"/>
+      <w:suff w:val="tab"/>
+    </w:lvl>
+    <w:lvl w:ilvl="2">
+      <w:isLgl w:val="false"/>
+      <w:lvlJc w:val="left"/>
+      <w:lvlText w:val="§"/>
+      <w:numFmt w:val="bullet"/>
+      <w:pPr>
+        <w:pBdr/>
+        <w:spacing/>
+        <w:ind w:hanging="360" w:left="2149"/>
+      </w:pPr>
+      <w:rPr>
+        <w:rFonts w:hint="default" w:ascii="Wingdings" w:hAnsi="Wingdings" w:eastAsia="Wingdings" w:cs="Wingdings"/>
+      </w:rPr>
+      <w:start w:val="1"/>
+      <w:suff w:val="tab"/>
+    </w:lvl>
+    <w:lvl w:ilvl="3">
+      <w:isLgl w:val="false"/>
+      <w:lvlJc w:val="left"/>
+      <w:lvlText w:val="·"/>
+      <w:numFmt w:val="bullet"/>
+      <w:pPr>
+        <w:pBdr/>
+        <w:spacing/>
+        <w:ind w:hanging="360" w:left="2869"/>
+      </w:pPr>
+      <w:rPr>
+        <w:rFonts w:hint="default" w:ascii="Symbol" w:hAnsi="Symbol" w:eastAsia="Symbol" w:cs="Symbol"/>
+      </w:rPr>
+      <w:start w:val="1"/>
+      <w:suff w:val="tab"/>
+    </w:lvl>
+    <w:lvl w:ilvl="4">
+      <w:isLgl w:val="false"/>
+      <w:lvlJc w:val="left"/>
+      <w:lvlText w:val="o"/>
+      <w:numFmt w:val="bullet"/>
+      <w:pPr>
+        <w:pBdr/>
+        <w:spacing/>
+        <w:ind w:hanging="360" w:left="3589"/>
+      </w:pPr>
+      <w:rPr>
+        <w:rFonts w:hint="default" w:ascii="Courier New" w:hAnsi="Courier New" w:eastAsia="Courier New" w:cs="Courier New"/>
+      </w:rPr>
+      <w:start w:val="1"/>
+      <w:suff w:val="tab"/>
+    </w:lvl>
+    <w:lvl w:ilvl="5">
+      <w:isLgl w:val="false"/>
+      <w:lvlJc w:val="left"/>
+      <w:lvlText w:val="§"/>
+      <w:numFmt w:val="bullet"/>
+      <w:pPr>
+        <w:pBdr/>
+        <w:spacing/>
+        <w:ind w:hanging="360" w:left="4309"/>
+      </w:pPr>
+      <w:rPr>
+        <w:rFonts w:hint="default" w:ascii="Wingdings" w:hAnsi="Wingdings" w:eastAsia="Wingdings" w:cs="Wingdings"/>
+      </w:rPr>
+      <w:start w:val="1"/>
+      <w:suff w:val="tab"/>
+    </w:lvl>
+    <w:lvl w:ilvl="6">
+      <w:isLgl w:val="false"/>
+      <w:lvlJc w:val="left"/>
+      <w:lvlText w:val="·"/>
+      <w:numFmt w:val="bullet"/>
+      <w:pPr>
+        <w:pBdr/>
+        <w:spacing/>
+        <w:ind w:hanging="360" w:left="5029"/>
+      </w:pPr>
+      <w:rPr>
+        <w:rFonts w:hint="default" w:ascii="Symbol" w:hAnsi="Symbol" w:eastAsia="Symbol" w:cs="Symbol"/>
+      </w:rPr>
+      <w:start w:val="1"/>
+      <w:suff w:val="tab"/>
+    </w:lvl>
+    <w:lvl w:ilvl="7">
+      <w:isLgl w:val="false"/>
+      <w:lvlJc w:val="left"/>
+      <w:lvlText w:val="o"/>
+      <w:numFmt w:val="bullet"/>
+      <w:pPr>
+        <w:pBdr/>
+        <w:spacing/>
+        <w:ind w:hanging="360" w:left="5749"/>
+      </w:pPr>
+      <w:rPr>
+        <w:rFonts w:hint="default" w:ascii="Courier New" w:hAnsi="Courier New" w:eastAsia="Courier New" w:cs="Courier New"/>
+      </w:rPr>
+      <w:start w:val="1"/>
+      <w:suff w:val="tab"/>
+    </w:lvl>
+    <w:lvl w:ilvl="8">
+      <w:isLgl w:val="false"/>
+      <w:lvlJc w:val="left"/>
+      <w:lvlText w:val="§"/>
+      <w:numFmt w:val="bullet"/>
+      <w:pPr>
+        <w:pBdr/>
+        <w:spacing/>
+        <w:ind w:hanging="360" w:left="6469"/>
+      </w:pPr>
+      <w:rPr>
+        <w:rFonts w:hint="default" w:ascii="Wingdings" w:hAnsi="Wingdings" w:eastAsia="Wingdings" w:cs="Wingdings"/>
+      </w:rPr>
+      <w:start w:val="1"/>
+      <w:suff w:val="tab"/>
+    </w:lvl>
+  </w:abstractNum>
+  <w:abstractNum w:abstractNumId="1">
+    <w:lvl w:ilvl="0">
+      <w:isLgl w:val="false"/>
+      <w:lvlJc w:val="left"/>
+      <w:lvlText w:val="·"/>
+      <w:numFmt w:val="bullet"/>
+      <w:pPr>
+        <w:pBdr/>
+        <w:spacing/>
+        <w:ind w:hanging="360" w:left="709"/>
+      </w:pPr>
+      <w:rPr>
+        <w:rFonts w:hint="default" w:ascii="Symbol" w:hAnsi="Symbol" w:eastAsia="Symbol" w:cs="Symbol"/>
+      </w:rPr>
+      <w:start w:val="1"/>
+      <w:suff w:val="tab"/>
+    </w:lvl>
+    <w:lvl w:ilvl="1">
+      <w:isLgl w:val="false"/>
+      <w:lvlJc w:val="left"/>
+      <w:lvlText w:val="·"/>
+      <w:numFmt w:val="bullet"/>
+      <w:pPr>
+        <w:pBdr/>
+        <w:spacing/>
+        <w:ind w:hanging="360" w:left="1429"/>
+      </w:pPr>
+      <w:rPr>
+        <w:rFonts w:hint="default" w:ascii="Symbol" w:hAnsi="Symbol" w:eastAsia="Symbol" w:cs="Symbol"/>
+      </w:rPr>
+      <w:start w:val="1"/>
+      <w:suff w:val="tab"/>
+    </w:lvl>
+    <w:lvl w:ilvl="2">
+      <w:isLgl w:val="false"/>
+      <w:lvlJc w:val="left"/>
+      <w:lvlText w:val="·"/>
+      <w:numFmt w:val="bullet"/>
+      <w:pPr>
+        <w:pBdr/>
+        <w:spacing/>
+        <w:ind w:hanging="360" w:left="2149"/>
+      </w:pPr>
+      <w:rPr>
+        <w:rFonts w:hint="default" w:ascii="Symbol" w:hAnsi="Symbol" w:eastAsia="Symbol" w:cs="Symbol"/>
+      </w:rPr>
+      <w:start w:val="1"/>
+      <w:suff w:val="tab"/>
+    </w:lvl>
+    <w:lvl w:ilvl="3">
+      <w:isLgl w:val="false"/>
+      <w:lvlJc w:val="left"/>
+      <w:lvlText w:val="·"/>
+      <w:numFmt w:val="bullet"/>
+      <w:pPr>
+        <w:pBdr/>
+        <w:spacing/>
+        <w:ind w:hanging="360" w:left="2869"/>
+      </w:pPr>
+      <w:rPr>
+        <w:rFonts w:hint="default" w:ascii="Symbol" w:hAnsi="Symbol" w:eastAsia="Symbol" w:cs="Symbol"/>
+      </w:rPr>
+      <w:start w:val="1"/>
+      <w:suff w:val="tab"/>
+    </w:lvl>
+    <w:lvl w:ilvl="4">
+      <w:isLgl w:val="false"/>
+      <w:lvlJc w:val="left"/>
+      <w:lvlText w:val="·"/>
+      <w:numFmt w:val="bullet"/>
+      <w:pPr>
+        <w:pBdr/>
+        <w:spacing/>
+        <w:ind w:hanging="360" w:left="3589"/>
+      </w:pPr>
+      <w:rPr>
+        <w:rFonts w:hint="default" w:ascii="Symbol" w:hAnsi="Symbol" w:eastAsia="Symbol" w:cs="Symbol"/>
+      </w:rPr>
+      <w:start w:val="1"/>
+      <w:suff w:val="tab"/>
+    </w:lvl>
+    <w:lvl w:ilvl="5">
+      <w:isLgl w:val="false"/>
+      <w:lvlJc w:val="left"/>
+      <w:lvlText w:val="·"/>
+      <w:numFmt w:val="bullet"/>
+      <w:pPr>
+        <w:pBdr/>
+        <w:spacing/>
+        <w:ind w:hanging="360" w:left="4309"/>
+      </w:pPr>
+      <w:rPr>
+        <w:rFonts w:hint="default" w:ascii="Symbol" w:hAnsi="Symbol" w:eastAsia="Symbol" w:cs="Symbol"/>
+      </w:rPr>
+      <w:start w:val="1"/>
+      <w:suff w:val="tab"/>
+    </w:lvl>
+    <w:lvl w:ilvl="6">
+      <w:isLgl w:val="false"/>
+      <w:lvlJc w:val="left"/>
+      <w:lvlText w:val="·"/>
+      <w:numFmt w:val="bullet"/>
+      <w:pPr>
+        <w:pBdr/>
+        <w:spacing/>
+        <w:ind w:hanging="360" w:left="5029"/>
+      </w:pPr>
+      <w:rPr>
+        <w:rFonts w:hint="default" w:ascii="Symbol" w:hAnsi="Symbol" w:eastAsia="Symbol" w:cs="Symbol"/>
+      </w:rPr>
+      <w:start w:val="1"/>
+      <w:suff w:val="tab"/>
+    </w:lvl>
+    <w:lvl w:ilvl="7">
+      <w:isLgl w:val="false"/>
+      <w:lvlJc w:val="left"/>
+      <w:lvlText w:val="·"/>
+      <w:numFmt w:val="bullet"/>
+      <w:pPr>
+        <w:pBdr/>
+        <w:spacing/>
+        <w:ind w:hanging="360" w:left="5749"/>
+      </w:pPr>
+      <w:rPr>
+        <w:rFonts w:hint="default" w:ascii="Symbol" w:hAnsi="Symbol" w:eastAsia="Symbol" w:cs="Symbol"/>
+      </w:rPr>
+      <w:start w:val="1"/>
+      <w:suff w:val="tab"/>
+    </w:lvl>
+    <w:lvl w:ilvl="8">
+      <w:isLgl w:val="false"/>
+      <w:lvlJc w:val="left"/>
+      <w:lvlText w:val="·"/>
+      <w:numFmt w:val="bullet"/>
+      <w:pPr>
+        <w:pBdr/>
+        <w:spacing/>
+        <w:ind w:hanging="360" w:left="6469"/>
+      </w:pPr>
+      <w:rPr>
+        <w:rFonts w:hint="default" w:ascii="Symbol" w:hAnsi="Symbol" w:eastAsia="Symbol" w:cs="Symbol"/>
+      </w:rPr>
+      <w:start w:val="1"/>
+      <w:suff w:val="tab"/>
+    </w:lvl>
+  </w:abstractNum>
+  <w:num w:numId="1">
+    <w:abstractNumId w:val="0"/>
+  </w:num>
+  <w:num w:numId="2">
+    <w:abstractNumId w:val="1"/>
+  </w:num>
+</w:numbering>
 </file>
 
 <file path=word/styles.xml><?xml version="1.0" encoding="utf-8"?>

--- a/Part_A2/Tables/a2_float.docx
+++ b/Part_A2/Tables/a2_float.docx
@@ -59,7 +59,7 @@
     </w:p>
     <w:tbl>
       <w:tblPr>
-        <w:tblStyle w:val="697"/>
+        <w:tblStyle w:val="701"/>
         <w:tblW w:w="0" w:type="auto"/>
         <w:tblBorders/>
         <w:tblLook w:val="04A0" w:firstRow="1" w:lastRow="0" w:firstColumn="1" w:lastColumn="0" w:noHBand="0" w:noVBand="1"/>
@@ -118,7 +118,7 @@
     </w:tbl>
     <w:p>
       <w:pPr>
-        <w:pStyle w:val="885"/>
+        <w:pStyle w:val="889"/>
         <w:numPr>
           <w:ilvl w:val="0"/>
           <w:numId w:val="1"/>
@@ -126,6 +126,7 @@
         <w:pBdr/>
         <w:spacing/>
         <w:ind/>
+        <w:jc w:val="both"/>
         <w:rPr>
           <w:highlight w:val="none"/>
           <w:lang w:val="el-GR"/>
@@ -192,10 +193,16 @@
           <w:lang w:val="el-GR"/>
         </w:rPr>
       </w:r>
+      <w:r>
+        <w:rPr>
+          <w:highlight w:val="none"/>
+          <w:lang w:val="el-GR"/>
+        </w:rPr>
+      </w:r>
     </w:p>
     <w:p>
       <w:pPr>
-        <w:pStyle w:val="885"/>
+        <w:pStyle w:val="889"/>
         <w:numPr>
           <w:ilvl w:val="0"/>
           <w:numId w:val="1"/>
@@ -203,6 +210,7 @@
         <w:pBdr/>
         <w:spacing/>
         <w:ind/>
+        <w:jc w:val="both"/>
         <w:rPr>
           <w:highlight w:val="none"/>
           <w:lang w:val="el-GR"/>
@@ -297,10 +305,16 @@
           <w:lang w:val="el-GR"/>
         </w:rPr>
       </w:r>
+      <w:r>
+        <w:rPr>
+          <w:highlight w:val="none"/>
+          <w:lang w:val="el-GR"/>
+        </w:rPr>
+      </w:r>
     </w:p>
     <w:p>
       <w:pPr>
-        <w:pStyle w:val="885"/>
+        <w:pStyle w:val="889"/>
         <w:numPr>
           <w:ilvl w:val="0"/>
           <w:numId w:val="1"/>
@@ -308,6 +322,7 @@
         <w:pBdr/>
         <w:spacing/>
         <w:ind/>
+        <w:jc w:val="both"/>
         <w:rPr>
           <w:highlight w:val="none"/>
           <w:lang w:val="el-GR"/>
@@ -395,10 +410,16 @@
           <w:lang w:val="el-GR"/>
         </w:rPr>
       </w:r>
+      <w:r>
+        <w:rPr>
+          <w:highlight w:val="none"/>
+          <w:lang w:val="el-GR"/>
+        </w:rPr>
+      </w:r>
     </w:p>
     <w:p>
       <w:pPr>
-        <w:pStyle w:val="885"/>
+        <w:pStyle w:val="889"/>
         <w:numPr>
           <w:ilvl w:val="0"/>
           <w:numId w:val="1"/>
@@ -406,6 +427,7 @@
         <w:pBdr/>
         <w:spacing/>
         <w:ind/>
+        <w:jc w:val="both"/>
         <w:rPr/>
       </w:pPr>
       <w:r>
@@ -433,12 +455,6 @@
           <w:highlight w:val="none"/>
           <w:lang w:val="el-GR"/>
         </w:rPr>
-      </w:r>
-      <w:r>
-        <w:rPr>
-          <w:highlight w:val="none"/>
-          <w:lang w:val="el-GR"/>
-        </w:rPr>
         <w:t xml:space="preserve">Επιτρέπει αριθμούς που ξεκινούν με υποδιαστολή και ακολουθείται από τουλάχιστον έναν αριθμό, με ή χωρίς εκθετική παράσταση.</w:t>
       </w:r>
       <w:r>
@@ -447,25 +463,7 @@
           <w:lang w:val="el-GR"/>
         </w:rPr>
       </w:r>
-      <w:r>
-        <w:rPr>
-          <w:highlight w:val="none"/>
-          <w:lang w:val="el-GR"/>
-        </w:rPr>
-      </w:r>
-      <w:r>
-        <w:rPr>
-          <w:highlight w:val="none"/>
-          <w:lang w:val="el-GR"/>
-        </w:rPr>
-      </w:r>
       <w:r/>
-      <w:r>
-        <w:rPr>
-          <w:highlight w:val="none"/>
-          <w:lang w:val="el-GR"/>
-        </w:rPr>
-      </w:r>
     </w:p>
     <w:p>
       <w:pPr>
@@ -560,9 +558,144 @@
         </w:rPr>
       </w:r>
     </w:p>
+    <w:p>
+      <w:pPr>
+        <w:pBdr/>
+        <w:spacing/>
+        <w:ind/>
+        <w:jc w:val="both"/>
+        <w:rPr>
+          <w:highlight w:val="none"/>
+          <w:lang w:val="el-GR"/>
+        </w:rPr>
+      </w:pPr>
+      <w:r>
+        <w:rPr>
+          <w:highlight w:val="none"/>
+          <w:lang w:val="el-GR"/>
+        </w:rPr>
+      </w:r>
+      <w:r>
+        <w:rPr>
+          <w:highlight w:val="none"/>
+          <w:lang w:val="el-GR"/>
+        </w:rPr>
+        <w:t xml:space="preserve">Αυτό το FSM αναγνωρίζει αριθμούς κινητής υποδιαστολής. Ξεκινά στην κατάσταση S0, όπου αν</w:t>
+      </w:r>
+      <w:r>
+        <w:rPr>
+          <w:highlight w:val="none"/>
+          <w:lang w:val="el-GR"/>
+        </w:rPr>
+        <w:t xml:space="preserve">αγνωρίζει είτε ένα πρόσημο (+ ή -), είτε έναν αριθμό (0-9). Αν εισαχθεί αριθμός, περνά στην κατάσταση S2. Από εκεί, αν ακολουθήσει δεκαδική υποδιαστολή (.), μεταβαίνει στην κατάσταση S3, ενώ αν συναντήσει (e ή E), μεταβαίνει στην κατάστασ</w:t>
+      </w:r>
+      <w:r>
+        <w:rPr>
+          <w:highlight w:val="none"/>
+          <w:lang w:val="el-GR"/>
+        </w:rPr>
+        <w:t xml:space="preserve">η S5. Αν η είσοδος περιέχει περισσότερους αριθμούς, το FSM παραμένει στην S2 ή μεταβαίνει στις καταστάσεις S3, S4 και S7 για να ολοκληρώσει τον αριθμό. Στην κατάσταση S4, αν συναντηθεί μια νέα γραμμή (\n), το FSM α</w:t>
+      </w:r>
+      <w:r>
+        <w:rPr>
+          <w:highlight w:val="none"/>
+          <w:lang w:val="el-GR"/>
+        </w:rPr>
+        <w:t xml:space="preserve">ποδέχεται τον αριθμό ως έγκυρο και καταλήγει στην κατάσταση GOOD, ενώ αν συναντήσει </w:t>
+      </w:r>
+      <w:r>
+        <w:rPr>
+          <w:highlight w:val="none"/>
+          <w:lang w:val="el-GR"/>
+        </w:rPr>
+        <w:t xml:space="preserve">οτιδήποτε άλλο</w:t>
+      </w:r>
+      <w:r>
+        <w:rPr>
+          <w:highlight w:val="none"/>
+          <w:lang w:val="el-GR"/>
+        </w:rPr>
+        <w:t xml:space="preserve">, πηγαίνει στην κατάσταση BIN (μη έγκυρη κατάσταση). Η κατάσταση S5 επιτρέπει την εισαγωγή του </w:t>
+      </w:r>
+      <w:r>
+        <w:rPr>
+          <w:highlight w:val="none"/>
+          <w:lang w:val="el-GR"/>
+        </w:rPr>
+        <w:t xml:space="preserve">(e ή E)</w:t>
+      </w:r>
+      <w:r>
+        <w:rPr>
+          <w:highlight w:val="none"/>
+          <w:lang w:val="el-GR"/>
+        </w:rPr>
+        <w:t xml:space="preserve"> και αριθμών, ενώ η κατάσταση S7 διαχειρίζεται </w:t>
+      </w:r>
+      <w:r>
+        <w:rPr>
+          <w:highlight w:val="none"/>
+          <w:lang w:val="el-GR"/>
+        </w:rPr>
+        <w:t xml:space="preserve">την εκθετική παράσταση και τις εκτελέσεις που καταλήγουν σε </w:t>
+      </w:r>
+      <w:r>
+        <w:rPr>
+          <w:highlight w:val="none"/>
+          <w:lang w:val="el-GR"/>
+        </w:rPr>
+        <w:t xml:space="preserve">έγκυρη κατ</w:t>
+      </w:r>
+      <w:r>
+        <w:rPr>
+          <w:highlight w:val="none"/>
+          <w:lang w:val="el-GR"/>
+        </w:rPr>
+        <w:t xml:space="preserve">άσταση</w:t>
+      </w:r>
+      <w:r>
+        <w:rPr>
+          <w:highlight w:val="none"/>
+          <w:lang w:val="el-GR"/>
+        </w:rPr>
+        <w:t xml:space="preserve"> (GOOD). Οι κατάσταση BIN διαχειρίζεται τις λ</w:t>
+      </w:r>
+      <w:r>
+        <w:rPr>
+          <w:highlight w:val="none"/>
+          <w:lang w:val="el-GR"/>
+        </w:rPr>
+        <w:t xml:space="preserve">άθος</w:t>
+      </w:r>
+      <w:r>
+        <w:rPr>
+          <w:highlight w:val="none"/>
+          <w:lang w:val="el-GR"/>
+        </w:rPr>
+        <w:t xml:space="preserve"> εισόδους και τα μη έγκυρα δεδομένα, ενώ η κατάσταση GOOD αποδέχεται την έγκυρη είσοδο και διατηρεί την εγκυρότητα μ</w:t>
+      </w:r>
+      <w:r>
+        <w:rPr>
+          <w:highlight w:val="none"/>
+          <w:lang w:val="el-GR"/>
+        </w:rPr>
+        <w:t xml:space="preserve">έχρι το τέλος του αρχείου (EOF).</w:t>
+      </w:r>
+      <w:r>
+        <w:rPr>
+          <w:highlight w:val="none"/>
+          <w:lang w:val="el-GR"/>
+        </w:rPr>
+      </w:r>
+      <w:r>
+        <w:rPr>
+          <w:highlight w:val="none"/>
+          <w:lang w:val="el-GR"/>
+        </w:rPr>
+      </w:r>
+    </w:p>
     <w:tbl>
       <w:tblPr>
-        <w:tblStyle w:val="697"/>
+        <w:tblStyle w:val="701"/>
         <w:tblW w:w="0" w:type="auto"/>
         <w:tblBorders/>
         <w:tblLook w:val="04A0" w:firstRow="1" w:lastRow="0" w:firstColumn="1" w:lastColumn="0" w:noHBand="0" w:noVBand="1"/>
@@ -628,7 +761,6 @@
               </w:rPr>
               <w:t xml:space="preserve">S0: </w:t>
               <w:tab/>
-              <w:t xml:space="preserve">// Αρχική κατάσταση, μπορεί να δεχτεί μόνο +, - ή αριθμούς από 0-9.</w:t>
             </w:r>
             <w:r/>
           </w:p>
@@ -646,9 +778,7 @@
                 <w:lang w:val="el-GR"/>
               </w:rPr>
               <w:tab/>
-              <w:t xml:space="preserve">- + -&gt; S1 </w:t>
-              <w:tab/>
-              <w:t xml:space="preserve">// Εάν το εισερχόμενο σύμβολο είναι + ή -, μεταβαίνουμε στην κατάσταση S1.</w:t>
+              <w:t xml:space="preserve">- + -&gt; S1</w:t>
             </w:r>
             <w:r/>
           </w:p>
@@ -666,9 +796,7 @@
                 <w:lang w:val="el-GR"/>
               </w:rPr>
               <w:tab/>
-              <w:t xml:space="preserve">0-9 -&gt; S2 </w:t>
-              <w:tab/>
-              <w:t xml:space="preserve">// Εάν το εισερχόμενο σύμβολο είναι αριθμός (0-9), μεταβαίνουμε στην κατάσταση S2.</w:t>
+              <w:t xml:space="preserve">0-9 -&gt; S2</w:t>
             </w:r>
             <w:r/>
           </w:p>
@@ -687,8 +815,6 @@
               </w:rPr>
               <w:tab/>
               <w:t xml:space="preserve">* -&gt; BIN</w:t>
-              <w:tab/>
-              <w:t xml:space="preserve">// Εάν το εισερχόμενο σύμβολο είναι οτιδήποτε άλλο, μεταβαίνουμε στην κατάσταση BIN.</w:t>
             </w:r>
             <w:r/>
           </w:p>
@@ -705,6 +831,7 @@
                 <w:highlight w:val="none"/>
                 <w:lang w:val="el-GR"/>
               </w:rPr>
+              <w:tab/>
             </w:r>
             <w:r/>
           </w:p>
@@ -723,7 +850,6 @@
               </w:rPr>
               <w:t xml:space="preserve">S1: </w:t>
               <w:tab/>
-              <w:t xml:space="preserve">// Αν έχουμε ήδη προσδιορίσει το πρόσημο (+ ή -), περιμένουμε αριθμούς.</w:t>
             </w:r>
             <w:r/>
           </w:p>
@@ -741,9 +867,7 @@
                 <w:lang w:val="el-GR"/>
               </w:rPr>
               <w:tab/>
-              <w:t xml:space="preserve">0-9 -&gt; S2 </w:t>
-              <w:tab/>
-              <w:t xml:space="preserve">// Εάν το εισερχόμενο σύμβολο είναι αριθμός (0-9), μεταβαίνουμε στην κατάσταση S2.</w:t>
+              <w:t xml:space="preserve">0-9 -&gt; S2</w:t>
             </w:r>
             <w:r/>
           </w:p>
@@ -762,8 +886,6 @@
               </w:rPr>
               <w:tab/>
               <w:t xml:space="preserve">* -&gt; BIN</w:t>
-              <w:tab/>
-              <w:t xml:space="preserve">// Εάν το εισερχόμενο σύμβολο είναι οτιδήποτε άλλο, μεταβαίνουμε στην κατάσταση BIN.</w:t>
             </w:r>
             <w:r/>
           </w:p>
@@ -780,6 +902,7 @@
                 <w:highlight w:val="none"/>
                 <w:lang w:val="el-GR"/>
               </w:rPr>
+              <w:tab/>
             </w:r>
             <w:r/>
           </w:p>
@@ -798,7 +921,6 @@
               </w:rPr>
               <w:t xml:space="preserve">S2: </w:t>
               <w:tab/>
-              <w:t xml:space="preserve">// Αν έχουμε έναν αριθμό, περιμένουμε είτε περισσότερους αριθμούς, είτε την υποδιαστολή ή το e E.</w:t>
             </w:r>
             <w:r/>
           </w:p>
@@ -816,9 +938,7 @@
                 <w:lang w:val="el-GR"/>
               </w:rPr>
               <w:tab/>
-              <w:t xml:space="preserve">0-9 -&gt; S2 </w:t>
-              <w:tab/>
-              <w:t xml:space="preserve">// Εάν το εισερχόμενο σύμβολο είναι αριθμός (0-9), παραμένουμε στην κατάσταση S2 (συνεχίζουμε να διαβάζουμε αριθμούς).</w:t>
+              <w:t xml:space="preserve">0-9 -&gt; S2</w:t>
             </w:r>
             <w:r/>
           </w:p>
@@ -836,9 +956,7 @@
                 <w:lang w:val="el-GR"/>
               </w:rPr>
               <w:tab/>
-              <w:t xml:space="preserve">. -&gt; S3 </w:t>
-              <w:tab/>
-              <w:t xml:space="preserve">// Εάν το εισερχόμενο σύμβολο είναι ., μεταβαίνουμε στην κατάσταση S3 για να επεξεργαστούμε τη δεκαδική υποδιαστολή.</w:t>
+              <w:t xml:space="preserve">. -&gt; S3</w:t>
             </w:r>
             <w:r/>
           </w:p>
@@ -856,9 +974,7 @@
                 <w:lang w:val="el-GR"/>
               </w:rPr>
               <w:tab/>
-              <w:t xml:space="preserve">e E -&gt; S5 </w:t>
-              <w:tab/>
-              <w:t xml:space="preserve">// Εάν το εισερχόμενο σύμβολο είναι e ή E, μεταβαίνουμε στην κατάσταση S5.</w:t>
+              <w:t xml:space="preserve">e E -&gt; S5</w:t>
             </w:r>
             <w:r/>
           </w:p>
@@ -877,8 +993,6 @@
               </w:rPr>
               <w:tab/>
               <w:t xml:space="preserve">* -&gt; BIN</w:t>
-              <w:tab/>
-              <w:t xml:space="preserve">// Εάν το εισερχόμενο σύμβολο είναι οτιδήποτε άλλο, μεταβαίνουμε στην κατάσταση BIN.</w:t>
             </w:r>
             <w:r/>
           </w:p>
@@ -895,6 +1009,7 @@
                 <w:highlight w:val="none"/>
                 <w:lang w:val="el-GR"/>
               </w:rPr>
+              <w:tab/>
             </w:r>
             <w:r/>
           </w:p>
@@ -913,7 +1028,6 @@
               </w:rPr>
               <w:t xml:space="preserve">S3: </w:t>
               <w:tab/>
-              <w:t xml:space="preserve">// Αν έχουμε την υποδιαστολή, περιμένουμε έναν αριθμό.</w:t>
             </w:r>
             <w:r/>
           </w:p>
@@ -931,9 +1045,7 @@
                 <w:lang w:val="el-GR"/>
               </w:rPr>
               <w:tab/>
-              <w:t xml:space="preserve">0-9 -&gt; S4 </w:t>
-              <w:tab/>
-              <w:t xml:space="preserve">// Εάν το εισερχόμενο σύμβολο είναι αριθμός (0-9), μεταβαίνουμε στην κατάσταση S4 για να διαβάσουμε τους αριθμούς μετά την υποδιαστολή.</w:t>
+              <w:t xml:space="preserve">0-9 -&gt; S4</w:t>
             </w:r>
             <w:r/>
           </w:p>
@@ -952,8 +1064,6 @@
               </w:rPr>
               <w:tab/>
               <w:t xml:space="preserve">* -&gt; BIN</w:t>
-              <w:tab/>
-              <w:t xml:space="preserve">// Εάν το εισερχόμενο σύμβολο είναι οτιδήποτε άλλο, μεταβαίνουμε στην κατάσταση BIN.</w:t>
             </w:r>
             <w:r/>
           </w:p>
@@ -970,6 +1080,7 @@
                 <w:highlight w:val="none"/>
                 <w:lang w:val="el-GR"/>
               </w:rPr>
+              <w:tab/>
             </w:r>
             <w:r/>
           </w:p>
@@ -988,7 +1099,6 @@
               </w:rPr>
               <w:t xml:space="preserve">S4: </w:t>
               <w:tab/>
-              <w:t xml:space="preserve">// Αν έχουμε διαβάσει αριθμούς μετά την υποδιαστολή, περιμένουμε είτε περισσότερους αριθμούς, είτε e E ή το EOF.</w:t>
             </w:r>
             <w:r/>
           </w:p>
@@ -1006,9 +1116,7 @@
                 <w:lang w:val="el-GR"/>
               </w:rPr>
               <w:tab/>
-              <w:t xml:space="preserve">0-9 -&gt; S4 </w:t>
-              <w:tab/>
-              <w:t xml:space="preserve">// Εάν το εισερχόμενο σύμβολο είναι αριθμός (0-9), παραμένουμε στην κατάσταση S4.</w:t>
+              <w:t xml:space="preserve">0-9 -&gt; S4</w:t>
             </w:r>
             <w:r/>
           </w:p>
@@ -1026,9 +1134,7 @@
                 <w:lang w:val="el-GR"/>
               </w:rPr>
               <w:tab/>
-              <w:t xml:space="preserve">\n -&gt; GOOD </w:t>
-              <w:tab/>
-              <w:t xml:space="preserve">// Εάν το εισερχόμενο σύμβολο είναι \n, μεταβαίνουμε στην κατάσταση GOOD.</w:t>
+              <w:t xml:space="preserve">\n -&gt; GOOD</w:t>
             </w:r>
             <w:r/>
           </w:p>
@@ -1046,9 +1152,7 @@
                 <w:lang w:val="el-GR"/>
               </w:rPr>
               <w:tab/>
-              <w:t xml:space="preserve">e E -&gt; S5 </w:t>
-              <w:tab/>
-              <w:t xml:space="preserve">// Εάν το εισερχόμενο σύμβολο είναι e ή E, μεταβαίνουμε στην κατάσταση S5.</w:t>
+              <w:t xml:space="preserve">e E -&gt; S5</w:t>
             </w:r>
             <w:r/>
           </w:p>
@@ -1067,8 +1171,6 @@
               </w:rPr>
               <w:tab/>
               <w:t xml:space="preserve">* -&gt; BIN</w:t>
-              <w:tab/>
-              <w:t xml:space="preserve">// Εάν το εισερχόμενο σύμβολο είναι οτιδήποτε άλλο, μεταβαίνουμε στην κατάσταση BIN.</w:t>
             </w:r>
             <w:r/>
           </w:p>
@@ -1085,6 +1187,7 @@
                 <w:highlight w:val="none"/>
                 <w:lang w:val="el-GR"/>
               </w:rPr>
+              <w:tab/>
             </w:r>
             <w:r/>
           </w:p>
@@ -1103,7 +1206,6 @@
               </w:rPr>
               <w:t xml:space="preserve">S5: </w:t>
               <w:tab/>
-              <w:t xml:space="preserve">// Αν έχουμε διαβάσει e ή E, περιμένουμε έναν αριθμό ή πρόσημο</w:t>
             </w:r>
             <w:r/>
           </w:p>
@@ -1121,9 +1223,7 @@
                 <w:lang w:val="el-GR"/>
               </w:rPr>
               <w:tab/>
-              <w:t xml:space="preserve">0-9 -&gt; S7 </w:t>
-              <w:tab/>
-              <w:t xml:space="preserve">// Εάν το εισερχόμενο σύμβολο είναι αριθμός (0-9), μεταβαίνουμε στην κατάσταση S7 για να διαβάσουμε.</w:t>
+              <w:t xml:space="preserve">0-9 -&gt; S7</w:t>
             </w:r>
             <w:r/>
           </w:p>
@@ -1141,9 +1241,7 @@
                 <w:lang w:val="el-GR"/>
               </w:rPr>
               <w:tab/>
-              <w:t xml:space="preserve">- + -&gt; S6 </w:t>
-              <w:tab/>
-              <w:t xml:space="preserve">// Εάν το εισερχόμενο σύμβολο είναι πρόσημο (- ή +), μεταβαίνουμε στην κατάσταση S6.</w:t>
+              <w:t xml:space="preserve">- + -&gt; S6</w:t>
             </w:r>
             <w:r/>
           </w:p>
@@ -1162,8 +1260,6 @@
               </w:rPr>
               <w:tab/>
               <w:t xml:space="preserve">* -&gt; BIN</w:t>
-              <w:tab/>
-              <w:t xml:space="preserve">// Εάν το εισερχόμενο σύμβολο είναι οτιδήποτε άλλο, μεταβαίνουμε στην κατάσταση BIN.</w:t>
             </w:r>
             <w:r/>
           </w:p>
@@ -1180,6 +1276,7 @@
                 <w:highlight w:val="none"/>
                 <w:lang w:val="el-GR"/>
               </w:rPr>
+              <w:tab/>
             </w:r>
             <w:r/>
           </w:p>
@@ -1198,7 +1295,6 @@
               </w:rPr>
               <w:t xml:space="preserve">S6: </w:t>
               <w:tab/>
-              <w:t xml:space="preserve">// Αν έχουμε διαβάσει το πρόσημο, περιμένουμε αριθμούς</w:t>
             </w:r>
             <w:r/>
           </w:p>
@@ -1216,9 +1312,7 @@
                 <w:lang w:val="el-GR"/>
               </w:rPr>
               <w:tab/>
-              <w:t xml:space="preserve">0-9 -&gt; S7 </w:t>
-              <w:tab/>
-              <w:t xml:space="preserve">// Εάν το εισερχόμενο σύμβολο είναι αριθμός (0-9), μεταβαίνουμε στην κατάσταση S7.</w:t>
+              <w:t xml:space="preserve">0-9 -&gt; S7</w:t>
             </w:r>
             <w:r/>
           </w:p>
@@ -1237,8 +1331,6 @@
               </w:rPr>
               <w:tab/>
               <w:t xml:space="preserve">* -&gt; BIN</w:t>
-              <w:tab/>
-              <w:t xml:space="preserve">// Εάν το εισερχόμενο σύμβολο είναι οτιδήποτε άλλο, μεταβαίνουμε στην κατάσταση BIN.</w:t>
             </w:r>
             <w:r/>
           </w:p>
@@ -1273,7 +1365,6 @@
               </w:rPr>
               <w:t xml:space="preserve">S7: </w:t>
               <w:tab/>
-              <w:t xml:space="preserve">// Αν έχουμε διαβάσει e ή E, περιμένουμε είτε περισσότερους αριθμούς είτε το τέλος της γραμμής ή οτιδήποτε άλλο που θα δεχτούμε θα μας πάει στο BIN.</w:t>
             </w:r>
             <w:r/>
           </w:p>
@@ -1291,9 +1382,7 @@
                 <w:lang w:val="el-GR"/>
               </w:rPr>
               <w:tab/>
-              <w:t xml:space="preserve">0-9 -&gt; S7 </w:t>
-              <w:tab/>
-              <w:t xml:space="preserve">// Εάν το εισερχόμενο σύμβολο είναι αριθμός (0-9), παραμένουμε στην κατάσταση S7.</w:t>
+              <w:t xml:space="preserve">0-9 -&gt; S7</w:t>
             </w:r>
             <w:r/>
           </w:p>
@@ -1312,8 +1401,6 @@
               </w:rPr>
               <w:tab/>
               <w:t xml:space="preserve">* -&gt; BIN</w:t>
-              <w:tab/>
-              <w:t xml:space="preserve">// Εάν το εισερχόμενο σύμβολο είναι οτιδήποτε άλλο, μεταβαίνουμε στην κατάσταση BIN.</w:t>
             </w:r>
             <w:r/>
           </w:p>
@@ -1331,9 +1418,7 @@
                 <w:lang w:val="el-GR"/>
               </w:rPr>
               <w:tab/>
-              <w:t xml:space="preserve">\n -&gt; GOOD </w:t>
-              <w:tab/>
-              <w:t xml:space="preserve">// Εάν το εισερχόμενο σύμβολο είναι \n, μεταβαίνουμε στην κατάσταση GOOD.</w:t>
+              <w:t xml:space="preserve">\n -&gt; GOOD</w:t>
             </w:r>
             <w:r/>
           </w:p>
@@ -1350,6 +1435,7 @@
                 <w:highlight w:val="none"/>
                 <w:lang w:val="el-GR"/>
               </w:rPr>
+              <w:tab/>
             </w:r>
             <w:r/>
           </w:p>
@@ -1368,7 +1454,6 @@
               </w:rPr>
               <w:t xml:space="preserve">BIN: </w:t>
               <w:tab/>
-              <w:t xml:space="preserve">// Κατάσταση για μη έγκυρες εισόδους, παραμένουμε στην κατάσταση BIN μέχρι να συναντήσουμε EOF.</w:t>
             </w:r>
             <w:r/>
           </w:p>
@@ -1386,9 +1471,7 @@
                 <w:lang w:val="el-GR"/>
               </w:rPr>
               <w:tab/>
-              <w:t xml:space="preserve">* -&gt; BIN </w:t>
-              <w:tab/>
-              <w:t xml:space="preserve">// Αν συνεχίσουμε να εισάγουμε οτιδήποτε άλλο, παραμένουμε στην κατάσταση BIN.</w:t>
+              <w:t xml:space="preserve">*-&gt; BIN</w:t>
             </w:r>
             <w:r/>
           </w:p>
@@ -1407,8 +1490,6 @@
               </w:rPr>
               <w:tab/>
               <w:t xml:space="preserve">EOF -&gt; BAD</w:t>
-              <w:tab/>
-              <w:t xml:space="preserve">// Αν φτάσουμε στο τέλος του αρχείου (EOF), μεταβαίνουμε στην κατάσταση BAD μη έγκυρη είσοδος.</w:t>
             </w:r>
             <w:r/>
           </w:p>
@@ -1441,7 +1522,7 @@
                 <w:highlight w:val="none"/>
                 <w:lang w:val="el-GR"/>
               </w:rPr>
-              <w:t xml:space="preserve">GOOD(OK): // Κατάσταση για έγκυρες εισόδους, παραμένουμε στην κατάσταση GOOD μέχρι να φτάσουμε στο EOF.</w:t>
+              <w:t xml:space="preserve">GOOD(OK): </w:t>
             </w:r>
             <w:r/>
           </w:p>
@@ -1459,9 +1540,7 @@
                 <w:lang w:val="el-GR"/>
               </w:rPr>
               <w:tab/>
-              <w:t xml:space="preserve">EOF -&gt; GOOD </w:t>
-              <w:tab/>
-              <w:t xml:space="preserve">// Αν φτάσουμε στο EOF, παραμένουμε στην κατάσταση GOOD έγκυρη είσοδος.</w:t>
+              <w:t xml:space="preserve">EOF -&gt; GOOD</w:t>
             </w:r>
             <w:r/>
           </w:p>
@@ -1484,8 +1563,6 @@
               </w:rPr>
               <w:tab/>
               <w:t xml:space="preserve">* -&gt; BIN</w:t>
-              <w:tab/>
-              <w:t xml:space="preserve">// Αν το εισερχόμενο σύμβολο είναι οτιδήποτε άλλο, μεταβαίνουμε στην κατάσταση BIN.</w:t>
             </w:r>
             <w:r/>
             <w:r>
@@ -1608,7 +1685,7 @@
     </w:p>
     <w:tbl>
       <w:tblPr>
-        <w:tblStyle w:val="697"/>
+        <w:tblStyle w:val="701"/>
         <w:tblW w:w="0" w:type="auto"/>
         <w:tblBorders/>
         <w:tblLook w:val="04A0" w:firstRow="1" w:lastRow="0" w:firstColumn="1" w:lastColumn="0" w:noHBand="0" w:noVBand="1"/>
@@ -10735,14 +10812,14 @@
             </w:r>
             <w:r>
               <w:rPr>
-                <w:rFonts w:ascii="Consolas" w:hAnsi="Consolas" w:cs="Consolas"/>
-                <w:highlight w:val="none"/>
-                <w:lang w:val="el-GR"/>
-              </w:rPr>
-            </w:r>
-            <w:r>
-              <w:rPr>
-                <w:rFonts w:ascii="Consolas" w:hAnsi="Consolas" w:cs="Consolas"/>
+                <w:rFonts w:ascii="Consolas" w:hAnsi="Consolas" w:eastAsia="Consolas" w:cs="Consolas"/>
+                <w:highlight w:val="none"/>
+                <w:lang w:val="el-GR"/>
+              </w:rPr>
+            </w:r>
+            <w:r>
+              <w:rPr>
+                <w:rFonts w:ascii="Consolas" w:hAnsi="Consolas" w:eastAsia="Consolas" w:cs="Consolas"/>
                 <w:highlight w:val="none"/>
                 <w:lang w:val="el-GR"/>
               </w:rPr>
@@ -10759,6 +10836,13 @@
                 <w:lang w:val="el-GR"/>
               </w:rPr>
             </w:pPr>
+            <w:r>
+              <w:rPr>
+                <w:rFonts w:ascii="Consolas" w:hAnsi="Consolas" w:cs="Consolas"/>
+                <w:highlight w:val="none"/>
+                <w:lang w:val="el-GR"/>
+              </w:rPr>
+            </w:r>
             <w:r>
               <w:rPr>
                 <w:rFonts w:ascii="Consolas" w:hAnsi="Consolas" w:cs="Consolas"/>
@@ -10788,13 +10872,6 @@
                 <w:lang w:val="en-US"/>
               </w:rPr>
               <w:t xml:space="preserve">21) </w:t>
-            </w:r>
-            <w:r>
-              <w:rPr>
-                <w:rFonts w:ascii="Consolas" w:hAnsi="Consolas" w:cs="Consolas"/>
-                <w:highlight w:val="none"/>
-                <w:lang w:val="el-GR"/>
-              </w:rPr>
             </w:r>
             <w:r>
               <w:rPr>
@@ -10995,7 +11072,6 @@
               </w:rPr>
               <w:t xml:space="preserve">NO</w:t>
             </w:r>
-            <w:r/>
             <w:r>
               <w:rPr>
                 <w:rFonts w:ascii="Consolas" w:hAnsi="Consolas" w:eastAsia="Consolas" w:cs="Consolas"/>
@@ -11007,10 +11083,9 @@
               <w:rPr>
                 <w:rFonts w:ascii="Consolas" w:hAnsi="Consolas" w:eastAsia="Consolas" w:cs="Consolas"/>
                 <w:highlight w:val="none"/>
-                <w:lang w:val="el-GR"/>
-              </w:rPr>
-            </w:r>
-            <w:r/>
+                <w:lang w:val="en-US"/>
+              </w:rPr>
+            </w:r>
           </w:p>
           <w:p>
             <w:pPr>
@@ -11023,6 +11098,13 @@
                 <w:lang w:val="el-GR"/>
               </w:rPr>
             </w:pPr>
+            <w:r>
+              <w:rPr>
+                <w:rFonts w:ascii="Consolas" w:hAnsi="Consolas" w:cs="Consolas"/>
+                <w:highlight w:val="none"/>
+                <w:lang w:val="el-GR"/>
+              </w:rPr>
+            </w:r>
             <w:r>
               <w:rPr>
                 <w:rFonts w:ascii="Consolas" w:hAnsi="Consolas" w:cs="Consolas"/>
@@ -11052,13 +11134,6 @@
                 <w:lang w:val="en-US"/>
               </w:rPr>
               <w:t xml:space="preserve">21) </w:t>
-            </w:r>
-            <w:r>
-              <w:rPr>
-                <w:rFonts w:ascii="Consolas" w:hAnsi="Consolas" w:cs="Consolas"/>
-                <w:highlight w:val="none"/>
-                <w:lang w:val="el-GR"/>
-              </w:rPr>
             </w:r>
             <w:r>
               <w:rPr>
@@ -11259,7 +11334,6 @@
               </w:rPr>
               <w:t xml:space="preserve">NO</w:t>
             </w:r>
-            <w:r/>
             <w:r>
               <w:rPr>
                 <w:rFonts w:ascii="Consolas" w:hAnsi="Consolas" w:eastAsia="Consolas" w:cs="Consolas"/>
@@ -11274,7 +11348,6 @@
                 <w:lang w:val="en-US"/>
               </w:rPr>
             </w:r>
-            <w:r/>
           </w:p>
           <w:p>
             <w:pPr>
@@ -11296,9 +11369,16 @@
             </w:r>
             <w:r>
               <w:rPr>
-                <w:rFonts w:ascii="Consolas" w:hAnsi="Consolas" w:eastAsia="Consolas" w:cs="Consolas"/>
-                <w:highlight w:val="none"/>
-                <w:lang w:val="en-US"/>
+                <w:rFonts w:ascii="Consolas" w:hAnsi="Consolas" w:cs="Consolas"/>
+                <w:highlight w:val="none"/>
+                <w:lang w:val="el-GR"/>
+              </w:rPr>
+            </w:r>
+            <w:r>
+              <w:rPr>
+                <w:rFonts w:ascii="Consolas" w:hAnsi="Consolas" w:cs="Consolas"/>
+                <w:highlight w:val="none"/>
+                <w:lang w:val="el-GR"/>
               </w:rPr>
             </w:r>
           </w:p>
@@ -11316,13 +11396,6 @@
                 <w:lang w:val="en-US"/>
               </w:rPr>
               <w:t xml:space="preserve">22) </w:t>
-            </w:r>
-            <w:r>
-              <w:rPr>
-                <w:rFonts w:ascii="Consolas" w:hAnsi="Consolas" w:eastAsia="Consolas" w:cs="Consolas"/>
-                <w:highlight w:val="none"/>
-                <w:lang w:val="en-US"/>
-              </w:rPr>
             </w:r>
             <w:r>
               <w:rPr>
@@ -11506,7 +11579,6 @@
               </w:rPr>
               <w:t xml:space="preserve">NO</w:t>
             </w:r>
-            <w:r/>
             <w:r>
               <w:rPr>
                 <w:rFonts w:ascii="Consolas" w:hAnsi="Consolas" w:eastAsia="Consolas" w:cs="Consolas"/>
@@ -11521,7 +11593,6 @@
                 <w:lang w:val="en-US"/>
               </w:rPr>
             </w:r>
-            <w:r/>
           </w:p>
         </w:tc>
       </w:tr>
@@ -11659,7 +11730,7 @@
     </w:p>
     <w:tbl>
       <w:tblPr>
-        <w:tblStyle w:val="697"/>
+        <w:tblStyle w:val="701"/>
         <w:tblW w:w="0" w:type="auto"/>
         <w:tblBorders/>
         <w:tblLayout w:type="fixed"/>
@@ -11689,7 +11760,7 @@
           </w:tcPr>
           <w:p>
             <w:pPr>
-              <w:pStyle w:val="881"/>
+              <w:pStyle w:val="885"/>
               <w:pBdr/>
               <w:spacing/>
               <w:ind/>
@@ -11754,7 +11825,7 @@
           </w:tcPr>
           <w:p>
             <w:pPr>
-              <w:pStyle w:val="881"/>
+              <w:pStyle w:val="885"/>
               <w:pBdr/>
               <w:spacing/>
               <w:ind/>
@@ -11795,7 +11866,7 @@
           </w:tcPr>
           <w:p>
             <w:pPr>
-              <w:pStyle w:val="881"/>
+              <w:pStyle w:val="885"/>
               <w:pBdr/>
               <w:spacing/>
               <w:ind/>
@@ -11937,7 +12008,7 @@
           </w:p>
           <w:p>
             <w:pPr>
-              <w:pStyle w:val="881"/>
+              <w:pStyle w:val="885"/>
               <w:pBdr/>
               <w:spacing/>
               <w:ind/>
@@ -11978,7 +12049,7 @@
           </w:tcPr>
           <w:p>
             <w:pPr>
-              <w:pStyle w:val="881"/>
+              <w:pStyle w:val="885"/>
               <w:pBdr/>
               <w:spacing w:after="0" w:afterAutospacing="0" w:before="0" w:beforeAutospacing="0"/>
               <w:ind w:left="0"/>
@@ -12059,7 +12130,7 @@
           </w:tcPr>
           <w:p>
             <w:pPr>
-              <w:pStyle w:val="881"/>
+              <w:pStyle w:val="885"/>
               <w:pBdr/>
               <w:spacing/>
               <w:ind/>
@@ -12210,7 +12281,7 @@
           </w:tcPr>
           <w:p>
             <w:pPr>
-              <w:pStyle w:val="881"/>
+              <w:pStyle w:val="885"/>
               <w:pBdr/>
               <w:spacing/>
               <w:ind/>
@@ -12281,7 +12352,7 @@
           </w:tcPr>
           <w:p>
             <w:pPr>
-              <w:pStyle w:val="881"/>
+              <w:pStyle w:val="885"/>
               <w:pBdr/>
               <w:spacing/>
               <w:ind/>
@@ -12322,7 +12393,7 @@
           </w:tcPr>
           <w:p>
             <w:pPr>
-              <w:pStyle w:val="881"/>
+              <w:pStyle w:val="885"/>
               <w:pBdr/>
               <w:spacing/>
               <w:ind/>
@@ -12376,7 +12447,7 @@
           </w:tcPr>
           <w:p>
             <w:pPr>
-              <w:pStyle w:val="881"/>
+              <w:pStyle w:val="885"/>
               <w:pBdr/>
               <w:spacing/>
               <w:ind/>
@@ -12403,7 +12474,7 @@
           </w:p>
           <w:p>
             <w:pPr>
-              <w:pStyle w:val="881"/>
+              <w:pStyle w:val="885"/>
               <w:pBdr/>
               <w:spacing/>
               <w:ind/>
@@ -12431,7 +12502,7 @@
           </w:p>
           <w:p>
             <w:pPr>
-              <w:pStyle w:val="881"/>
+              <w:pStyle w:val="885"/>
               <w:pBdr/>
               <w:spacing/>
               <w:ind/>
@@ -12472,7 +12543,7 @@
           </w:tcPr>
           <w:p>
             <w:pPr>
-              <w:pStyle w:val="881"/>
+              <w:pStyle w:val="885"/>
               <w:pBdr/>
               <w:spacing/>
               <w:ind/>
@@ -12513,7 +12584,7 @@
           </w:tcPr>
           <w:p>
             <w:pPr>
-              <w:pStyle w:val="881"/>
+              <w:pStyle w:val="885"/>
               <w:pBdr/>
               <w:spacing/>
               <w:ind/>
@@ -12584,7 +12655,7 @@
           </w:tcPr>
           <w:p>
             <w:pPr>
-              <w:pStyle w:val="881"/>
+              <w:pStyle w:val="885"/>
               <w:pBdr/>
               <w:spacing/>
               <w:ind/>
@@ -12625,7 +12696,7 @@
           </w:tcPr>
           <w:p>
             <w:pPr>
-              <w:pStyle w:val="881"/>
+              <w:pStyle w:val="885"/>
               <w:pBdr/>
               <w:spacing/>
               <w:ind/>
@@ -12679,7 +12750,7 @@
           </w:tcPr>
           <w:p>
             <w:pPr>
-              <w:pStyle w:val="881"/>
+              <w:pStyle w:val="885"/>
               <w:pBdr/>
               <w:spacing/>
               <w:ind/>
@@ -12721,7 +12792,7 @@
           </w:tcPr>
           <w:p>
             <w:pPr>
-              <w:pStyle w:val="881"/>
+              <w:pStyle w:val="885"/>
               <w:pBdr/>
               <w:spacing/>
               <w:ind/>
@@ -12762,7 +12833,7 @@
           </w:tcPr>
           <w:p>
             <w:pPr>
-              <w:pStyle w:val="881"/>
+              <w:pStyle w:val="885"/>
               <w:pBdr/>
               <w:spacing/>
               <w:ind/>
@@ -12833,7 +12904,7 @@
           </w:tcPr>
           <w:p>
             <w:pPr>
-              <w:pStyle w:val="881"/>
+              <w:pStyle w:val="885"/>
               <w:pBdr/>
               <w:spacing/>
               <w:ind/>
@@ -12874,7 +12945,7 @@
           </w:tcPr>
           <w:p>
             <w:pPr>
-              <w:pStyle w:val="881"/>
+              <w:pStyle w:val="885"/>
               <w:pBdr/>
               <w:spacing/>
               <w:ind/>
@@ -12945,7 +13016,7 @@
           </w:tcPr>
           <w:p>
             <w:pPr>
-              <w:pStyle w:val="881"/>
+              <w:pStyle w:val="885"/>
               <w:pBdr/>
               <w:spacing/>
               <w:ind/>
@@ -12992,7 +13063,7 @@
           </w:tcPr>
           <w:p>
             <w:pPr>
-              <w:pStyle w:val="881"/>
+              <w:pStyle w:val="885"/>
               <w:pBdr/>
               <w:spacing/>
               <w:ind/>
@@ -13063,7 +13134,7 @@
           </w:tcPr>
           <w:p>
             <w:pPr>
-              <w:pStyle w:val="881"/>
+              <w:pStyle w:val="885"/>
               <w:pBdr/>
               <w:spacing/>
               <w:ind/>
@@ -13104,7 +13175,7 @@
           </w:tcPr>
           <w:p>
             <w:pPr>
-              <w:pStyle w:val="881"/>
+              <w:pStyle w:val="885"/>
               <w:pBdr/>
               <w:spacing/>
               <w:ind/>
@@ -13158,7 +13229,7 @@
           </w:tcPr>
           <w:p>
             <w:pPr>
-              <w:pStyle w:val="881"/>
+              <w:pStyle w:val="885"/>
               <w:pBdr/>
               <w:spacing/>
               <w:ind/>
@@ -13200,7 +13271,7 @@
           </w:tcPr>
           <w:p>
             <w:pPr>
-              <w:pStyle w:val="881"/>
+              <w:pStyle w:val="885"/>
               <w:pBdr/>
               <w:spacing/>
               <w:ind/>
@@ -13241,7 +13312,7 @@
           </w:tcPr>
           <w:p>
             <w:pPr>
-              <w:pStyle w:val="881"/>
+              <w:pStyle w:val="885"/>
               <w:pBdr/>
               <w:spacing/>
               <w:ind/>
@@ -13312,7 +13383,7 @@
           </w:tcPr>
           <w:p>
             <w:pPr>
-              <w:pStyle w:val="881"/>
+              <w:pStyle w:val="885"/>
               <w:pBdr/>
               <w:spacing/>
               <w:ind/>
@@ -13353,7 +13424,7 @@
           </w:tcPr>
           <w:p>
             <w:pPr>
-              <w:pStyle w:val="881"/>
+              <w:pStyle w:val="885"/>
               <w:pBdr/>
               <w:spacing/>
               <w:ind/>
@@ -13407,7 +13478,7 @@
           </w:tcPr>
           <w:p>
             <w:pPr>
-              <w:pStyle w:val="881"/>
+              <w:pStyle w:val="885"/>
               <w:pBdr/>
               <w:spacing/>
               <w:ind/>
@@ -13449,7 +13520,7 @@
           </w:tcPr>
           <w:p>
             <w:pPr>
-              <w:pStyle w:val="881"/>
+              <w:pStyle w:val="885"/>
               <w:pBdr/>
               <w:spacing/>
               <w:ind/>
@@ -13490,7 +13561,7 @@
           </w:tcPr>
           <w:p>
             <w:pPr>
-              <w:pStyle w:val="881"/>
+              <w:pStyle w:val="885"/>
               <w:pBdr/>
               <w:spacing/>
               <w:ind/>
@@ -13561,7 +13632,7 @@
           </w:tcPr>
           <w:p>
             <w:pPr>
-              <w:pStyle w:val="881"/>
+              <w:pStyle w:val="885"/>
               <w:pBdr/>
               <w:spacing/>
               <w:ind/>
@@ -13602,7 +13673,7 @@
           </w:tcPr>
           <w:p>
             <w:pPr>
-              <w:pStyle w:val="881"/>
+              <w:pStyle w:val="885"/>
               <w:pBdr/>
               <w:spacing/>
               <w:ind/>
@@ -13673,7 +13744,7 @@
           </w:tcPr>
           <w:p>
             <w:pPr>
-              <w:pStyle w:val="881"/>
+              <w:pStyle w:val="885"/>
               <w:pBdr/>
               <w:spacing/>
               <w:ind/>
@@ -13720,7 +13791,7 @@
           </w:tcPr>
           <w:p>
             <w:pPr>
-              <w:pStyle w:val="881"/>
+              <w:pStyle w:val="885"/>
               <w:pBdr/>
               <w:spacing/>
               <w:ind/>
@@ -13791,7 +13862,7 @@
           </w:tcPr>
           <w:p>
             <w:pPr>
-              <w:pStyle w:val="881"/>
+              <w:pStyle w:val="885"/>
               <w:pBdr/>
               <w:spacing/>
               <w:ind/>
@@ -13832,7 +13903,7 @@
           </w:tcPr>
           <w:p>
             <w:pPr>
-              <w:pStyle w:val="881"/>
+              <w:pStyle w:val="885"/>
               <w:pBdr/>
               <w:spacing/>
               <w:ind/>
@@ -13886,7 +13957,7 @@
           </w:tcPr>
           <w:p>
             <w:pPr>
-              <w:pStyle w:val="881"/>
+              <w:pStyle w:val="885"/>
               <w:pBdr/>
               <w:spacing/>
               <w:ind/>
@@ -13928,7 +13999,7 @@
           </w:tcPr>
           <w:p>
             <w:pPr>
-              <w:pStyle w:val="881"/>
+              <w:pStyle w:val="885"/>
               <w:pBdr/>
               <w:spacing/>
               <w:ind/>
@@ -13969,7 +14040,7 @@
           </w:tcPr>
           <w:p>
             <w:pPr>
-              <w:pStyle w:val="881"/>
+              <w:pStyle w:val="885"/>
               <w:pBdr/>
               <w:spacing/>
               <w:ind/>
@@ -14040,7 +14111,7 @@
           </w:tcPr>
           <w:p>
             <w:pPr>
-              <w:pStyle w:val="881"/>
+              <w:pStyle w:val="885"/>
               <w:pBdr/>
               <w:spacing/>
               <w:ind/>
@@ -14081,7 +14152,7 @@
           </w:tcPr>
           <w:p>
             <w:pPr>
-              <w:pStyle w:val="881"/>
+              <w:pStyle w:val="885"/>
               <w:pBdr/>
               <w:spacing/>
               <w:ind/>
@@ -14152,7 +14223,7 @@
           </w:tcPr>
           <w:p>
             <w:pPr>
-              <w:pStyle w:val="881"/>
+              <w:pStyle w:val="885"/>
               <w:pBdr/>
               <w:spacing/>
               <w:ind/>
@@ -14193,7 +14264,7 @@
           </w:tcPr>
           <w:p>
             <w:pPr>
-              <w:pStyle w:val="881"/>
+              <w:pStyle w:val="885"/>
               <w:pBdr/>
               <w:spacing/>
               <w:ind/>
@@ -14247,7 +14318,7 @@
           </w:tcPr>
           <w:p>
             <w:pPr>
-              <w:pStyle w:val="881"/>
+              <w:pStyle w:val="885"/>
               <w:pBdr/>
               <w:spacing/>
               <w:ind/>
@@ -14289,7 +14360,7 @@
           </w:tcPr>
           <w:p>
             <w:pPr>
-              <w:pStyle w:val="881"/>
+              <w:pStyle w:val="885"/>
               <w:pBdr/>
               <w:spacing/>
               <w:ind/>
@@ -14330,7 +14401,7 @@
           </w:tcPr>
           <w:p>
             <w:pPr>
-              <w:pStyle w:val="881"/>
+              <w:pStyle w:val="885"/>
               <w:pBdr/>
               <w:spacing/>
               <w:ind/>
@@ -14402,7 +14473,7 @@
           </w:tcPr>
           <w:p>
             <w:pPr>
-              <w:pStyle w:val="881"/>
+              <w:pStyle w:val="885"/>
               <w:pBdr/>
               <w:spacing/>
               <w:ind/>
@@ -14443,7 +14514,7 @@
           </w:tcPr>
           <w:p>
             <w:pPr>
-              <w:pStyle w:val="881"/>
+              <w:pStyle w:val="885"/>
               <w:pBdr/>
               <w:spacing/>
               <w:ind/>
@@ -14497,7 +14568,7 @@
           </w:tcPr>
           <w:p>
             <w:pPr>
-              <w:pStyle w:val="881"/>
+              <w:pStyle w:val="885"/>
               <w:pBdr/>
               <w:spacing/>
               <w:ind/>
@@ -14539,7 +14610,7 @@
           </w:tcPr>
           <w:p>
             <w:pPr>
-              <w:pStyle w:val="881"/>
+              <w:pStyle w:val="885"/>
               <w:pBdr/>
               <w:spacing/>
               <w:ind/>
@@ -14580,7 +14651,7 @@
           </w:tcPr>
           <w:p>
             <w:pPr>
-              <w:pStyle w:val="881"/>
+              <w:pStyle w:val="885"/>
               <w:pBdr/>
               <w:spacing/>
               <w:ind/>
@@ -14652,7 +14723,7 @@
           </w:tcPr>
           <w:p>
             <w:pPr>
-              <w:pStyle w:val="881"/>
+              <w:pStyle w:val="885"/>
               <w:pBdr/>
               <w:spacing/>
               <w:ind/>
@@ -14693,7 +14764,7 @@
           </w:tcPr>
           <w:p>
             <w:pPr>
-              <w:pStyle w:val="881"/>
+              <w:pStyle w:val="885"/>
               <w:pBdr/>
               <w:spacing/>
               <w:ind/>
@@ -14771,7 +14842,7 @@
           </w:tcPr>
           <w:p>
             <w:pPr>
-              <w:pStyle w:val="881"/>
+              <w:pStyle w:val="885"/>
               <w:pBdr/>
               <w:spacing/>
               <w:ind/>
@@ -14812,7 +14883,7 @@
           </w:tcPr>
           <w:p>
             <w:pPr>
-              <w:pStyle w:val="881"/>
+              <w:pStyle w:val="885"/>
               <w:pBdr/>
               <w:spacing/>
               <w:ind/>
@@ -14887,7 +14958,7 @@
           </w:tcPr>
           <w:p>
             <w:pPr>
-              <w:pStyle w:val="881"/>
+              <w:pStyle w:val="885"/>
               <w:pBdr/>
               <w:spacing/>
               <w:ind/>
@@ -14929,7 +15000,7 @@
           </w:tcPr>
           <w:p>
             <w:pPr>
-              <w:pStyle w:val="881"/>
+              <w:pStyle w:val="885"/>
               <w:pBdr/>
               <w:spacing/>
               <w:ind/>
@@ -15002,7 +15073,7 @@
           </w:tcPr>
           <w:p>
             <w:pPr>
-              <w:pStyle w:val="881"/>
+              <w:pStyle w:val="885"/>
               <w:pBdr/>
               <w:spacing/>
               <w:ind/>
@@ -15044,7 +15115,7 @@
           </w:tcPr>
           <w:p>
             <w:pPr>
-              <w:pStyle w:val="881"/>
+              <w:pStyle w:val="885"/>
               <w:pBdr/>
               <w:spacing/>
               <w:ind/>
@@ -15119,7 +15190,7 @@
           </w:tcPr>
           <w:p>
             <w:pPr>
-              <w:pStyle w:val="881"/>
+              <w:pStyle w:val="885"/>
               <w:pBdr/>
               <w:spacing/>
               <w:ind/>
@@ -15161,7 +15232,7 @@
           </w:tcPr>
           <w:p>
             <w:pPr>
-              <w:pStyle w:val="881"/>
+              <w:pStyle w:val="885"/>
               <w:pBdr/>
               <w:spacing/>
               <w:ind/>
@@ -15234,7 +15305,7 @@
           </w:tcPr>
           <w:p>
             <w:pPr>
-              <w:pStyle w:val="881"/>
+              <w:pStyle w:val="885"/>
               <w:pBdr/>
               <w:spacing/>
               <w:ind/>
@@ -15276,7 +15347,7 @@
           </w:tcPr>
           <w:p>
             <w:pPr>
-              <w:pStyle w:val="881"/>
+              <w:pStyle w:val="885"/>
               <w:pBdr/>
               <w:spacing/>
               <w:ind/>
@@ -15872,9 +15943,9 @@
     <w:lsdException w:name="Bibliography" w:uiPriority="37"/>
     <w:lsdException w:name="TOC Heading" w:uiPriority="39" w:qFormat="1"/>
   </w:latentStyles>
-  <w:style w:type="table" w:styleId="697">
+  <w:style w:type="table" w:styleId="701">
     <w:name w:val="Table Grid"/>
-    <w:basedOn w:val="882"/>
+    <w:basedOn w:val="886"/>
     <w:uiPriority w:val="59"/>
     <w:pPr>
       <w:pBdr/>
@@ -16071,9 +16142,9 @@
       </w:tcPr>
     </w:tblStylePr>
   </w:style>
-  <w:style w:type="table" w:styleId="698">
+  <w:style w:type="table" w:styleId="702">
     <w:name w:val="Table Grid Light"/>
-    <w:basedOn w:val="882"/>
+    <w:basedOn w:val="886"/>
     <w:uiPriority w:val="59"/>
     <w:pPr>
       <w:pBdr/>
@@ -16270,9 +16341,9 @@
       </w:tcPr>
     </w:tblStylePr>
   </w:style>
-  <w:style w:type="table" w:styleId="699">
+  <w:style w:type="table" w:styleId="703">
     <w:name w:val="Plain Table 1"/>
-    <w:basedOn w:val="882"/>
+    <w:basedOn w:val="886"/>
     <w:uiPriority w:val="59"/>
     <w:pPr>
       <w:pBdr/>
@@ -16495,9 +16566,9 @@
       </w:tcPr>
     </w:tblStylePr>
   </w:style>
-  <w:style w:type="table" w:styleId="700">
+  <w:style w:type="table" w:styleId="704">
     <w:name w:val="Plain Table 2"/>
-    <w:basedOn w:val="882"/>
+    <w:basedOn w:val="886"/>
     <w:uiPriority w:val="59"/>
     <w:pPr>
       <w:pBdr/>
@@ -16728,9 +16799,9 @@
       </w:tcPr>
     </w:tblStylePr>
   </w:style>
-  <w:style w:type="table" w:styleId="701">
+  <w:style w:type="table" w:styleId="705">
     <w:name w:val="Plain Table 3"/>
-    <w:basedOn w:val="882"/>
+    <w:basedOn w:val="886"/>
     <w:uiPriority w:val="99"/>
     <w:pPr>
       <w:pBdr/>
@@ -16958,9 +17029,9 @@
       </w:tcPr>
     </w:tblStylePr>
   </w:style>
-  <w:style w:type="table" w:styleId="702">
+  <w:style w:type="table" w:styleId="706">
     <w:name w:val="Plain Table 4"/>
-    <w:basedOn w:val="882"/>
+    <w:basedOn w:val="886"/>
     <w:uiPriority w:val="99"/>
     <w:pPr>
       <w:pBdr/>
@@ -17174,9 +17245,9 @@
       </w:tcPr>
     </w:tblStylePr>
   </w:style>
-  <w:style w:type="table" w:styleId="703">
+  <w:style w:type="table" w:styleId="707">
     <w:name w:val="Plain Table 5"/>
-    <w:basedOn w:val="882"/>
+    <w:basedOn w:val="886"/>
     <w:uiPriority w:val="99"/>
     <w:pPr>
       <w:pBdr/>
@@ -17407,9 +17478,9 @@
       </w:tcPr>
     </w:tblStylePr>
   </w:style>
-  <w:style w:type="table" w:styleId="704">
+  <w:style w:type="table" w:styleId="708">
     <w:name w:val="Grid Table 1 Light"/>
-    <w:basedOn w:val="882"/>
+    <w:basedOn w:val="886"/>
     <w:uiPriority w:val="99"/>
     <w:pPr>
       <w:pBdr/>
@@ -17630,9 +17701,9 @@
       </w:tcPr>
     </w:tblStylePr>
   </w:style>
-  <w:style w:type="table" w:styleId="705">
+  <w:style w:type="table" w:styleId="709">
     <w:name w:val="Grid Table 1 Light - Accent 1"/>
-    <w:basedOn w:val="882"/>
+    <w:basedOn w:val="886"/>
     <w:uiPriority w:val="99"/>
     <w:pPr>
       <w:pBdr/>
@@ -17853,9 +17924,9 @@
       </w:tcPr>
     </w:tblStylePr>
   </w:style>
-  <w:style w:type="table" w:styleId="706">
+  <w:style w:type="table" w:styleId="710">
     <w:name w:val="Grid Table 1 Light - Accent 2"/>
-    <w:basedOn w:val="882"/>
+    <w:basedOn w:val="886"/>
     <w:uiPriority w:val="99"/>
     <w:pPr>
       <w:pBdr/>
@@ -18076,9 +18147,9 @@
       </w:tcPr>
     </w:tblStylePr>
   </w:style>
-  <w:style w:type="table" w:styleId="707">
+  <w:style w:type="table" w:styleId="711">
     <w:name w:val="Grid Table 1 Light - Accent 3"/>
-    <w:basedOn w:val="882"/>
+    <w:basedOn w:val="886"/>
     <w:uiPriority w:val="99"/>
     <w:pPr>
       <w:pBdr/>
@@ -18299,9 +18370,9 @@
       </w:tcPr>
     </w:tblStylePr>
   </w:style>
-  <w:style w:type="table" w:styleId="708">
+  <w:style w:type="table" w:styleId="712">
     <w:name w:val="Grid Table 1 Light - Accent 4"/>
-    <w:basedOn w:val="882"/>
+    <w:basedOn w:val="886"/>
     <w:uiPriority w:val="99"/>
     <w:pPr>
       <w:pBdr/>
@@ -18522,9 +18593,9 @@
       </w:tcPr>
     </w:tblStylePr>
   </w:style>
-  <w:style w:type="table" w:styleId="709">
+  <w:style w:type="table" w:styleId="713">
     <w:name w:val="Grid Table 1 Light - Accent 5"/>
-    <w:basedOn w:val="882"/>
+    <w:basedOn w:val="886"/>
     <w:uiPriority w:val="99"/>
     <w:pPr>
       <w:pBdr/>
@@ -18745,9 +18816,9 @@
       </w:tcPr>
     </w:tblStylePr>
   </w:style>
-  <w:style w:type="table" w:styleId="710">
+  <w:style w:type="table" w:styleId="714">
     <w:name w:val="Grid Table 1 Light - Accent 6"/>
-    <w:basedOn w:val="882"/>
+    <w:basedOn w:val="886"/>
     <w:uiPriority w:val="99"/>
     <w:pPr>
       <w:pBdr/>
@@ -18968,9 +19039,9 @@
       </w:tcPr>
     </w:tblStylePr>
   </w:style>
-  <w:style w:type="table" w:styleId="711">
+  <w:style w:type="table" w:styleId="715">
     <w:name w:val="Grid Table 2"/>
-    <w:basedOn w:val="882"/>
+    <w:basedOn w:val="886"/>
     <w:uiPriority w:val="99"/>
     <w:pPr>
       <w:pBdr/>
@@ -19200,9 +19271,9 @@
       </w:tcPr>
     </w:tblStylePr>
   </w:style>
-  <w:style w:type="table" w:styleId="712">
+  <w:style w:type="table" w:styleId="716">
     <w:name w:val="Grid Table 2 - Accent 1"/>
-    <w:basedOn w:val="882"/>
+    <w:basedOn w:val="886"/>
     <w:uiPriority w:val="99"/>
     <w:pPr>
       <w:pBdr/>
@@ -19432,9 +19503,9 @@
       </w:tcPr>
     </w:tblStylePr>
   </w:style>
-  <w:style w:type="table" w:styleId="713">
+  <w:style w:type="table" w:styleId="717">
     <w:name w:val="Grid Table 2 - Accent 2"/>
-    <w:basedOn w:val="882"/>
+    <w:basedOn w:val="886"/>
     <w:uiPriority w:val="99"/>
     <w:pPr>
       <w:pBdr/>
@@ -19664,9 +19735,9 @@
       </w:tcPr>
     </w:tblStylePr>
   </w:style>
-  <w:style w:type="table" w:styleId="714">
+  <w:style w:type="table" w:styleId="718">
     <w:name w:val="Grid Table 2 - Accent 3"/>
-    <w:basedOn w:val="882"/>
+    <w:basedOn w:val="886"/>
     <w:uiPriority w:val="99"/>
     <w:pPr>
       <w:pBdr/>
@@ -19896,9 +19967,9 @@
       </w:tcPr>
     </w:tblStylePr>
   </w:style>
-  <w:style w:type="table" w:styleId="715">
+  <w:style w:type="table" w:styleId="719">
     <w:name w:val="Grid Table 2 - Accent 4"/>
-    <w:basedOn w:val="882"/>
+    <w:basedOn w:val="886"/>
     <w:uiPriority w:val="99"/>
     <w:pPr>
       <w:pBdr/>
@@ -20128,9 +20199,9 @@
       </w:tcPr>
     </w:tblStylePr>
   </w:style>
-  <w:style w:type="table" w:styleId="716">
+  <w:style w:type="table" w:styleId="720">
     <w:name w:val="Grid Table 2 - Accent 5"/>
-    <w:basedOn w:val="882"/>
+    <w:basedOn w:val="886"/>
     <w:uiPriority w:val="99"/>
     <w:pPr>
       <w:pBdr/>
@@ -20360,9 +20431,9 @@
       </w:tcPr>
     </w:tblStylePr>
   </w:style>
-  <w:style w:type="table" w:styleId="717">
+  <w:style w:type="table" w:styleId="721">
     <w:name w:val="Grid Table 2 - Accent 6"/>
-    <w:basedOn w:val="882"/>
+    <w:basedOn w:val="886"/>
     <w:uiPriority w:val="99"/>
     <w:pPr>
       <w:pBdr/>
@@ -20592,9 +20663,9 @@
       </w:tcPr>
     </w:tblStylePr>
   </w:style>
-  <w:style w:type="table" w:styleId="718">
+  <w:style w:type="table" w:styleId="722">
     <w:name w:val="Grid Table 3"/>
-    <w:basedOn w:val="882"/>
+    <w:basedOn w:val="886"/>
     <w:uiPriority w:val="99"/>
     <w:pPr>
       <w:pBdr/>
@@ -20837,9 +20908,9 @@
       </w:tcPr>
     </w:tblStylePr>
   </w:style>
-  <w:style w:type="table" w:styleId="719">
+  <w:style w:type="table" w:styleId="723">
     <w:name w:val="Grid Table 3 - Accent 1"/>
-    <w:basedOn w:val="882"/>
+    <w:basedOn w:val="886"/>
     <w:uiPriority w:val="99"/>
     <w:pPr>
       <w:pBdr/>
@@ -21082,9 +21153,9 @@
       </w:tcPr>
     </w:tblStylePr>
   </w:style>
-  <w:style w:type="table" w:styleId="720">
+  <w:style w:type="table" w:styleId="724">
     <w:name w:val="Grid Table 3 - Accent 2"/>
-    <w:basedOn w:val="882"/>
+    <w:basedOn w:val="886"/>
     <w:uiPriority w:val="99"/>
     <w:pPr>
       <w:pBdr/>
@@ -21327,9 +21398,9 @@
       </w:tcPr>
     </w:tblStylePr>
   </w:style>
-  <w:style w:type="table" w:styleId="721">
+  <w:style w:type="table" w:styleId="725">
     <w:name w:val="Grid Table 3 - Accent 3"/>
-    <w:basedOn w:val="882"/>
+    <w:basedOn w:val="886"/>
     <w:uiPriority w:val="99"/>
     <w:pPr>
       <w:pBdr/>
@@ -21572,9 +21643,9 @@
       </w:tcPr>
     </w:tblStylePr>
   </w:style>
-  <w:style w:type="table" w:styleId="722">
+  <w:style w:type="table" w:styleId="726">
     <w:name w:val="Grid Table 3 - Accent 4"/>
-    <w:basedOn w:val="882"/>
+    <w:basedOn w:val="886"/>
     <w:uiPriority w:val="99"/>
     <w:pPr>
       <w:pBdr/>
@@ -21817,9 +21888,9 @@
       </w:tcPr>
     </w:tblStylePr>
   </w:style>
-  <w:style w:type="table" w:styleId="723">
+  <w:style w:type="table" w:styleId="727">
     <w:name w:val="Grid Table 3 - Accent 5"/>
-    <w:basedOn w:val="882"/>
+    <w:basedOn w:val="886"/>
     <w:uiPriority w:val="99"/>
     <w:pPr>
       <w:pBdr/>
@@ -22062,9 +22133,9 @@
       </w:tcPr>
     </w:tblStylePr>
   </w:style>
-  <w:style w:type="table" w:styleId="724">
+  <w:style w:type="table" w:styleId="728">
     <w:name w:val="Grid Table 3 - Accent 6"/>
-    <w:basedOn w:val="882"/>
+    <w:basedOn w:val="886"/>
     <w:uiPriority w:val="99"/>
     <w:pPr>
       <w:pBdr/>
@@ -22307,9 +22378,9 @@
       </w:tcPr>
     </w:tblStylePr>
   </w:style>
-  <w:style w:type="table" w:styleId="725">
+  <w:style w:type="table" w:styleId="729">
     <w:name w:val="Grid Table 4"/>
-    <w:basedOn w:val="882"/>
+    <w:basedOn w:val="886"/>
     <w:uiPriority w:val="59"/>
     <w:pPr>
       <w:pBdr/>
@@ -22540,9 +22611,9 @@
       </w:tcPr>
     </w:tblStylePr>
   </w:style>
-  <w:style w:type="table" w:styleId="726">
+  <w:style w:type="table" w:styleId="730">
     <w:name w:val="Grid Table 4 - Accent 1"/>
-    <w:basedOn w:val="882"/>
+    <w:basedOn w:val="886"/>
     <w:uiPriority w:val="59"/>
     <w:pPr>
       <w:pBdr/>
@@ -22773,9 +22844,9 @@
       </w:tcPr>
     </w:tblStylePr>
   </w:style>
-  <w:style w:type="table" w:styleId="727">
+  <w:style w:type="table" w:styleId="731">
     <w:name w:val="Grid Table 4 - Accent 2"/>
-    <w:basedOn w:val="882"/>
+    <w:basedOn w:val="886"/>
     <w:uiPriority w:val="59"/>
     <w:pPr>
       <w:pBdr/>
@@ -23006,9 +23077,9 @@
       </w:tcPr>
     </w:tblStylePr>
   </w:style>
-  <w:style w:type="table" w:styleId="728">
+  <w:style w:type="table" w:styleId="732">
     <w:name w:val="Grid Table 4 - Accent 3"/>
-    <w:basedOn w:val="882"/>
+    <w:basedOn w:val="886"/>
     <w:uiPriority w:val="59"/>
     <w:pPr>
       <w:pBdr/>
@@ -23239,9 +23310,9 @@
       </w:tcPr>
     </w:tblStylePr>
   </w:style>
-  <w:style w:type="table" w:styleId="729">
+  <w:style w:type="table" w:styleId="733">
     <w:name w:val="Grid Table 4 - Accent 4"/>
-    <w:basedOn w:val="882"/>
+    <w:basedOn w:val="886"/>
     <w:uiPriority w:val="59"/>
     <w:pPr>
       <w:pBdr/>
@@ -23472,9 +23543,9 @@
       </w:tcPr>
     </w:tblStylePr>
   </w:style>
-  <w:style w:type="table" w:styleId="730">
+  <w:style w:type="table" w:styleId="734">
     <w:name w:val="Grid Table 4 - Accent 5"/>
-    <w:basedOn w:val="882"/>
+    <w:basedOn w:val="886"/>
     <w:uiPriority w:val="59"/>
     <w:pPr>
       <w:pBdr/>
@@ -23705,9 +23776,9 @@
       </w:tcPr>
     </w:tblStylePr>
   </w:style>
-  <w:style w:type="table" w:styleId="731">
+  <w:style w:type="table" w:styleId="735">
     <w:name w:val="Grid Table 4 - Accent 6"/>
-    <w:basedOn w:val="882"/>
+    <w:basedOn w:val="886"/>
     <w:uiPriority w:val="59"/>
     <w:pPr>
       <w:pBdr/>
@@ -23938,9 +24009,9 @@
       </w:tcPr>
     </w:tblStylePr>
   </w:style>
-  <w:style w:type="table" w:styleId="732">
+  <w:style w:type="table" w:styleId="736">
     <w:name w:val="Grid Table 5 Dark"/>
-    <w:basedOn w:val="882"/>
+    <w:basedOn w:val="886"/>
     <w:uiPriority w:val="99"/>
     <w:pPr>
       <w:pBdr/>
@@ -24166,9 +24237,9 @@
       </w:tcPr>
     </w:tblStylePr>
   </w:style>
-  <w:style w:type="table" w:styleId="733">
+  <w:style w:type="table" w:styleId="737">
     <w:name w:val="Grid Table 5 Dark- Accent 1"/>
-    <w:basedOn w:val="882"/>
+    <w:basedOn w:val="886"/>
     <w:uiPriority w:val="99"/>
     <w:pPr>
       <w:pBdr/>
@@ -24394,9 +24465,9 @@
       </w:tcPr>
     </w:tblStylePr>
   </w:style>
-  <w:style w:type="table" w:styleId="734">
+  <w:style w:type="table" w:styleId="738">
     <w:name w:val="Grid Table 5 Dark - Accent 2"/>
-    <w:basedOn w:val="882"/>
+    <w:basedOn w:val="886"/>
     <w:uiPriority w:val="99"/>
     <w:pPr>
       <w:pBdr/>
@@ -24622,9 +24693,9 @@
       </w:tcPr>
     </w:tblStylePr>
   </w:style>
-  <w:style w:type="table" w:styleId="735">
+  <w:style w:type="table" w:styleId="739">
     <w:name w:val="Grid Table 5 Dark - Accent 3"/>
-    <w:basedOn w:val="882"/>
+    <w:basedOn w:val="886"/>
     <w:uiPriority w:val="99"/>
     <w:pPr>
       <w:pBdr/>
@@ -24850,9 +24921,9 @@
       </w:tcPr>
     </w:tblStylePr>
   </w:style>
-  <w:style w:type="table" w:styleId="736">
+  <w:style w:type="table" w:styleId="740">
     <w:name w:val="Grid Table 5 Dark- Accent 4"/>
-    <w:basedOn w:val="882"/>
+    <w:basedOn w:val="886"/>
     <w:uiPriority w:val="99"/>
     <w:pPr>
       <w:pBdr/>
@@ -25078,9 +25149,9 @@
       </w:tcPr>
     </w:tblStylePr>
   </w:style>
-  <w:style w:type="table" w:styleId="737">
+  <w:style w:type="table" w:styleId="741">
     <w:name w:val="Grid Table 5 Dark - Accent 5"/>
-    <w:basedOn w:val="882"/>
+    <w:basedOn w:val="886"/>
     <w:uiPriority w:val="99"/>
     <w:pPr>
       <w:pBdr/>
@@ -25306,9 +25377,9 @@
       </w:tcPr>
     </w:tblStylePr>
   </w:style>
-  <w:style w:type="table" w:styleId="738">
+  <w:style w:type="table" w:styleId="742">
     <w:name w:val="Grid Table 5 Dark - Accent 6"/>
-    <w:basedOn w:val="882"/>
+    <w:basedOn w:val="886"/>
     <w:uiPriority w:val="99"/>
     <w:pPr>
       <w:pBdr/>
@@ -25534,9 +25605,9 @@
       </w:tcPr>
     </w:tblStylePr>
   </w:style>
-  <w:style w:type="table" w:styleId="739">
+  <w:style w:type="table" w:styleId="743">
     <w:name w:val="Grid Table 6 Colorful"/>
-    <w:basedOn w:val="882"/>
+    <w:basedOn w:val="886"/>
     <w:uiPriority w:val="99"/>
     <w:pPr>
       <w:pBdr/>
@@ -25764,9 +25835,9 @@
       </w:tcPr>
     </w:tblStylePr>
   </w:style>
-  <w:style w:type="table" w:styleId="740">
+  <w:style w:type="table" w:styleId="744">
     <w:name w:val="Grid Table 6 Colorful - Accent 1"/>
-    <w:basedOn w:val="882"/>
+    <w:basedOn w:val="886"/>
     <w:uiPriority w:val="99"/>
     <w:pPr>
       <w:pBdr/>
@@ -25994,9 +26065,9 @@
       </w:tcPr>
     </w:tblStylePr>
   </w:style>
-  <w:style w:type="table" w:styleId="741">
+  <w:style w:type="table" w:styleId="745">
     <w:name w:val="Grid Table 6 Colorful - Accent 2"/>
-    <w:basedOn w:val="882"/>
+    <w:basedOn w:val="886"/>
     <w:uiPriority w:val="99"/>
     <w:pPr>
       <w:pBdr/>
@@ -26224,9 +26295,9 @@
       </w:tcPr>
     </w:tblStylePr>
   </w:style>
-  <w:style w:type="table" w:styleId="742">
+  <w:style w:type="table" w:styleId="746">
     <w:name w:val="Grid Table 6 Colorful - Accent 3"/>
-    <w:basedOn w:val="882"/>
+    <w:basedOn w:val="886"/>
     <w:uiPriority w:val="99"/>
     <w:pPr>
       <w:pBdr/>
@@ -26454,9 +26525,9 @@
       </w:tcPr>
     </w:tblStylePr>
   </w:style>
-  <w:style w:type="table" w:styleId="743">
+  <w:style w:type="table" w:styleId="747">
     <w:name w:val="Grid Table 6 Colorful - Accent 4"/>
-    <w:basedOn w:val="882"/>
+    <w:basedOn w:val="886"/>
     <w:uiPriority w:val="99"/>
     <w:pPr>
       <w:pBdr/>
@@ -26684,9 +26755,9 @@
       </w:tcPr>
     </w:tblStylePr>
   </w:style>
-  <w:style w:type="table" w:styleId="744">
+  <w:style w:type="table" w:styleId="748">
     <w:name w:val="Grid Table 6 Colorful - Accent 5"/>
-    <w:basedOn w:val="882"/>
+    <w:basedOn w:val="886"/>
     <w:uiPriority w:val="99"/>
     <w:pPr>
       <w:pBdr/>
@@ -26914,9 +26985,9 @@
       </w:tcPr>
     </w:tblStylePr>
   </w:style>
-  <w:style w:type="table" w:styleId="745">
+  <w:style w:type="table" w:styleId="749">
     <w:name w:val="Grid Table 6 Colorful - Accent 6"/>
-    <w:basedOn w:val="882"/>
+    <w:basedOn w:val="886"/>
     <w:uiPriority w:val="99"/>
     <w:pPr>
       <w:pBdr/>
@@ -27144,9 +27215,9 @@
       </w:tcPr>
     </w:tblStylePr>
   </w:style>
-  <w:style w:type="table" w:styleId="746">
+  <w:style w:type="table" w:styleId="750">
     <w:name w:val="Grid Table 7 Colorful"/>
-    <w:basedOn w:val="882"/>
+    <w:basedOn w:val="886"/>
     <w:uiPriority w:val="99"/>
     <w:pPr>
       <w:pBdr/>
@@ -27398,9 +27469,9 @@
       </w:tcPr>
     </w:tblStylePr>
   </w:style>
-  <w:style w:type="table" w:styleId="747">
+  <w:style w:type="table" w:styleId="751">
     <w:name w:val="Grid Table 7 Colorful - Accent 1"/>
-    <w:basedOn w:val="882"/>
+    <w:basedOn w:val="886"/>
     <w:uiPriority w:val="99"/>
     <w:pPr>
       <w:pBdr/>
@@ -27652,9 +27723,9 @@
       </w:tcPr>
     </w:tblStylePr>
   </w:style>
-  <w:style w:type="table" w:styleId="748">
+  <w:style w:type="table" w:styleId="752">
     <w:name w:val="Grid Table 7 Colorful - Accent 2"/>
-    <w:basedOn w:val="882"/>
+    <w:basedOn w:val="886"/>
     <w:uiPriority w:val="99"/>
     <w:pPr>
       <w:pBdr/>
@@ -27906,9 +27977,9 @@
       </w:tcPr>
     </w:tblStylePr>
   </w:style>
-  <w:style w:type="table" w:styleId="749">
+  <w:style w:type="table" w:styleId="753">
     <w:name w:val="Grid Table 7 Colorful - Accent 3"/>
-    <w:basedOn w:val="882"/>
+    <w:basedOn w:val="886"/>
     <w:uiPriority w:val="99"/>
     <w:pPr>
       <w:pBdr/>
@@ -28160,9 +28231,9 @@
       </w:tcPr>
     </w:tblStylePr>
   </w:style>
-  <w:style w:type="table" w:styleId="750">
+  <w:style w:type="table" w:styleId="754">
     <w:name w:val="Grid Table 7 Colorful - Accent 4"/>
-    <w:basedOn w:val="882"/>
+    <w:basedOn w:val="886"/>
     <w:uiPriority w:val="99"/>
     <w:pPr>
       <w:pBdr/>
@@ -28414,9 +28485,9 @@
       </w:tcPr>
     </w:tblStylePr>
   </w:style>
-  <w:style w:type="table" w:styleId="751">
+  <w:style w:type="table" w:styleId="755">
     <w:name w:val="Grid Table 7 Colorful - Accent 5"/>
-    <w:basedOn w:val="882"/>
+    <w:basedOn w:val="886"/>
     <w:uiPriority w:val="99"/>
     <w:pPr>
       <w:pBdr/>
@@ -28668,9 +28739,9 @@
       </w:tcPr>
     </w:tblStylePr>
   </w:style>
-  <w:style w:type="table" w:styleId="752">
+  <w:style w:type="table" w:styleId="756">
     <w:name w:val="Grid Table 7 Colorful - Accent 6"/>
-    <w:basedOn w:val="882"/>
+    <w:basedOn w:val="886"/>
     <w:uiPriority w:val="99"/>
     <w:pPr>
       <w:pBdr/>
@@ -28922,9 +28993,9 @@
       </w:tcPr>
     </w:tblStylePr>
   </w:style>
-  <w:style w:type="table" w:styleId="753">
+  <w:style w:type="table" w:styleId="757">
     <w:name w:val="List Table 1 Light"/>
-    <w:basedOn w:val="882"/>
+    <w:basedOn w:val="886"/>
     <w:uiPriority w:val="99"/>
     <w:pPr>
       <w:pBdr/>
@@ -29138,9 +29209,9 @@
       </w:tcPr>
     </w:tblStylePr>
   </w:style>
-  <w:style w:type="table" w:styleId="754">
+  <w:style w:type="table" w:styleId="758">
     <w:name w:val="List Table 1 Light - Accent 1"/>
-    <w:basedOn w:val="882"/>
+    <w:basedOn w:val="886"/>
     <w:uiPriority w:val="99"/>
     <w:pPr>
       <w:pBdr/>
@@ -29354,9 +29425,9 @@
       </w:tcPr>
     </w:tblStylePr>
   </w:style>
-  <w:style w:type="table" w:styleId="755">
+  <w:style w:type="table" w:styleId="759">
     <w:name w:val="List Table 1 Light - Accent 2"/>
-    <w:basedOn w:val="882"/>
+    <w:basedOn w:val="886"/>
     <w:uiPriority w:val="99"/>
     <w:pPr>
       <w:pBdr/>
@@ -29570,9 +29641,9 @@
       </w:tcPr>
     </w:tblStylePr>
   </w:style>
-  <w:style w:type="table" w:styleId="756">
+  <w:style w:type="table" w:styleId="760">
     <w:name w:val="List Table 1 Light - Accent 3"/>
-    <w:basedOn w:val="882"/>
+    <w:basedOn w:val="886"/>
     <w:uiPriority w:val="99"/>
     <w:pPr>
       <w:pBdr/>
@@ -29786,9 +29857,9 @@
       </w:tcPr>
     </w:tblStylePr>
   </w:style>
-  <w:style w:type="table" w:styleId="757">
+  <w:style w:type="table" w:styleId="761">
     <w:name w:val="List Table 1 Light - Accent 4"/>
-    <w:basedOn w:val="882"/>
+    <w:basedOn w:val="886"/>
     <w:uiPriority w:val="99"/>
     <w:pPr>
       <w:pBdr/>
@@ -30002,9 +30073,9 @@
       </w:tcPr>
     </w:tblStylePr>
   </w:style>
-  <w:style w:type="table" w:styleId="758">
+  <w:style w:type="table" w:styleId="762">
     <w:name w:val="List Table 1 Light - Accent 5"/>
-    <w:basedOn w:val="882"/>
+    <w:basedOn w:val="886"/>
     <w:uiPriority w:val="99"/>
     <w:pPr>
       <w:pBdr/>
@@ -30218,9 +30289,9 @@
       </w:tcPr>
     </w:tblStylePr>
   </w:style>
-  <w:style w:type="table" w:styleId="759">
+  <w:style w:type="table" w:styleId="763">
     <w:name w:val="List Table 1 Light - Accent 6"/>
-    <w:basedOn w:val="882"/>
+    <w:basedOn w:val="886"/>
     <w:uiPriority w:val="99"/>
     <w:pPr>
       <w:pBdr/>
@@ -30434,9 +30505,9 @@
       </w:tcPr>
     </w:tblStylePr>
   </w:style>
-  <w:style w:type="table" w:styleId="760">
+  <w:style w:type="table" w:styleId="764">
     <w:name w:val="List Table 2"/>
-    <w:basedOn w:val="882"/>
+    <w:basedOn w:val="886"/>
     <w:uiPriority w:val="99"/>
     <w:pPr>
       <w:pBdr/>
@@ -30672,9 +30743,9 @@
       </w:tcPr>
     </w:tblStylePr>
   </w:style>
-  <w:style w:type="table" w:styleId="761">
+  <w:style w:type="table" w:styleId="765">
     <w:name w:val="List Table 2 - Accent 1"/>
-    <w:basedOn w:val="882"/>
+    <w:basedOn w:val="886"/>
     <w:uiPriority w:val="99"/>
     <w:pPr>
       <w:pBdr/>
@@ -30910,9 +30981,9 @@
       </w:tcPr>
     </w:tblStylePr>
   </w:style>
-  <w:style w:type="table" w:styleId="762">
+  <w:style w:type="table" w:styleId="766">
     <w:name w:val="List Table 2 - Accent 2"/>
-    <w:basedOn w:val="882"/>
+    <w:basedOn w:val="886"/>
     <w:uiPriority w:val="99"/>
     <w:pPr>
       <w:pBdr/>
@@ -31148,9 +31219,9 @@
       </w:tcPr>
     </w:tblStylePr>
   </w:style>
-  <w:style w:type="table" w:styleId="763">
+  <w:style w:type="table" w:styleId="767">
     <w:name w:val="List Table 2 - Accent 3"/>
-    <w:basedOn w:val="882"/>
+    <w:basedOn w:val="886"/>
     <w:uiPriority w:val="99"/>
     <w:pPr>
       <w:pBdr/>
@@ -31386,9 +31457,9 @@
       </w:tcPr>
     </w:tblStylePr>
   </w:style>
-  <w:style w:type="table" w:styleId="764">
+  <w:style w:type="table" w:styleId="768">
     <w:name w:val="List Table 2 - Accent 4"/>
-    <w:basedOn w:val="882"/>
+    <w:basedOn w:val="886"/>
     <w:uiPriority w:val="99"/>
     <w:pPr>
       <w:pBdr/>
@@ -31624,9 +31695,9 @@
       </w:tcPr>
     </w:tblStylePr>
   </w:style>
-  <w:style w:type="table" w:styleId="765">
+  <w:style w:type="table" w:styleId="769">
     <w:name w:val="List Table 2 - Accent 5"/>
-    <w:basedOn w:val="882"/>
+    <w:basedOn w:val="886"/>
     <w:uiPriority w:val="99"/>
     <w:pPr>
       <w:pBdr/>
@@ -31862,9 +31933,9 @@
       </w:tcPr>
     </w:tblStylePr>
   </w:style>
-  <w:style w:type="table" w:styleId="766">
+  <w:style w:type="table" w:styleId="770">
     <w:name w:val="List Table 2 - Accent 6"/>
-    <w:basedOn w:val="882"/>
+    <w:basedOn w:val="886"/>
     <w:uiPriority w:val="99"/>
     <w:pPr>
       <w:pBdr/>
@@ -32100,9 +32171,9 @@
       </w:tcPr>
     </w:tblStylePr>
   </w:style>
-  <w:style w:type="table" w:styleId="767">
+  <w:style w:type="table" w:styleId="771">
     <w:name w:val="List Table 3"/>
-    <w:basedOn w:val="882"/>
+    <w:basedOn w:val="886"/>
     <w:uiPriority w:val="99"/>
     <w:pPr>
       <w:pBdr/>
@@ -32328,9 +32399,9 @@
       </w:tcPr>
     </w:tblStylePr>
   </w:style>
-  <w:style w:type="table" w:styleId="768">
+  <w:style w:type="table" w:styleId="772">
     <w:name w:val="List Table 3 - Accent 1"/>
-    <w:basedOn w:val="882"/>
+    <w:basedOn w:val="886"/>
     <w:uiPriority w:val="99"/>
     <w:pPr>
       <w:pBdr/>
@@ -32556,9 +32627,9 @@
       </w:tcPr>
     </w:tblStylePr>
   </w:style>
-  <w:style w:type="table" w:styleId="769">
+  <w:style w:type="table" w:styleId="773">
     <w:name w:val="List Table 3 - Accent 2"/>
-    <w:basedOn w:val="882"/>
+    <w:basedOn w:val="886"/>
     <w:uiPriority w:val="99"/>
     <w:pPr>
       <w:pBdr/>
@@ -32784,9 +32855,9 @@
       </w:tcPr>
     </w:tblStylePr>
   </w:style>
-  <w:style w:type="table" w:styleId="770">
+  <w:style w:type="table" w:styleId="774">
     <w:name w:val="List Table 3 - Accent 3"/>
-    <w:basedOn w:val="882"/>
+    <w:basedOn w:val="886"/>
     <w:uiPriority w:val="99"/>
     <w:pPr>
       <w:pBdr/>
@@ -33012,9 +33083,9 @@
       </w:tcPr>
     </w:tblStylePr>
   </w:style>
-  <w:style w:type="table" w:styleId="771">
+  <w:style w:type="table" w:styleId="775">
     <w:name w:val="List Table 3 - Accent 4"/>
-    <w:basedOn w:val="882"/>
+    <w:basedOn w:val="886"/>
     <w:uiPriority w:val="99"/>
     <w:pPr>
       <w:pBdr/>
@@ -33240,9 +33311,9 @@
       </w:tcPr>
     </w:tblStylePr>
   </w:style>
-  <w:style w:type="table" w:styleId="772">
+  <w:style w:type="table" w:styleId="776">
     <w:name w:val="List Table 3 - Accent 5"/>
-    <w:basedOn w:val="882"/>
+    <w:basedOn w:val="886"/>
     <w:uiPriority w:val="99"/>
     <w:pPr>
       <w:pBdr/>
@@ -33468,9 +33539,9 @@
       </w:tcPr>
     </w:tblStylePr>
   </w:style>
-  <w:style w:type="table" w:styleId="773">
+  <w:style w:type="table" w:styleId="777">
     <w:name w:val="List Table 3 - Accent 6"/>
-    <w:basedOn w:val="882"/>
+    <w:basedOn w:val="886"/>
     <w:uiPriority w:val="99"/>
     <w:pPr>
       <w:pBdr/>
@@ -33696,9 +33767,9 @@
       </w:tcPr>
     </w:tblStylePr>
   </w:style>
-  <w:style w:type="table" w:styleId="774">
+  <w:style w:type="table" w:styleId="778">
     <w:name w:val="List Table 4"/>
-    <w:basedOn w:val="882"/>
+    <w:basedOn w:val="886"/>
     <w:uiPriority w:val="99"/>
     <w:pPr>
       <w:pBdr/>
@@ -33921,9 +33992,9 @@
       </w:tcPr>
     </w:tblStylePr>
   </w:style>
-  <w:style w:type="table" w:styleId="775">
+  <w:style w:type="table" w:styleId="779">
     <w:name w:val="List Table 4 - Accent 1"/>
-    <w:basedOn w:val="882"/>
+    <w:basedOn w:val="886"/>
     <w:uiPriority w:val="99"/>
     <w:pPr>
       <w:pBdr/>
@@ -34146,9 +34217,9 @@
       </w:tcPr>
     </w:tblStylePr>
   </w:style>
-  <w:style w:type="table" w:styleId="776">
+  <w:style w:type="table" w:styleId="780">
     <w:name w:val="List Table 4 - Accent 2"/>
-    <w:basedOn w:val="882"/>
+    <w:basedOn w:val="886"/>
     <w:uiPriority w:val="99"/>
     <w:pPr>
       <w:pBdr/>
@@ -34371,9 +34442,9 @@
       </w:tcPr>
     </w:tblStylePr>
   </w:style>
-  <w:style w:type="table" w:styleId="777">
+  <w:style w:type="table" w:styleId="781">
     <w:name w:val="List Table 4 - Accent 3"/>
-    <w:basedOn w:val="882"/>
+    <w:basedOn w:val="886"/>
     <w:uiPriority w:val="99"/>
     <w:pPr>
       <w:pBdr/>
@@ -34596,9 +34667,9 @@
       </w:tcPr>
     </w:tblStylePr>
   </w:style>
-  <w:style w:type="table" w:styleId="778">
+  <w:style w:type="table" w:styleId="782">
     <w:name w:val="List Table 4 - Accent 4"/>
-    <w:basedOn w:val="882"/>
+    <w:basedOn w:val="886"/>
     <w:uiPriority w:val="99"/>
     <w:pPr>
       <w:pBdr/>
@@ -34821,9 +34892,9 @@
       </w:tcPr>
     </w:tblStylePr>
   </w:style>
-  <w:style w:type="table" w:styleId="779">
+  <w:style w:type="table" w:styleId="783">
     <w:name w:val="List Table 4 - Accent 5"/>
-    <w:basedOn w:val="882"/>
+    <w:basedOn w:val="886"/>
     <w:uiPriority w:val="99"/>
     <w:pPr>
       <w:pBdr/>
@@ -35046,9 +35117,9 @@
       </w:tcPr>
     </w:tblStylePr>
   </w:style>
-  <w:style w:type="table" w:styleId="780">
+  <w:style w:type="table" w:styleId="784">
     <w:name w:val="List Table 4 - Accent 6"/>
-    <w:basedOn w:val="882"/>
+    <w:basedOn w:val="886"/>
     <w:uiPriority w:val="99"/>
     <w:pPr>
       <w:pBdr/>
@@ -35271,9 +35342,9 @@
       </w:tcPr>
     </w:tblStylePr>
   </w:style>
-  <w:style w:type="table" w:styleId="781">
+  <w:style w:type="table" w:styleId="785">
     <w:name w:val="List Table 5 Dark"/>
-    <w:basedOn w:val="882"/>
+    <w:basedOn w:val="886"/>
     <w:uiPriority w:val="99"/>
     <w:pPr>
       <w:pBdr/>
@@ -35513,9 +35584,9 @@
       </w:tcPr>
     </w:tblStylePr>
   </w:style>
-  <w:style w:type="table" w:styleId="782">
+  <w:style w:type="table" w:styleId="786">
     <w:name w:val="List Table 5 Dark - Accent 1"/>
-    <w:basedOn w:val="882"/>
+    <w:basedOn w:val="886"/>
     <w:uiPriority w:val="99"/>
     <w:pPr>
       <w:pBdr/>
@@ -35755,9 +35826,9 @@
       </w:tcPr>
     </w:tblStylePr>
   </w:style>
-  <w:style w:type="table" w:styleId="783">
+  <w:style w:type="table" w:styleId="787">
     <w:name w:val="List Table 5 Dark - Accent 2"/>
-    <w:basedOn w:val="882"/>
+    <w:basedOn w:val="886"/>
     <w:uiPriority w:val="99"/>
     <w:pPr>
       <w:pBdr/>
@@ -35997,9 +36068,9 @@
       </w:tcPr>
     </w:tblStylePr>
   </w:style>
-  <w:style w:type="table" w:styleId="784">
+  <w:style w:type="table" w:styleId="788">
     <w:name w:val="List Table 5 Dark - Accent 3"/>
-    <w:basedOn w:val="882"/>
+    <w:basedOn w:val="886"/>
     <w:uiPriority w:val="99"/>
     <w:pPr>
       <w:pBdr/>
@@ -36239,9 +36310,9 @@
       </w:tcPr>
     </w:tblStylePr>
   </w:style>
-  <w:style w:type="table" w:styleId="785">
+  <w:style w:type="table" w:styleId="789">
     <w:name w:val="List Table 5 Dark - Accent 4"/>
-    <w:basedOn w:val="882"/>
+    <w:basedOn w:val="886"/>
     <w:uiPriority w:val="99"/>
     <w:pPr>
       <w:pBdr/>
@@ -36481,9 +36552,9 @@
       </w:tcPr>
     </w:tblStylePr>
   </w:style>
-  <w:style w:type="table" w:styleId="786">
+  <w:style w:type="table" w:styleId="790">
     <w:name w:val="List Table 5 Dark - Accent 5"/>
-    <w:basedOn w:val="882"/>
+    <w:basedOn w:val="886"/>
     <w:uiPriority w:val="99"/>
     <w:pPr>
       <w:pBdr/>
@@ -36723,9 +36794,9 @@
       </w:tcPr>
     </w:tblStylePr>
   </w:style>
-  <w:style w:type="table" w:styleId="787">
+  <w:style w:type="table" w:styleId="791">
     <w:name w:val="List Table 5 Dark - Accent 6"/>
-    <w:basedOn w:val="882"/>
+    <w:basedOn w:val="886"/>
     <w:uiPriority w:val="99"/>
     <w:pPr>
       <w:pBdr/>
@@ -36965,9 +37036,9 @@
       </w:tcPr>
     </w:tblStylePr>
   </w:style>
-  <w:style w:type="table" w:styleId="788">
+  <w:style w:type="table" w:styleId="792">
     <w:name w:val="List Table 6 Colorful"/>
-    <w:basedOn w:val="882"/>
+    <w:basedOn w:val="886"/>
     <w:uiPriority w:val="99"/>
     <w:pPr>
       <w:pBdr/>
@@ -37188,9 +37259,9 @@
       </w:tcPr>
     </w:tblStylePr>
   </w:style>
-  <w:style w:type="table" w:styleId="789">
+  <w:style w:type="table" w:styleId="793">
     <w:name w:val="List Table 6 Colorful - Accent 1"/>
-    <w:basedOn w:val="882"/>
+    <w:basedOn w:val="886"/>
     <w:uiPriority w:val="99"/>
     <w:pPr>
       <w:pBdr/>
@@ -37411,9 +37482,9 @@
       </w:tcPr>
     </w:tblStylePr>
   </w:style>
-  <w:style w:type="table" w:styleId="790">
+  <w:style w:type="table" w:styleId="794">
     <w:name w:val="List Table 6 Colorful - Accent 2"/>
-    <w:basedOn w:val="882"/>
+    <w:basedOn w:val="886"/>
     <w:uiPriority w:val="99"/>
     <w:pPr>
       <w:pBdr/>
@@ -37634,9 +37705,9 @@
       </w:tcPr>
     </w:tblStylePr>
   </w:style>
-  <w:style w:type="table" w:styleId="791">
+  <w:style w:type="table" w:styleId="795">
     <w:name w:val="List Table 6 Colorful - Accent 3"/>
-    <w:basedOn w:val="882"/>
+    <w:basedOn w:val="886"/>
     <w:uiPriority w:val="99"/>
     <w:pPr>
       <w:pBdr/>
@@ -37857,9 +37928,9 @@
       </w:tcPr>
     </w:tblStylePr>
   </w:style>
-  <w:style w:type="table" w:styleId="792">
+  <w:style w:type="table" w:styleId="796">
     <w:name w:val="List Table 6 Colorful - Accent 4"/>
-    <w:basedOn w:val="882"/>
+    <w:basedOn w:val="886"/>
     <w:uiPriority w:val="99"/>
     <w:pPr>
       <w:pBdr/>
@@ -38080,9 +38151,9 @@
       </w:tcPr>
     </w:tblStylePr>
   </w:style>
-  <w:style w:type="table" w:styleId="793">
+  <w:style w:type="table" w:styleId="797">
     <w:name w:val="List Table 6 Colorful - Accent 5"/>
-    <w:basedOn w:val="882"/>
+    <w:basedOn w:val="886"/>
     <w:uiPriority w:val="99"/>
     <w:pPr>
       <w:pBdr/>
@@ -38303,9 +38374,9 @@
       </w:tcPr>
     </w:tblStylePr>
   </w:style>
-  <w:style w:type="table" w:styleId="794">
+  <w:style w:type="table" w:styleId="798">
     <w:name w:val="List Table 6 Colorful - Accent 6"/>
-    <w:basedOn w:val="882"/>
+    <w:basedOn w:val="886"/>
     <w:uiPriority w:val="99"/>
     <w:pPr>
       <w:pBdr/>
@@ -38526,9 +38597,9 @@
       </w:tcPr>
     </w:tblStylePr>
   </w:style>
-  <w:style w:type="table" w:styleId="795">
+  <w:style w:type="table" w:styleId="799">
     <w:name w:val="List Table 7 Colorful"/>
-    <w:basedOn w:val="882"/>
+    <w:basedOn w:val="886"/>
     <w:uiPriority w:val="99"/>
     <w:pPr>
       <w:pBdr/>
@@ -38782,9 +38853,9 @@
       </w:tcPr>
     </w:tblStylePr>
   </w:style>
-  <w:style w:type="table" w:styleId="796">
+  <w:style w:type="table" w:styleId="800">
     <w:name w:val="List Table 7 Colorful - Accent 1"/>
-    <w:basedOn w:val="882"/>
+    <w:basedOn w:val="886"/>
     <w:uiPriority w:val="99"/>
     <w:pPr>
       <w:pBdr/>
@@ -39038,9 +39109,9 @@
       </w:tcPr>
     </w:tblStylePr>
   </w:style>
-  <w:style w:type="table" w:styleId="797">
+  <w:style w:type="table" w:styleId="801">
     <w:name w:val="List Table 7 Colorful - Accent 2"/>
-    <w:basedOn w:val="882"/>
+    <w:basedOn w:val="886"/>
     <w:uiPriority w:val="99"/>
     <w:pPr>
       <w:pBdr/>
@@ -39294,9 +39365,9 @@
       </w:tcPr>
     </w:tblStylePr>
   </w:style>
-  <w:style w:type="table" w:styleId="798">
+  <w:style w:type="table" w:styleId="802">
     <w:name w:val="List Table 7 Colorful - Accent 3"/>
-    <w:basedOn w:val="882"/>
+    <w:basedOn w:val="886"/>
     <w:uiPriority w:val="99"/>
     <w:pPr>
       <w:pBdr/>
@@ -39550,9 +39621,9 @@
       </w:tcPr>
     </w:tblStylePr>
   </w:style>
-  <w:style w:type="table" w:styleId="799">
+  <w:style w:type="table" w:styleId="803">
     <w:name w:val="List Table 7 Colorful - Accent 4"/>
-    <w:basedOn w:val="882"/>
+    <w:basedOn w:val="886"/>
     <w:uiPriority w:val="99"/>
     <w:pPr>
       <w:pBdr/>
@@ -39806,9 +39877,9 @@
       </w:tcPr>
     </w:tblStylePr>
   </w:style>
-  <w:style w:type="table" w:styleId="800">
+  <w:style w:type="table" w:styleId="804">
     <w:name w:val="List Table 7 Colorful - Accent 5"/>
-    <w:basedOn w:val="882"/>
+    <w:basedOn w:val="886"/>
     <w:uiPriority w:val="99"/>
     <w:pPr>
       <w:pBdr/>
@@ -40062,9 +40133,9 @@
       </w:tcPr>
     </w:tblStylePr>
   </w:style>
-  <w:style w:type="table" w:styleId="801">
+  <w:style w:type="table" w:styleId="805">
     <w:name w:val="List Table 7 Colorful - Accent 6"/>
-    <w:basedOn w:val="882"/>
+    <w:basedOn w:val="886"/>
     <w:uiPriority w:val="99"/>
     <w:pPr>
       <w:pBdr/>
@@ -40318,9 +40389,9 @@
       </w:tcPr>
     </w:tblStylePr>
   </w:style>
-  <w:style w:type="table" w:styleId="802">
+  <w:style w:type="table" w:styleId="806">
     <w:name w:val="Lined - Accent"/>
-    <w:basedOn w:val="882"/>
+    <w:basedOn w:val="886"/>
     <w:uiPriority w:val="99"/>
     <w:pPr>
       <w:pBdr/>
@@ -40555,9 +40626,9 @@
       </w:tcPr>
     </w:tblStylePr>
   </w:style>
-  <w:style w:type="table" w:styleId="803">
+  <w:style w:type="table" w:styleId="807">
     <w:name w:val="Lined - Accent 1"/>
-    <w:basedOn w:val="882"/>
+    <w:basedOn w:val="886"/>
     <w:uiPriority w:val="99"/>
     <w:pPr>
       <w:pBdr/>
@@ -40792,9 +40863,9 @@
       </w:tcPr>
     </w:tblStylePr>
   </w:style>
-  <w:style w:type="table" w:styleId="804">
+  <w:style w:type="table" w:styleId="808">
     <w:name w:val="Lined - Accent 2"/>
-    <w:basedOn w:val="882"/>
+    <w:basedOn w:val="886"/>
     <w:uiPriority w:val="99"/>
     <w:pPr>
       <w:pBdr/>
@@ -41029,9 +41100,9 @@
       </w:tcPr>
     </w:tblStylePr>
   </w:style>
-  <w:style w:type="table" w:styleId="805">
+  <w:style w:type="table" w:styleId="809">
     <w:name w:val="Lined - Accent 3"/>
-    <w:basedOn w:val="882"/>
+    <w:basedOn w:val="886"/>
     <w:uiPriority w:val="99"/>
     <w:pPr>
       <w:pBdr/>
@@ -41266,9 +41337,9 @@
       </w:tcPr>
     </w:tblStylePr>
   </w:style>
-  <w:style w:type="table" w:styleId="806">
+  <w:style w:type="table" w:styleId="810">
     <w:name w:val="Lined - Accent 4"/>
-    <w:basedOn w:val="882"/>
+    <w:basedOn w:val="886"/>
     <w:uiPriority w:val="99"/>
     <w:pPr>
       <w:pBdr/>
@@ -41503,9 +41574,9 @@
       </w:tcPr>
     </w:tblStylePr>
   </w:style>
-  <w:style w:type="table" w:styleId="807">
+  <w:style w:type="table" w:styleId="811">
     <w:name w:val="Lined - Accent 5"/>
-    <w:basedOn w:val="882"/>
+    <w:basedOn w:val="886"/>
     <w:uiPriority w:val="99"/>
     <w:pPr>
       <w:pBdr/>
@@ -41740,9 +41811,9 @@
       </w:tcPr>
     </w:tblStylePr>
   </w:style>
-  <w:style w:type="table" w:styleId="808">
+  <w:style w:type="table" w:styleId="812">
     <w:name w:val="Lined - Accent 6"/>
-    <w:basedOn w:val="882"/>
+    <w:basedOn w:val="886"/>
     <w:uiPriority w:val="99"/>
     <w:pPr>
       <w:pBdr/>
@@ -41977,9 +42048,9 @@
       </w:tcPr>
     </w:tblStylePr>
   </w:style>
-  <w:style w:type="table" w:styleId="809">
+  <w:style w:type="table" w:styleId="813">
     <w:name w:val="Bordered &amp; Lined - Accent"/>
-    <w:basedOn w:val="882"/>
+    <w:basedOn w:val="886"/>
     <w:uiPriority w:val="99"/>
     <w:pPr>
       <w:pBdr/>
@@ -42221,9 +42292,9 @@
       </w:tcPr>
     </w:tblStylePr>
   </w:style>
-  <w:style w:type="table" w:styleId="810">
+  <w:style w:type="table" w:styleId="814">
     <w:name w:val="Bordered &amp; Lined - Accent 1"/>
-    <w:basedOn w:val="882"/>
+    <w:basedOn w:val="886"/>
     <w:uiPriority w:val="99"/>
     <w:pPr>
       <w:pBdr/>
@@ -42465,9 +42536,9 @@
       </w:tcPr>
     </w:tblStylePr>
   </w:style>
-  <w:style w:type="table" w:styleId="811">
+  <w:style w:type="table" w:styleId="815">
     <w:name w:val="Bordered &amp; Lined - Accent 2"/>
-    <w:basedOn w:val="882"/>
+    <w:basedOn w:val="886"/>
     <w:uiPriority w:val="99"/>
     <w:pPr>
       <w:pBdr/>
@@ -42709,9 +42780,9 @@
       </w:tcPr>
     </w:tblStylePr>
   </w:style>
-  <w:style w:type="table" w:styleId="812">
+  <w:style w:type="table" w:styleId="816">
     <w:name w:val="Bordered &amp; Lined - Accent 3"/>
-    <w:basedOn w:val="882"/>
+    <w:basedOn w:val="886"/>
     <w:uiPriority w:val="99"/>
     <w:pPr>
       <w:pBdr/>
@@ -42953,9 +43024,9 @@
       </w:tcPr>
     </w:tblStylePr>
   </w:style>
-  <w:style w:type="table" w:styleId="813">
+  <w:style w:type="table" w:styleId="817">
     <w:name w:val="Bordered &amp; Lined - Accent 4"/>
-    <w:basedOn w:val="882"/>
+    <w:basedOn w:val="886"/>
     <w:uiPriority w:val="99"/>
     <w:pPr>
       <w:pBdr/>
@@ -43197,9 +43268,9 @@
       </w:tcPr>
     </w:tblStylePr>
   </w:style>
-  <w:style w:type="table" w:styleId="814">
+  <w:style w:type="table" w:styleId="818">
     <w:name w:val="Bordered &amp; Lined - Accent 5"/>
-    <w:basedOn w:val="882"/>
+    <w:basedOn w:val="886"/>
     <w:uiPriority w:val="99"/>
     <w:pPr>
       <w:pBdr/>
@@ -43441,9 +43512,9 @@
       </w:tcPr>
     </w:tblStylePr>
   </w:style>
-  <w:style w:type="table" w:styleId="815">
+  <w:style w:type="table" w:styleId="819">
     <w:name w:val="Bordered &amp; Lined - Accent 6"/>
-    <w:basedOn w:val="882"/>
+    <w:basedOn w:val="886"/>
     <w:uiPriority w:val="99"/>
     <w:pPr>
       <w:pBdr/>
@@ -43685,9 +43756,9 @@
       </w:tcPr>
     </w:tblStylePr>
   </w:style>
-  <w:style w:type="table" w:styleId="816">
+  <w:style w:type="table" w:styleId="820">
     <w:name w:val="Bordered"/>
-    <w:basedOn w:val="882"/>
+    <w:basedOn w:val="886"/>
     <w:uiPriority w:val="99"/>
     <w:pPr>
       <w:pBdr/>
@@ -43916,9 +43987,9 @@
       </w:tcPr>
     </w:tblStylePr>
   </w:style>
-  <w:style w:type="table" w:styleId="817">
+  <w:style w:type="table" w:styleId="821">
     <w:name w:val="Bordered - Accent 1"/>
-    <w:basedOn w:val="882"/>
+    <w:basedOn w:val="886"/>
     <w:uiPriority w:val="99"/>
     <w:pPr>
       <w:pBdr/>
@@ -44147,9 +44218,9 @@
       </w:tcPr>
     </w:tblStylePr>
   </w:style>
-  <w:style w:type="table" w:styleId="818">
+  <w:style w:type="table" w:styleId="822">
     <w:name w:val="Bordered - Accent 2"/>
-    <w:basedOn w:val="882"/>
+    <w:basedOn w:val="886"/>
     <w:uiPriority w:val="99"/>
     <w:pPr>
       <w:pBdr/>
@@ -44378,9 +44449,9 @@
       </w:tcPr>
     </w:tblStylePr>
   </w:style>
-  <w:style w:type="table" w:styleId="819">
+  <w:style w:type="table" w:styleId="823">
     <w:name w:val="Bordered - Accent 3"/>
-    <w:basedOn w:val="882"/>
+    <w:basedOn w:val="886"/>
     <w:uiPriority w:val="99"/>
     <w:pPr>
       <w:pBdr/>
@@ -44609,9 +44680,9 @@
       </w:tcPr>
     </w:tblStylePr>
   </w:style>
-  <w:style w:type="table" w:styleId="820">
+  <w:style w:type="table" w:styleId="824">
     <w:name w:val="Bordered - Accent 4"/>
-    <w:basedOn w:val="882"/>
+    <w:basedOn w:val="886"/>
     <w:uiPriority w:val="99"/>
     <w:pPr>
       <w:pBdr/>
@@ -44840,9 +44911,9 @@
       </w:tcPr>
     </w:tblStylePr>
   </w:style>
-  <w:style w:type="table" w:styleId="821">
+  <w:style w:type="table" w:styleId="825">
     <w:name w:val="Bordered - Accent 5"/>
-    <w:basedOn w:val="882"/>
+    <w:basedOn w:val="886"/>
     <w:uiPriority w:val="99"/>
     <w:pPr>
       <w:pBdr/>
@@ -45071,9 +45142,9 @@
       </w:tcPr>
     </w:tblStylePr>
   </w:style>
-  <w:style w:type="table" w:styleId="822">
+  <w:style w:type="table" w:styleId="826">
     <w:name w:val="Bordered - Accent 6"/>
-    <w:basedOn w:val="882"/>
+    <w:basedOn w:val="886"/>
     <w:uiPriority w:val="99"/>
     <w:pPr>
       <w:pBdr/>
@@ -45302,11 +45373,11 @@
       </w:tcPr>
     </w:tblStylePr>
   </w:style>
-  <w:style w:type="paragraph" w:styleId="823">
+  <w:style w:type="paragraph" w:styleId="827">
     <w:name w:val="Heading 1"/>
-    <w:basedOn w:val="881"/>
-    <w:next w:val="881"/>
-    <w:link w:val="833"/>
+    <w:basedOn w:val="885"/>
+    <w:next w:val="885"/>
+    <w:link w:val="837"/>
     <w:uiPriority w:val="9"/>
     <w:qFormat/>
     <w:pPr>
@@ -45324,11 +45395,11 @@
       <w:szCs w:val="40"/>
     </w:rPr>
   </w:style>
-  <w:style w:type="paragraph" w:styleId="824">
+  <w:style w:type="paragraph" w:styleId="828">
     <w:name w:val="Heading 2"/>
-    <w:basedOn w:val="881"/>
-    <w:next w:val="881"/>
-    <w:link w:val="834"/>
+    <w:basedOn w:val="885"/>
+    <w:next w:val="885"/>
+    <w:link w:val="838"/>
     <w:uiPriority w:val="9"/>
     <w:unhideWhenUsed/>
     <w:qFormat/>
@@ -45347,11 +45418,11 @@
       <w:szCs w:val="32"/>
     </w:rPr>
   </w:style>
-  <w:style w:type="paragraph" w:styleId="825">
+  <w:style w:type="paragraph" w:styleId="829">
     <w:name w:val="Heading 3"/>
-    <w:basedOn w:val="881"/>
-    <w:next w:val="881"/>
-    <w:link w:val="835"/>
+    <w:basedOn w:val="885"/>
+    <w:next w:val="885"/>
+    <w:link w:val="839"/>
     <w:uiPriority w:val="9"/>
     <w:unhideWhenUsed/>
     <w:qFormat/>
@@ -45370,11 +45441,11 @@
       <w:szCs w:val="28"/>
     </w:rPr>
   </w:style>
-  <w:style w:type="paragraph" w:styleId="826">
+  <w:style w:type="paragraph" w:styleId="830">
     <w:name w:val="Heading 4"/>
-    <w:basedOn w:val="881"/>
-    <w:next w:val="881"/>
-    <w:link w:val="836"/>
+    <w:basedOn w:val="885"/>
+    <w:next w:val="885"/>
+    <w:link w:val="840"/>
     <w:uiPriority w:val="9"/>
     <w:unhideWhenUsed/>
     <w:qFormat/>
@@ -45393,11 +45464,11 @@
       <w:color w:val="0f4761" w:themeColor="accent1" w:themeShade="BF"/>
     </w:rPr>
   </w:style>
-  <w:style w:type="paragraph" w:styleId="827">
+  <w:style w:type="paragraph" w:styleId="831">
     <w:name w:val="Heading 5"/>
-    <w:basedOn w:val="881"/>
-    <w:next w:val="881"/>
-    <w:link w:val="837"/>
+    <w:basedOn w:val="885"/>
+    <w:next w:val="885"/>
+    <w:link w:val="841"/>
     <w:uiPriority w:val="9"/>
     <w:unhideWhenUsed/>
     <w:qFormat/>
@@ -45414,11 +45485,11 @@
       <w:color w:val="0f4761" w:themeColor="accent1" w:themeShade="BF"/>
     </w:rPr>
   </w:style>
-  <w:style w:type="paragraph" w:styleId="828">
+  <w:style w:type="paragraph" w:styleId="832">
     <w:name w:val="Heading 6"/>
-    <w:basedOn w:val="881"/>
-    <w:next w:val="881"/>
-    <w:link w:val="838"/>
+    <w:basedOn w:val="885"/>
+    <w:next w:val="885"/>
+    <w:link w:val="842"/>
     <w:uiPriority w:val="9"/>
     <w:unhideWhenUsed/>
     <w:qFormat/>
@@ -45437,11 +45508,11 @@
       <w:color w:val="595959" w:themeColor="text1" w:themeTint="A6"/>
     </w:rPr>
   </w:style>
-  <w:style w:type="paragraph" w:styleId="829">
+  <w:style w:type="paragraph" w:styleId="833">
     <w:name w:val="Heading 7"/>
-    <w:basedOn w:val="881"/>
-    <w:next w:val="881"/>
-    <w:link w:val="839"/>
+    <w:basedOn w:val="885"/>
+    <w:next w:val="885"/>
+    <w:link w:val="843"/>
     <w:uiPriority w:val="9"/>
     <w:unhideWhenUsed/>
     <w:qFormat/>
@@ -45458,11 +45529,11 @@
       <w:color w:val="595959" w:themeColor="text1" w:themeTint="A6"/>
     </w:rPr>
   </w:style>
-  <w:style w:type="paragraph" w:styleId="830">
+  <w:style w:type="paragraph" w:styleId="834">
     <w:name w:val="Heading 8"/>
-    <w:basedOn w:val="881"/>
-    <w:next w:val="881"/>
-    <w:link w:val="840"/>
+    <w:basedOn w:val="885"/>
+    <w:next w:val="885"/>
+    <w:link w:val="844"/>
     <w:uiPriority w:val="9"/>
     <w:unhideWhenUsed/>
     <w:qFormat/>
@@ -45481,11 +45552,11 @@
       <w:color w:val="272727" w:themeColor="text1" w:themeTint="D8"/>
     </w:rPr>
   </w:style>
-  <w:style w:type="paragraph" w:styleId="831">
+  <w:style w:type="paragraph" w:styleId="835">
     <w:name w:val="Heading 9"/>
-    <w:basedOn w:val="881"/>
-    <w:next w:val="881"/>
-    <w:link w:val="841"/>
+    <w:basedOn w:val="885"/>
+    <w:next w:val="885"/>
+    <w:link w:val="845"/>
     <w:uiPriority w:val="9"/>
     <w:unhideWhenUsed/>
     <w:qFormat/>
@@ -45504,7 +45575,7 @@
       <w:color w:val="272727" w:themeColor="text1" w:themeTint="D8"/>
     </w:rPr>
   </w:style>
-  <w:style w:type="character" w:styleId="832" w:default="1">
+  <w:style w:type="character" w:styleId="836" w:default="1">
     <w:name w:val="Default Paragraph Font"/>
     <w:uiPriority w:val="1"/>
     <w:semiHidden/>
@@ -45515,10 +45586,10 @@
       <w:ind/>
     </w:pPr>
   </w:style>
-  <w:style w:type="character" w:styleId="833">
+  <w:style w:type="character" w:styleId="837">
     <w:name w:val="Heading 1 Char"/>
-    <w:basedOn w:val="832"/>
-    <w:link w:val="823"/>
+    <w:basedOn w:val="836"/>
+    <w:link w:val="827"/>
     <w:uiPriority w:val="9"/>
     <w:pPr>
       <w:pBdr/>
@@ -45532,10 +45603,10 @@
       <w:szCs w:val="40"/>
     </w:rPr>
   </w:style>
-  <w:style w:type="character" w:styleId="834">
+  <w:style w:type="character" w:styleId="838">
     <w:name w:val="Heading 2 Char"/>
-    <w:basedOn w:val="832"/>
-    <w:link w:val="824"/>
+    <w:basedOn w:val="836"/>
+    <w:link w:val="828"/>
     <w:uiPriority w:val="9"/>
     <w:pPr>
       <w:pBdr/>
@@ -45549,10 +45620,10 @@
       <w:szCs w:val="32"/>
     </w:rPr>
   </w:style>
-  <w:style w:type="character" w:styleId="835">
+  <w:style w:type="character" w:styleId="839">
     <w:name w:val="Heading 3 Char"/>
-    <w:basedOn w:val="832"/>
-    <w:link w:val="825"/>
+    <w:basedOn w:val="836"/>
+    <w:link w:val="829"/>
     <w:uiPriority w:val="9"/>
     <w:pPr>
       <w:pBdr/>
@@ -45566,10 +45637,10 @@
       <w:szCs w:val="28"/>
     </w:rPr>
   </w:style>
-  <w:style w:type="character" w:styleId="836">
+  <w:style w:type="character" w:styleId="840">
     <w:name w:val="Heading 4 Char"/>
-    <w:basedOn w:val="832"/>
-    <w:link w:val="826"/>
+    <w:basedOn w:val="836"/>
+    <w:link w:val="830"/>
     <w:uiPriority w:val="9"/>
     <w:pPr>
       <w:pBdr/>
@@ -45583,10 +45654,10 @@
       <w:color w:val="0f4761" w:themeColor="accent1" w:themeShade="BF"/>
     </w:rPr>
   </w:style>
-  <w:style w:type="character" w:styleId="837">
+  <w:style w:type="character" w:styleId="841">
     <w:name w:val="Heading 5 Char"/>
-    <w:basedOn w:val="832"/>
-    <w:link w:val="827"/>
+    <w:basedOn w:val="836"/>
+    <w:link w:val="831"/>
     <w:uiPriority w:val="9"/>
     <w:pPr>
       <w:pBdr/>
@@ -45598,10 +45669,10 @@
       <w:color w:val="0f4761" w:themeColor="accent1" w:themeShade="BF"/>
     </w:rPr>
   </w:style>
-  <w:style w:type="character" w:styleId="838">
+  <w:style w:type="character" w:styleId="842">
     <w:name w:val="Heading 6 Char"/>
-    <w:basedOn w:val="832"/>
-    <w:link w:val="828"/>
+    <w:basedOn w:val="836"/>
+    <w:link w:val="832"/>
     <w:uiPriority w:val="9"/>
     <w:pPr>
       <w:pBdr/>
@@ -45615,10 +45686,10 @@
       <w:color w:val="595959" w:themeColor="text1" w:themeTint="A6"/>
     </w:rPr>
   </w:style>
-  <w:style w:type="character" w:styleId="839">
+  <w:style w:type="character" w:styleId="843">
     <w:name w:val="Heading 7 Char"/>
-    <w:basedOn w:val="832"/>
-    <w:link w:val="829"/>
+    <w:basedOn w:val="836"/>
+    <w:link w:val="833"/>
     <w:uiPriority w:val="9"/>
     <w:pPr>
       <w:pBdr/>
@@ -45630,10 +45701,10 @@
       <w:color w:val="595959" w:themeColor="text1" w:themeTint="A6"/>
     </w:rPr>
   </w:style>
-  <w:style w:type="character" w:styleId="840">
+  <w:style w:type="character" w:styleId="844">
     <w:name w:val="Heading 8 Char"/>
-    <w:basedOn w:val="832"/>
-    <w:link w:val="830"/>
+    <w:basedOn w:val="836"/>
+    <w:link w:val="834"/>
     <w:uiPriority w:val="9"/>
     <w:pPr>
       <w:pBdr/>
@@ -45647,10 +45718,10 @@
       <w:color w:val="272727" w:themeColor="text1" w:themeTint="D8"/>
     </w:rPr>
   </w:style>
-  <w:style w:type="character" w:styleId="841">
+  <w:style w:type="character" w:styleId="845">
     <w:name w:val="Heading 9 Char"/>
-    <w:basedOn w:val="832"/>
-    <w:link w:val="831"/>
+    <w:basedOn w:val="836"/>
+    <w:link w:val="835"/>
     <w:uiPriority w:val="9"/>
     <w:pPr>
       <w:pBdr/>
@@ -45664,11 +45735,11 @@
       <w:color w:val="272727" w:themeColor="text1" w:themeTint="D8"/>
     </w:rPr>
   </w:style>
-  <w:style w:type="paragraph" w:styleId="842">
+  <w:style w:type="paragraph" w:styleId="846">
     <w:name w:val="Title"/>
-    <w:basedOn w:val="881"/>
-    <w:next w:val="881"/>
-    <w:link w:val="843"/>
+    <w:basedOn w:val="885"/>
+    <w:next w:val="885"/>
+    <w:link w:val="847"/>
     <w:uiPriority w:val="10"/>
     <w:qFormat/>
     <w:pPr>
@@ -45684,10 +45755,10 @@
       <w:szCs w:val="56"/>
     </w:rPr>
   </w:style>
-  <w:style w:type="character" w:styleId="843">
+  <w:style w:type="character" w:styleId="847">
     <w:name w:val="Title Char"/>
-    <w:basedOn w:val="832"/>
-    <w:link w:val="842"/>
+    <w:basedOn w:val="836"/>
+    <w:link w:val="846"/>
     <w:uiPriority w:val="10"/>
     <w:pPr>
       <w:pBdr/>
@@ -45701,11 +45772,11 @@
       <w:szCs w:val="56"/>
     </w:rPr>
   </w:style>
-  <w:style w:type="paragraph" w:styleId="844">
+  <w:style w:type="paragraph" w:styleId="848">
     <w:name w:val="Subtitle"/>
-    <w:basedOn w:val="881"/>
-    <w:next w:val="881"/>
-    <w:link w:val="845"/>
+    <w:basedOn w:val="885"/>
+    <w:next w:val="885"/>
+    <w:link w:val="849"/>
     <w:uiPriority w:val="11"/>
     <w:qFormat/>
     <w:pPr>
@@ -45723,10 +45794,10 @@
       <w:szCs w:val="28"/>
     </w:rPr>
   </w:style>
-  <w:style w:type="character" w:styleId="845">
+  <w:style w:type="character" w:styleId="849">
     <w:name w:val="Subtitle Char"/>
-    <w:basedOn w:val="832"/>
-    <w:link w:val="844"/>
+    <w:basedOn w:val="836"/>
+    <w:link w:val="848"/>
     <w:uiPriority w:val="11"/>
     <w:pPr>
       <w:pBdr/>
@@ -45740,11 +45811,11 @@
       <w:szCs w:val="28"/>
     </w:rPr>
   </w:style>
-  <w:style w:type="paragraph" w:styleId="846">
+  <w:style w:type="paragraph" w:styleId="850">
     <w:name w:val="Quote"/>
-    <w:basedOn w:val="881"/>
-    <w:next w:val="881"/>
-    <w:link w:val="847"/>
+    <w:basedOn w:val="885"/>
+    <w:next w:val="885"/>
+    <w:link w:val="851"/>
     <w:uiPriority w:val="29"/>
     <w:qFormat/>
     <w:pPr>
@@ -45759,10 +45830,10 @@
       <w:color w:val="404040" w:themeColor="text1" w:themeTint="BF"/>
     </w:rPr>
   </w:style>
-  <w:style w:type="character" w:styleId="847">
+  <w:style w:type="character" w:styleId="851">
     <w:name w:val="Quote Char"/>
-    <w:basedOn w:val="832"/>
-    <w:link w:val="846"/>
+    <w:basedOn w:val="836"/>
+    <w:link w:val="850"/>
     <w:uiPriority w:val="29"/>
     <w:pPr>
       <w:pBdr/>
@@ -45775,9 +45846,9 @@
       <w:color w:val="404040" w:themeColor="text1" w:themeTint="BF"/>
     </w:rPr>
   </w:style>
-  <w:style w:type="character" w:styleId="848">
+  <w:style w:type="character" w:styleId="852">
     <w:name w:val="Intense Emphasis"/>
-    <w:basedOn w:val="832"/>
+    <w:basedOn w:val="836"/>
     <w:uiPriority w:val="21"/>
     <w:qFormat/>
     <w:pPr>
@@ -45791,11 +45862,11 @@
       <w:color w:val="0f4761" w:themeColor="accent1" w:themeShade="BF"/>
     </w:rPr>
   </w:style>
-  <w:style w:type="paragraph" w:styleId="849">
+  <w:style w:type="paragraph" w:styleId="853">
     <w:name w:val="Intense Quote"/>
-    <w:basedOn w:val="881"/>
-    <w:next w:val="881"/>
-    <w:link w:val="850"/>
+    <w:basedOn w:val="885"/>
+    <w:next w:val="885"/>
+    <w:link w:val="854"/>
     <w:uiPriority w:val="30"/>
     <w:qFormat/>
     <w:pPr>
@@ -45813,10 +45884,10 @@
       <w:color w:val="0f4761" w:themeColor="accent1" w:themeShade="BF"/>
     </w:rPr>
   </w:style>
-  <w:style w:type="character" w:styleId="850">
+  <w:style w:type="character" w:styleId="854">
     <w:name w:val="Intense Quote Char"/>
-    <w:basedOn w:val="832"/>
-    <w:link w:val="849"/>
+    <w:basedOn w:val="836"/>
+    <w:link w:val="853"/>
     <w:uiPriority w:val="30"/>
     <w:pPr>
       <w:pBdr/>
@@ -45829,9 +45900,9 @@
       <w:color w:val="0f4761" w:themeColor="accent1" w:themeShade="BF"/>
     </w:rPr>
   </w:style>
-  <w:style w:type="character" w:styleId="851">
+  <w:style w:type="character" w:styleId="855">
     <w:name w:val="Intense Reference"/>
-    <w:basedOn w:val="832"/>
+    <w:basedOn w:val="836"/>
     <w:uiPriority w:val="32"/>
     <w:qFormat/>
     <w:pPr>
@@ -45847,9 +45918,9 @@
       <w:spacing w:val="5"/>
     </w:rPr>
   </w:style>
-  <w:style w:type="character" w:styleId="852">
+  <w:style w:type="character" w:styleId="856">
     <w:name w:val="Subtle Emphasis"/>
-    <w:basedOn w:val="832"/>
+    <w:basedOn w:val="836"/>
     <w:uiPriority w:val="19"/>
     <w:qFormat/>
     <w:pPr>
@@ -45863,9 +45934,9 @@
       <w:color w:val="404040" w:themeColor="text1" w:themeTint="BF"/>
     </w:rPr>
   </w:style>
-  <w:style w:type="character" w:styleId="853">
+  <w:style w:type="character" w:styleId="857">
     <w:name w:val="Emphasis"/>
-    <w:basedOn w:val="832"/>
+    <w:basedOn w:val="836"/>
     <w:uiPriority w:val="20"/>
     <w:qFormat/>
     <w:pPr>
@@ -45878,9 +45949,9 @@
       <w:iCs/>
     </w:rPr>
   </w:style>
-  <w:style w:type="character" w:styleId="854">
+  <w:style w:type="character" w:styleId="858">
     <w:name w:val="Strong"/>
-    <w:basedOn w:val="832"/>
+    <w:basedOn w:val="836"/>
     <w:uiPriority w:val="22"/>
     <w:qFormat/>
     <w:pPr>
@@ -45893,9 +45964,9 @@
       <w:bCs/>
     </w:rPr>
   </w:style>
-  <w:style w:type="character" w:styleId="855">
+  <w:style w:type="character" w:styleId="859">
     <w:name w:val="Subtle Reference"/>
-    <w:basedOn w:val="832"/>
+    <w:basedOn w:val="836"/>
     <w:uiPriority w:val="31"/>
     <w:qFormat/>
     <w:pPr>
@@ -45908,9 +45979,9 @@
       <w:color w:val="5a5a5a" w:themeColor="text1" w:themeTint="A5"/>
     </w:rPr>
   </w:style>
-  <w:style w:type="character" w:styleId="856">
+  <w:style w:type="character" w:styleId="860">
     <w:name w:val="Book Title"/>
-    <w:basedOn w:val="832"/>
+    <w:basedOn w:val="836"/>
     <w:uiPriority w:val="33"/>
     <w:qFormat/>
     <w:pPr>
@@ -45926,10 +45997,10 @@
       <w:spacing w:val="5"/>
     </w:rPr>
   </w:style>
-  <w:style w:type="paragraph" w:styleId="857">
+  <w:style w:type="paragraph" w:styleId="861">
     <w:name w:val="Header"/>
-    <w:basedOn w:val="881"/>
-    <w:link w:val="858"/>
+    <w:basedOn w:val="885"/>
+    <w:link w:val="862"/>
     <w:uiPriority w:val="99"/>
     <w:unhideWhenUsed/>
     <w:pPr>
@@ -45942,10 +46013,10 @@
       <w:ind/>
     </w:pPr>
   </w:style>
-  <w:style w:type="character" w:styleId="858">
+  <w:style w:type="character" w:styleId="862">
     <w:name w:val="Header Char"/>
-    <w:basedOn w:val="832"/>
-    <w:link w:val="857"/>
+    <w:basedOn w:val="836"/>
+    <w:link w:val="861"/>
     <w:uiPriority w:val="99"/>
     <w:pPr>
       <w:pBdr/>
@@ -45953,10 +46024,10 @@
       <w:ind/>
     </w:pPr>
   </w:style>
-  <w:style w:type="paragraph" w:styleId="859">
+  <w:style w:type="paragraph" w:styleId="863">
     <w:name w:val="Footer"/>
-    <w:basedOn w:val="881"/>
-    <w:link w:val="860"/>
+    <w:basedOn w:val="885"/>
+    <w:link w:val="864"/>
     <w:uiPriority w:val="99"/>
     <w:unhideWhenUsed/>
     <w:pPr>
@@ -45969,10 +46040,10 @@
       <w:ind/>
     </w:pPr>
   </w:style>
-  <w:style w:type="character" w:styleId="860">
+  <w:style w:type="character" w:styleId="864">
     <w:name w:val="Footer Char"/>
-    <w:basedOn w:val="832"/>
-    <w:link w:val="859"/>
+    <w:basedOn w:val="836"/>
+    <w:link w:val="863"/>
     <w:uiPriority w:val="99"/>
     <w:pPr>
       <w:pBdr/>
@@ -45980,10 +46051,10 @@
       <w:ind/>
     </w:pPr>
   </w:style>
-  <w:style w:type="paragraph" w:styleId="861">
+  <w:style w:type="paragraph" w:styleId="865">
     <w:name w:val="Caption"/>
-    <w:basedOn w:val="881"/>
-    <w:next w:val="881"/>
+    <w:basedOn w:val="885"/>
+    <w:next w:val="885"/>
     <w:uiPriority w:val="35"/>
     <w:unhideWhenUsed/>
     <w:qFormat/>
@@ -46000,10 +46071,10 @@
       <w:szCs w:val="18"/>
     </w:rPr>
   </w:style>
-  <w:style w:type="paragraph" w:styleId="862">
+  <w:style w:type="paragraph" w:styleId="866">
     <w:name w:val="footnote text"/>
-    <w:basedOn w:val="881"/>
-    <w:link w:val="863"/>
+    <w:basedOn w:val="885"/>
+    <w:link w:val="867"/>
     <w:uiPriority w:val="99"/>
     <w:semiHidden/>
     <w:unhideWhenUsed/>
@@ -46017,10 +46088,10 @@
       <w:szCs w:val="20"/>
     </w:rPr>
   </w:style>
-  <w:style w:type="character" w:styleId="863">
+  <w:style w:type="character" w:styleId="867">
     <w:name w:val="Footnote Text Char"/>
-    <w:basedOn w:val="832"/>
-    <w:link w:val="862"/>
+    <w:basedOn w:val="836"/>
+    <w:link w:val="866"/>
     <w:uiPriority w:val="99"/>
     <w:semiHidden/>
     <w:pPr>
@@ -46033,9 +46104,9 @@
       <w:szCs w:val="20"/>
     </w:rPr>
   </w:style>
-  <w:style w:type="character" w:styleId="864">
+  <w:style w:type="character" w:styleId="868">
     <w:name w:val="footnote reference"/>
-    <w:basedOn w:val="832"/>
+    <w:basedOn w:val="836"/>
     <w:uiPriority w:val="99"/>
     <w:semiHidden/>
     <w:unhideWhenUsed/>
@@ -46048,10 +46119,10 @@
       <w:vertAlign w:val="superscript"/>
     </w:rPr>
   </w:style>
-  <w:style w:type="paragraph" w:styleId="865">
+  <w:style w:type="paragraph" w:styleId="869">
     <w:name w:val="endnote text"/>
-    <w:basedOn w:val="881"/>
-    <w:link w:val="866"/>
+    <w:basedOn w:val="885"/>
+    <w:link w:val="870"/>
     <w:uiPriority w:val="99"/>
     <w:semiHidden/>
     <w:unhideWhenUsed/>
@@ -46065,10 +46136,10 @@
       <w:szCs w:val="20"/>
     </w:rPr>
   </w:style>
-  <w:style w:type="character" w:styleId="866">
+  <w:style w:type="character" w:styleId="870">
     <w:name w:val="Endnote Text Char"/>
-    <w:basedOn w:val="832"/>
-    <w:link w:val="865"/>
+    <w:basedOn w:val="836"/>
+    <w:link w:val="869"/>
     <w:uiPriority w:val="99"/>
     <w:semiHidden/>
     <w:pPr>
@@ -46081,9 +46152,9 @@
       <w:szCs w:val="20"/>
     </w:rPr>
   </w:style>
-  <w:style w:type="character" w:styleId="867">
+  <w:style w:type="character" w:styleId="871">
     <w:name w:val="endnote reference"/>
-    <w:basedOn w:val="832"/>
+    <w:basedOn w:val="836"/>
     <w:uiPriority w:val="99"/>
     <w:semiHidden/>
     <w:unhideWhenUsed/>
@@ -46096,9 +46167,9 @@
       <w:vertAlign w:val="superscript"/>
     </w:rPr>
   </w:style>
-  <w:style w:type="character" w:styleId="868">
+  <w:style w:type="character" w:styleId="872">
     <w:name w:val="Hyperlink"/>
-    <w:basedOn w:val="832"/>
+    <w:basedOn w:val="836"/>
     <w:uiPriority w:val="99"/>
     <w:unhideWhenUsed/>
     <w:pPr>
@@ -46111,9 +46182,9 @@
       <w:u w:val="single"/>
     </w:rPr>
   </w:style>
-  <w:style w:type="character" w:styleId="869">
+  <w:style w:type="character" w:styleId="873">
     <w:name w:val="FollowedHyperlink"/>
-    <w:basedOn w:val="832"/>
+    <w:basedOn w:val="836"/>
     <w:uiPriority w:val="99"/>
     <w:semiHidden/>
     <w:unhideWhenUsed/>
@@ -46127,10 +46198,10 @@
       <w:u w:val="single"/>
     </w:rPr>
   </w:style>
-  <w:style w:type="paragraph" w:styleId="870">
+  <w:style w:type="paragraph" w:styleId="874">
     <w:name w:val="toc 1"/>
-    <w:basedOn w:val="881"/>
-    <w:next w:val="881"/>
+    <w:basedOn w:val="885"/>
+    <w:next w:val="885"/>
     <w:uiPriority w:val="39"/>
     <w:unhideWhenUsed/>
     <w:pPr>
@@ -46139,10 +46210,10 @@
       <w:ind/>
     </w:pPr>
   </w:style>
-  <w:style w:type="paragraph" w:styleId="871">
+  <w:style w:type="paragraph" w:styleId="875">
     <w:name w:val="toc 2"/>
-    <w:basedOn w:val="881"/>
-    <w:next w:val="881"/>
+    <w:basedOn w:val="885"/>
+    <w:next w:val="885"/>
     <w:uiPriority w:val="39"/>
     <w:unhideWhenUsed/>
     <w:pPr>
@@ -46151,10 +46222,10 @@
       <w:ind w:left="220"/>
     </w:pPr>
   </w:style>
-  <w:style w:type="paragraph" w:styleId="872">
+  <w:style w:type="paragraph" w:styleId="876">
     <w:name w:val="toc 3"/>
-    <w:basedOn w:val="881"/>
-    <w:next w:val="881"/>
+    <w:basedOn w:val="885"/>
+    <w:next w:val="885"/>
     <w:uiPriority w:val="39"/>
     <w:unhideWhenUsed/>
     <w:pPr>
@@ -46163,10 +46234,10 @@
       <w:ind w:left="440"/>
     </w:pPr>
   </w:style>
-  <w:style w:type="paragraph" w:styleId="873">
+  <w:style w:type="paragraph" w:styleId="877">
     <w:name w:val="toc 4"/>
-    <w:basedOn w:val="881"/>
-    <w:next w:val="881"/>
+    <w:basedOn w:val="885"/>
+    <w:next w:val="885"/>
     <w:uiPriority w:val="39"/>
     <w:unhideWhenUsed/>
     <w:pPr>
@@ -46175,10 +46246,10 @@
       <w:ind w:left="660"/>
     </w:pPr>
   </w:style>
-  <w:style w:type="paragraph" w:styleId="874">
+  <w:style w:type="paragraph" w:styleId="878">
     <w:name w:val="toc 5"/>
-    <w:basedOn w:val="881"/>
-    <w:next w:val="881"/>
+    <w:basedOn w:val="885"/>
+    <w:next w:val="885"/>
     <w:uiPriority w:val="39"/>
     <w:unhideWhenUsed/>
     <w:pPr>
@@ -46187,10 +46258,10 @@
       <w:ind w:left="880"/>
     </w:pPr>
   </w:style>
-  <w:style w:type="paragraph" w:styleId="875">
+  <w:style w:type="paragraph" w:styleId="879">
     <w:name w:val="toc 6"/>
-    <w:basedOn w:val="881"/>
-    <w:next w:val="881"/>
+    <w:basedOn w:val="885"/>
+    <w:next w:val="885"/>
     <w:uiPriority w:val="39"/>
     <w:unhideWhenUsed/>
     <w:pPr>
@@ -46199,10 +46270,10 @@
       <w:ind w:left="1100"/>
     </w:pPr>
   </w:style>
-  <w:style w:type="paragraph" w:styleId="876">
+  <w:style w:type="paragraph" w:styleId="880">
     <w:name w:val="toc 7"/>
-    <w:basedOn w:val="881"/>
-    <w:next w:val="881"/>
+    <w:basedOn w:val="885"/>
+    <w:next w:val="885"/>
     <w:uiPriority w:val="39"/>
     <w:unhideWhenUsed/>
     <w:pPr>
@@ -46211,10 +46282,10 @@
       <w:ind w:left="1320"/>
     </w:pPr>
   </w:style>
-  <w:style w:type="paragraph" w:styleId="877">
+  <w:style w:type="paragraph" w:styleId="881">
     <w:name w:val="toc 8"/>
-    <w:basedOn w:val="881"/>
-    <w:next w:val="881"/>
+    <w:basedOn w:val="885"/>
+    <w:next w:val="885"/>
     <w:uiPriority w:val="39"/>
     <w:unhideWhenUsed/>
     <w:pPr>
@@ -46223,10 +46294,10 @@
       <w:ind w:left="1540"/>
     </w:pPr>
   </w:style>
-  <w:style w:type="paragraph" w:styleId="878">
+  <w:style w:type="paragraph" w:styleId="882">
     <w:name w:val="toc 9"/>
-    <w:basedOn w:val="881"/>
-    <w:next w:val="881"/>
+    <w:basedOn w:val="885"/>
+    <w:next w:val="885"/>
     <w:uiPriority w:val="39"/>
     <w:unhideWhenUsed/>
     <w:pPr>
@@ -46235,7 +46306,7 @@
       <w:ind w:left="1760"/>
     </w:pPr>
   </w:style>
-  <w:style w:type="paragraph" w:styleId="879">
+  <w:style w:type="paragraph" w:styleId="883">
     <w:name w:val="TOC Heading"/>
     <w:uiPriority w:val="39"/>
     <w:unhideWhenUsed/>
@@ -46245,10 +46316,10 @@
       <w:ind/>
     </w:pPr>
   </w:style>
-  <w:style w:type="paragraph" w:styleId="880">
+  <w:style w:type="paragraph" w:styleId="884">
     <w:name w:val="table of figures"/>
-    <w:basedOn w:val="881"/>
-    <w:next w:val="881"/>
+    <w:basedOn w:val="885"/>
+    <w:next w:val="885"/>
     <w:uiPriority w:val="99"/>
     <w:unhideWhenUsed/>
     <w:pPr>
@@ -46257,7 +46328,7 @@
       <w:ind/>
     </w:pPr>
   </w:style>
-  <w:style w:type="paragraph" w:styleId="881" w:default="1">
+  <w:style w:type="paragraph" w:styleId="885" w:default="1">
     <w:name w:val="Normal"/>
     <w:qFormat/>
     <w:pPr>
@@ -46266,7 +46337,7 @@
       <w:ind/>
     </w:pPr>
   </w:style>
-  <w:style w:type="table" w:styleId="882" w:default="1">
+  <w:style w:type="table" w:styleId="886" w:default="1">
     <w:name w:val="Normal Table"/>
     <w:uiPriority w:val="99"/>
     <w:semiHidden/>
@@ -46459,7 +46530,7 @@
       </w:tcPr>
     </w:tblStylePr>
   </w:style>
-  <w:style w:type="numbering" w:styleId="883" w:default="1">
+  <w:style w:type="numbering" w:styleId="887" w:default="1">
     <w:name w:val="No List"/>
     <w:uiPriority w:val="99"/>
     <w:semiHidden/>
@@ -46470,9 +46541,9 @@
       <w:ind/>
     </w:pPr>
   </w:style>
-  <w:style w:type="paragraph" w:styleId="884">
+  <w:style w:type="paragraph" w:styleId="888">
     <w:name w:val="No Spacing"/>
-    <w:basedOn w:val="881"/>
+    <w:basedOn w:val="885"/>
     <w:uiPriority w:val="1"/>
     <w:qFormat/>
     <w:pPr>
@@ -46481,9 +46552,9 @@
       <w:ind/>
     </w:pPr>
   </w:style>
-  <w:style w:type="paragraph" w:styleId="885">
+  <w:style w:type="paragraph" w:styleId="889">
     <w:name w:val="List Paragraph"/>
-    <w:basedOn w:val="881"/>
+    <w:basedOn w:val="885"/>
     <w:uiPriority w:val="34"/>
     <w:qFormat/>
     <w:pPr>
